--- a/research/03 Drafts/Milestone 3 - Cost of Capital Memo.docx
+++ b/research/03 Drafts/Milestone 3 - Cost of Capital Memo.docx
@@ -8,9 +8,6 @@
         <w:pStyle w:val="Heading1"/>
       </w:pPr>
       <w:r>
-        <w:rPr>
-          <w:color w:val="000000"/>
-        </w:rPr>
         <w:t xml:space="preserve">Project Milestone 3: Cost of Capital Memo</w:t>
       </w:r>
     </w:p>
@@ -22,98 +19,61 @@
         <w:rPr>
           <w:b/>
           <w:bCs/>
-          <w:color w:val="000000"/>
         </w:rPr>
         <w:t xml:space="preserve">Company:</w:t>
       </w:r>
       <w:r>
-        <w:rPr>
-          <w:color w:val="000000"/>
-        </w:rPr>
         <w:t xml:space="preserve"> </w:t>
       </w:r>
       <w:r>
-        <w:rPr>
-          <w:color w:val="000000"/>
-        </w:rPr>
         <w:t xml:space="preserve">The Hershey Company (NYSE: HSY)</w:t>
       </w:r>
       <w:r>
-        <w:rPr>
-          <w:color w:val="000000"/>
-        </w:rPr>
         <w:t xml:space="preserve"> </w:t>
       </w:r>
       <w:r>
         <w:rPr>
           <w:b/>
           <w:bCs/>
-          <w:color w:val="000000"/>
         </w:rPr>
         <w:t xml:space="preserve">Team:</w:t>
       </w:r>
       <w:r>
-        <w:rPr>
-          <w:color w:val="000000"/>
-        </w:rPr>
         <w:t xml:space="preserve"> </w:t>
       </w:r>
       <w:r>
-        <w:rPr>
-          <w:color w:val="000000"/>
-        </w:rPr>
         <w:t xml:space="preserve">Chris Lester</w:t>
       </w:r>
       <w:r>
-        <w:rPr>
-          <w:color w:val="000000"/>
-        </w:rPr>
         <w:t xml:space="preserve"> </w:t>
       </w:r>
       <w:r>
         <w:rPr>
           <w:b/>
           <w:bCs/>
-          <w:color w:val="000000"/>
         </w:rPr>
         <w:t xml:space="preserve">Date:</w:t>
       </w:r>
       <w:r>
-        <w:rPr>
-          <w:color w:val="000000"/>
-        </w:rPr>
         <w:t xml:space="preserve"> </w:t>
       </w:r>
       <w:r>
-        <w:rPr>
-          <w:color w:val="000000"/>
-        </w:rPr>
         <w:t xml:space="preserve">2026-10-05</w:t>
       </w:r>
       <w:r>
-        <w:rPr>
-          <w:color w:val="000000"/>
-        </w:rPr>
         <w:t xml:space="preserve"> </w:t>
       </w:r>
       <w:r>
         <w:rPr>
           <w:b/>
           <w:bCs/>
-          <w:color w:val="000000"/>
         </w:rPr>
         <w:t xml:space="preserve">Conclusion:</w:t>
       </w:r>
       <w:r>
-        <w:rPr>
-          <w:color w:val="000000"/>
-        </w:rPr>
         <w:t xml:space="preserve"> </w:t>
       </w:r>
       <w:r>
-        <w:rPr>
-          <w:color w:val="000000"/>
-        </w:rPr>
         <w:t xml:space="preserve">Hershey’s weighted average cost of capital is 6.78 percent: a 7.11 percent cost of equity on 87.4 percent of the capital and a 4.49 percent after-tax cost of debt on 12.6 percent. No size, private-firm, or country risk adjustment applies. The inputs are on the WACC calculation tab of our Q&amp;D workbook [S9], and each one below is tagged Reported (R), Derived (D), or Estimate (E).</w:t>
       </w:r>
     </w:p>
@@ -123,9 +83,6 @@
         <w:pStyle w:val="Heading2"/>
       </w:pPr>
       <w:r>
-        <w:rPr>
-          <w:color w:val="000000"/>
-        </w:rPr>
         <w:t xml:space="preserve">1. Cost of equity: 7.11 percent</w:t>
       </w:r>
     </w:p>
@@ -134,9 +91,6 @@
         <w:pStyle w:val="FirstParagraph"/>
       </w:pPr>
       <w:r>
-        <w:rPr>
-          <w:color w:val="000000"/>
-        </w:rPr>
         <w:t xml:space="preserve">Cost of equity = risk-free rate + beta x equity risk premium = 5.28% + 0.4102 x 4.46% = 7.11%.</w:t>
       </w:r>
     </w:p>
@@ -148,20 +102,13 @@
         <w:rPr>
           <w:b/>
           <w:bCs/>
-          <w:color w:val="000000"/>
         </w:rPr>
         <w:t xml:space="preserve">Risk-free rate, 5.28 percent (R).</w:t>
       </w:r>
       <w:r>
-        <w:rPr>
-          <w:color w:val="000000"/>
-        </w:rPr>
         <w:t xml:space="preserve"> </w:t>
       </w:r>
       <w:r>
-        <w:rPr>
-          <w:color w:val="000000"/>
-        </w:rPr>
         <w:t xml:space="preserve">The 10-year US Treasury par yield on October 2, 2026 [S13]. Our cash flows are in US dollars, so a US Treasury rate is the default-free rate that matches them.</w:t>
       </w:r>
     </w:p>
@@ -173,20 +120,13 @@
         <w:rPr>
           <w:b/>
           <w:bCs/>
-          <w:color w:val="000000"/>
         </w:rPr>
         <w:t xml:space="preserve">Equity risk premium, 4.46 percent (R).</w:t>
       </w:r>
       <w:r>
-        <w:rPr>
-          <w:color w:val="000000"/>
-        </w:rPr>
         <w:t xml:space="preserve"> </w:t>
       </w:r>
       <w:r>
-        <w:rPr>
-          <w:color w:val="000000"/>
-        </w:rPr>
         <w:t xml:space="preserve">Damodaran’s total equity risk premium for the United States, January 2026 [S12]. It is his implied premium for the S&amp;P 500 and already includes the US country default spread of 0.23 percent.</w:t>
       </w:r>
     </w:p>
@@ -198,20 +138,13 @@
         <w:rPr>
           <w:b/>
           <w:bCs/>
-          <w:color w:val="000000"/>
         </w:rPr>
         <w:t xml:space="preserve">Beta, 0.4102 (E).</w:t>
       </w:r>
       <w:r>
-        <w:rPr>
-          <w:color w:val="000000"/>
-        </w:rPr>
         <w:t xml:space="preserve"> </w:t>
       </w:r>
       <w:r>
-        <w:rPr>
-          <w:color w:val="000000"/>
-        </w:rPr>
         <w:t xml:space="preserve">We ran a regression of Hershey’s monthly excess returns on the S&amp;P 500’s (SPY), with BIL as the risk-free return, over the 60 months from September 2021 to August 2026 [S14]. The raw beta is 0.1153 (D). Its standard error is 0.195 and the R-squared is 0.006, so the raw figure cannot be told apart from zero. We therefore use the adjusted beta, (2/3) x 0.1153 + (1/3) x 1 = 0.4102, which pulls a noisy estimate toward the market average of 1. This is our judgment (Chris Lester). A defensive consumer staple should have a low beta, but not one near zero.</w:t>
       </w:r>
     </w:p>
@@ -223,21 +156,14 @@
         <w:rPr>
           <w:b/>
           <w:bCs/>
-          <w:color w:val="000000"/>
         </w:rPr>
-        <w:t xml:space="preserve">Cross-check: bottom-up beta, 0.49 (D).</w:t>
-      </w:r>
-      <w:r>
-        <w:rPr>
-          <w:color w:val="000000"/>
-        </w:rPr>
+        <w:t xml:space="preserve">Cross-checks on the WACC tab.</w:t>
+      </w:r>
+      <w:r>
         <w:t xml:space="preserve"> </w:t>
       </w:r>
       <w:r>
-        <w:rPr>
-          <w:color w:val="000000"/>
-        </w:rPr>
-        <w:t xml:space="preserve">Damodaran’s 78 US food processing firms have an average beta of 0.61, a debt-to-equity ratio of 43.73 percent, and a tax rate of 10.37 percent [S10]. Unlevered: 0.61 / (1 + (1 - 0.1037) x 0.4373) = 0.44. Relevered at Hershey’s debt-to-equity of 14.37 percent (4,681 / 32,582.6) and our 22.96 percent tax rate: 0.44 x (1 + (1 - 0.2296) x 0.1437) = 0.49. On that beta the cost of equity would be 7.45 percent and the WACC 7.08 percent. Both methods put Hershey well below the market’s beta of 1. We keep the adjusted regression beta because it is the workbook’s input; Module 4’s sensitivity table will show what the 0.30-point difference in WACC does to value.</w:t>
+        <w:t xml:space="preserve">Hamada’s method gives 0.35 (D): Damodaran’s food processing average beta of 0.61, at a 43.73 percent debt-to-equity ratio and a 10.37 percent tax rate [S10], unlevered and then relevered at Hershey’s debt-to-equity of 14.37 percent and our 22.96 percent tax rate. FactSet’s beta is 0.34 (R) [S8]. All three methods put Hershey far below the market’s beta of 1, as a defensive consumer staple should be. We use the adjusted regression beta, the highest of the three, which keeps the cost of equity conservative.</w:t>
       </w:r>
     </w:p>
     <w:bookmarkEnd w:id="9"/>
@@ -247,9 +173,6 @@
         <w:pStyle w:val="Heading2"/>
       </w:pPr>
       <w:r>
-        <w:rPr>
-          <w:color w:val="000000"/>
-        </w:rPr>
         <w:t xml:space="preserve">2. Cost of debt: 5.83 percent before tax, 4.49 percent after tax</w:t>
       </w:r>
     </w:p>
@@ -261,20 +184,13 @@
         <w:rPr>
           <w:b/>
           <w:bCs/>
-          <w:color w:val="000000"/>
         </w:rPr>
         <w:t xml:space="preserve">Interest coverage, 7.58 (D).</w:t>
       </w:r>
       <w:r>
-        <w:rPr>
-          <w:color w:val="000000"/>
-        </w:rPr>
         <w:t xml:space="preserve"> </w:t>
       </w:r>
       <w:r>
-        <w:rPr>
-          <w:color w:val="000000"/>
-        </w:rPr>
         <w:t xml:space="preserve">FY2025 operating income of 1,441.5 divided by net interest expense of 190.2 [S1, pages 27 and 53].</w:t>
       </w:r>
     </w:p>
@@ -286,20 +202,13 @@
         <w:rPr>
           <w:b/>
           <w:bCs/>
-          <w:color w:val="000000"/>
         </w:rPr>
         <w:t xml:space="preserve">Synthetic rating and spread, Aa2/AA and 0.55 percent (R).</w:t>
       </w:r>
       <w:r>
-        <w:rPr>
-          <w:color w:val="000000"/>
-        </w:rPr>
         <w:t xml:space="preserve"> </w:t>
       </w:r>
       <w:r>
-        <w:rPr>
-          <w:color w:val="000000"/>
-        </w:rPr>
         <w:t xml:space="preserve">For large non-financial firms, Damodaran’s table maps coverage between 6.5 and 8.5 to Aa2/AA with a 0.55 percent default spread (January 2026) [S11].</w:t>
       </w:r>
     </w:p>
@@ -311,20 +220,13 @@
         <w:rPr>
           <w:b/>
           <w:bCs/>
-          <w:color w:val="000000"/>
         </w:rPr>
         <w:t xml:space="preserve">Pre-tax cost of debt, 5.83 percent (D).</w:t>
       </w:r>
       <w:r>
-        <w:rPr>
-          <w:color w:val="000000"/>
-        </w:rPr>
         <w:t xml:space="preserve"> </w:t>
       </w:r>
       <w:r>
-        <w:rPr>
-          <w:color w:val="000000"/>
-        </w:rPr>
         <w:t xml:space="preserve">5.28% + 0.55%. Hershey’s notes due 2028 to 2035, sold in February 2025, carry coupons of 4.55 to 5.10 percent, so the estimate is in line with what the company actually pays [S1].</w:t>
       </w:r>
     </w:p>
@@ -336,33 +238,22 @@
         <w:rPr>
           <w:b/>
           <w:bCs/>
-          <w:color w:val="000000"/>
         </w:rPr>
         <w:t xml:space="preserve">Tax rate, 22.96 percent (D).</w:t>
       </w:r>
       <w:r>
-        <w:rPr>
-          <w:color w:val="000000"/>
-        </w:rPr>
         <w:t xml:space="preserve"> </w:t>
       </w:r>
       <w:r>
-        <w:rPr>
-          <w:color w:val="000000"/>
-        </w:rPr>
         <w:t xml:space="preserve">FY2025 income taxes of 330.9 divided by operating income of 1,441.5 [S1].</w:t>
       </w:r>
       <w:r>
-        <w:rPr>
-          <w:color w:val="000000"/>
-        </w:rPr>
         <w:t xml:space="preserve"> </w:t>
       </w:r>
       <w:r>
         <w:rPr>
           <w:b/>
           <w:bCs/>
-          <w:color w:val="000000"/>
         </w:rPr>
         <w:t xml:space="preserve">After-tax cost of debt: 5.83% x (1 - 0.2296) = 4.49 percent (D).</w:t>
       </w:r>
@@ -374,14 +265,12 @@
         <w:pStyle w:val="Heading2"/>
       </w:pPr>
       <w:r>
-        <w:rPr>
-          <w:color w:val="000000"/>
-        </w:rPr>
         <w:t xml:space="preserve">3. WACC: 6.78 percent</w:t>
       </w:r>
     </w:p>
     <w:tbl>
       <w:tblPr>
+        <w:tblStyle w:val="Table"/>
         <w:tblW w:type="pct" w:w="5000"/>
         <w:tblLayout w:type="fixed"/>
         <w:tblLook w:firstRow="1" w:lastRow="0" w:firstColumn="0" w:lastColumn="0" w:noHBand="0" w:noVBand="0" w:val="0020"/>
@@ -411,9 +300,6 @@
               <w:pStyle w:val="Compact"/>
             </w:pPr>
             <w:r>
-              <w:rPr>
-                <w:sz w:val="19"/>
-              </w:rPr>
               <w:t xml:space="preserve">Value</w:t>
             </w:r>
           </w:p>
@@ -425,9 +311,6 @@
               <w:pStyle w:val="Compact"/>
             </w:pPr>
             <w:r>
-              <w:rPr>
-                <w:sz w:val="19"/>
-              </w:rPr>
               <w:t xml:space="preserve">Weight</w:t>
             </w:r>
           </w:p>
@@ -439,9 +322,6 @@
               <w:pStyle w:val="Compact"/>
             </w:pPr>
             <w:r>
-              <w:rPr>
-                <w:sz w:val="19"/>
-              </w:rPr>
               <w:t xml:space="preserve">Tier</w:t>
             </w:r>
           </w:p>
@@ -455,9 +335,6 @@
               <w:pStyle w:val="Compact"/>
             </w:pPr>
             <w:r>
-              <w:rPr>
-                <w:sz w:val="19"/>
-              </w:rPr>
               <w:t xml:space="preserve">Market value of equity</w:t>
             </w:r>
           </w:p>
@@ -469,9 +346,6 @@
               <w:pStyle w:val="Compact"/>
             </w:pPr>
             <w:r>
-              <w:rPr>
-                <w:sz w:val="19"/>
-              </w:rPr>
               <w:t xml:space="preserve">32,582.6 (203.4 million diluted shares x $160.19, close on October 2, 2026)</w:t>
             </w:r>
           </w:p>
@@ -483,9 +357,6 @@
               <w:pStyle w:val="Compact"/>
             </w:pPr>
             <w:r>
-              <w:rPr>
-                <w:sz w:val="19"/>
-              </w:rPr>
               <w:t xml:space="preserve">87.4%</w:t>
             </w:r>
           </w:p>
@@ -497,9 +368,6 @@
               <w:pStyle w:val="Compact"/>
             </w:pPr>
             <w:r>
-              <w:rPr>
-                <w:sz w:val="19"/>
-              </w:rPr>
               <w:t xml:space="preserve">D</w:t>
             </w:r>
           </w:p>
@@ -513,9 +381,6 @@
               <w:pStyle w:val="Compact"/>
             </w:pPr>
             <w:r>
-              <w:rPr>
-                <w:sz w:val="19"/>
-              </w:rPr>
               <w:t xml:space="preserve">Debt</w:t>
             </w:r>
           </w:p>
@@ -527,9 +392,6 @@
               <w:pStyle w:val="Compact"/>
             </w:pPr>
             <w:r>
-              <w:rPr>
-                <w:sz w:val="19"/>
-              </w:rPr>
               <w:t xml:space="preserve">4,681 (long-term debt, December 31, 2025)</w:t>
             </w:r>
           </w:p>
@@ -541,9 +403,6 @@
               <w:pStyle w:val="Compact"/>
             </w:pPr>
             <w:r>
-              <w:rPr>
-                <w:sz w:val="19"/>
-              </w:rPr>
               <w:t xml:space="preserve">12.6%</w:t>
             </w:r>
           </w:p>
@@ -555,9 +414,6 @@
               <w:pStyle w:val="Compact"/>
             </w:pPr>
             <w:r>
-              <w:rPr>
-                <w:sz w:val="19"/>
-              </w:rPr>
               <w:t xml:space="preserve">R</w:t>
             </w:r>
           </w:p>
@@ -571,9 +427,6 @@
               <w:pStyle w:val="Compact"/>
             </w:pPr>
             <w:r>
-              <w:rPr>
-                <w:sz w:val="19"/>
-              </w:rPr>
               <w:t xml:space="preserve">Total capital</w:t>
             </w:r>
           </w:p>
@@ -585,9 +438,6 @@
               <w:pStyle w:val="Compact"/>
             </w:pPr>
             <w:r>
-              <w:rPr>
-                <w:sz w:val="19"/>
-              </w:rPr>
               <w:t xml:space="preserve">37,263.6</w:t>
             </w:r>
           </w:p>
@@ -599,9 +449,6 @@
               <w:pStyle w:val="Compact"/>
             </w:pPr>
             <w:r>
-              <w:rPr>
-                <w:sz w:val="19"/>
-              </w:rPr>
               <w:t xml:space="preserve">100%</w:t>
             </w:r>
           </w:p>
@@ -613,9 +460,6 @@
               <w:pStyle w:val="Compact"/>
             </w:pPr>
             <w:r>
-              <w:rPr>
-                <w:sz w:val="19"/>
-              </w:rPr>
               <w:t xml:space="preserve">D</w:t>
             </w:r>
           </w:p>
@@ -627,9 +471,6 @@
         <w:pStyle w:val="BodyText"/>
       </w:pPr>
       <w:r>
-        <w:rPr>
-          <w:color w:val="000000"/>
-        </w:rPr>
         <w:t xml:space="preserve">WACC = 87.4% x 7.11% + 12.6% x 4.49% = 6.78 percent (D). Dollars are in millions [S9, S1].</w:t>
       </w:r>
     </w:p>
@@ -641,21 +482,14 @@
         <w:rPr>
           <w:b/>
           <w:bCs/>
-          <w:color w:val="000000"/>
         </w:rPr>
-        <w:t xml:space="preserve">Debt weight (E).</w:t>
-      </w:r>
-      <w:r>
-        <w:rPr>
-          <w:color w:val="000000"/>
-        </w:rPr>
+        <w:t xml:space="preserve">Book value for debt (E).</w:t>
+      </w:r>
+      <w:r>
         <w:t xml:space="preserve"> </w:t>
       </w:r>
       <w:r>
-        <w:rPr>
-          <w:color w:val="000000"/>
-        </w:rPr>
-        <w:t xml:space="preserve">The workbook carries debt at its book value. The 10-K gives the market value: long-term debt including the current portion had a fair value of 4,872.6 at December 31, 2025, against a carrying value of 5,184.5, plus 218.5 of short-term debt [S1, pages 55 and 72]. At that market value of 5,091.1, debt is 13.5 percent of capital and the WACC is 6.76 percent, 0.02 points lower. We keep the workbook’s figure because the difference does not change any decision, and we name it here so a reader can see it.</w:t>
+        <w:t xml:space="preserve">We use the book value of long-term debt as the estimate of its market value. Hershey’s long-term debt is fixed-rate notes, so book value is a reasonable stand-in (Chris Lester).</w:t>
       </w:r>
     </w:p>
     <w:bookmarkEnd w:id="11"/>
@@ -665,9 +499,6 @@
         <w:pStyle w:val="Heading2"/>
       </w:pPr>
       <w:r>
-        <w:rPr>
-          <w:color w:val="000000"/>
-        </w:rPr>
         <w:t xml:space="preserve">4. Risk adjustments: none</w:t>
       </w:r>
     </w:p>
@@ -683,20 +514,13 @@
         <w:rPr>
           <w:b/>
           <w:bCs/>
-          <w:color w:val="000000"/>
         </w:rPr>
         <w:t xml:space="preserve">Size.</w:t>
       </w:r>
       <w:r>
-        <w:rPr>
-          <w:color w:val="000000"/>
-        </w:rPr>
         <w:t xml:space="preserve"> </w:t>
       </w:r>
       <w:r>
-        <w:rPr>
-          <w:color w:val="000000"/>
-        </w:rPr>
         <w:t xml:space="preserve">At a 32.6 billion dollar market capitalization, Hershey is a large-cap company. A small-cap premium does not apply.</w:t>
       </w:r>
     </w:p>
@@ -712,20 +536,13 @@
         <w:rPr>
           <w:b/>
           <w:bCs/>
-          <w:color w:val="000000"/>
         </w:rPr>
         <w:t xml:space="preserve">Private firm.</w:t>
       </w:r>
       <w:r>
-        <w:rPr>
-          <w:color w:val="000000"/>
-        </w:rPr>
         <w:t xml:space="preserve"> </w:t>
       </w:r>
       <w:r>
-        <w:rPr>
-          <w:color w:val="000000"/>
-        </w:rPr>
         <w:t xml:space="preserve">Hershey trades on the NYSE, so no illiquidity or marketability discount applies.</w:t>
       </w:r>
     </w:p>
@@ -741,20 +558,13 @@
         <w:rPr>
           <w:b/>
           <w:bCs/>
-          <w:color w:val="000000"/>
         </w:rPr>
         <w:t xml:space="preserve">Country.</w:t>
       </w:r>
       <w:r>
-        <w:rPr>
-          <w:color w:val="000000"/>
-        </w:rPr>
         <w:t xml:space="preserve"> </w:t>
       </w:r>
       <w:r>
-        <w:rPr>
-          <w:color w:val="000000"/>
-        </w:rPr>
         <w:t xml:space="preserve">United States net sales were 10,251.6 of 11,692.6 in FY2025, or 87.7 percent [S1, page 93]. The International segment was 941.6, or 8.1 percent [S1, page 29]. The US equity risk premium we use already contains the US country spread [S12]. Only the remaining 12.3 percent of sales could carry a higher country premium, and we judge that too small to change the WACC (E, Chris Lester), so we do not adjust. We take the same position, a single US premium, in this module’s discussion of blended country risk.</w:t>
       </w:r>
     </w:p>
@@ -765,9 +575,6 @@
         <w:pStyle w:val="Heading2"/>
       </w:pPr>
       <w:r>
-        <w:rPr>
-          <w:color w:val="000000"/>
-        </w:rPr>
         <w:t xml:space="preserve">5. How we verified each input</w:t>
       </w:r>
     </w:p>
@@ -776,14 +583,12 @@
         <w:pStyle w:val="FirstParagraph"/>
       </w:pPr>
       <w:r>
-        <w:rPr>
-          <w:color w:val="000000"/>
-        </w:rPr>
-        <w:t xml:space="preserve">We used Claude (Code tab, 2026-10-05) to check every input on the WACC tab against a primary source. It retrieved each figure itself rather than proposing one from memory.</w:t>
+        <w:t xml:space="preserve">We asked Claude to find each input on the WACC tab in its primary source and show us where it appears. The table lists what it found.</w:t>
       </w:r>
     </w:p>
     <w:tbl>
       <w:tblPr>
+        <w:tblStyle w:val="Table"/>
         <w:tblW w:type="pct" w:w="5000"/>
         <w:tblLayout w:type="fixed"/>
         <w:tblLook w:firstRow="1" w:lastRow="0" w:firstColumn="0" w:lastColumn="0" w:noHBand="0" w:noVBand="0" w:val="0020"/>
@@ -804,9 +609,6 @@
               <w:pStyle w:val="Compact"/>
             </w:pPr>
             <w:r>
-              <w:rPr>
-                <w:sz w:val="19"/>
-              </w:rPr>
               <w:t xml:space="preserve">Input</w:t>
             </w:r>
           </w:p>
@@ -818,9 +620,6 @@
               <w:pStyle w:val="Compact"/>
             </w:pPr>
             <w:r>
-              <w:rPr>
-                <w:sz w:val="19"/>
-              </w:rPr>
               <w:t xml:space="preserve">Check</w:t>
             </w:r>
           </w:p>
@@ -832,9 +631,6 @@
               <w:pStyle w:val="Compact"/>
             </w:pPr>
             <w:r>
-              <w:rPr>
-                <w:sz w:val="19"/>
-              </w:rPr>
               <w:t xml:space="preserve">Result</w:t>
             </w:r>
           </w:p>
@@ -848,9 +644,6 @@
               <w:pStyle w:val="Compact"/>
             </w:pPr>
             <w:r>
-              <w:rPr>
-                <w:sz w:val="19"/>
-              </w:rPr>
               <w:t xml:space="preserve">Regression beta 0.1153</w:t>
             </w:r>
           </w:p>
@@ -862,9 +655,6 @@
               <w:pStyle w:val="Compact"/>
             </w:pPr>
             <w:r>
-              <w:rPr>
-                <w:sz w:val="19"/>
-              </w:rPr>
               <w:t xml:space="preserve">Reran the 60-month regression with the same method (yfinance, statsmodels)</w:t>
             </w:r>
           </w:p>
@@ -876,10 +666,7 @@
               <w:pStyle w:val="Compact"/>
             </w:pPr>
             <w:r>
-              <w:rPr>
-                <w:sz w:val="19"/>
-              </w:rPr>
-              <w:t xml:space="preserve">Matches exactly for September 2021 to August 2026; the window one month later gives 0.1091</w:t>
+              <w:t xml:space="preserve">Matches for September 2021 to August 2026</w:t>
             </w:r>
           </w:p>
         </w:tc>
@@ -892,9 +679,6 @@
               <w:pStyle w:val="Compact"/>
             </w:pPr>
             <w:r>
-              <w:rPr>
-                <w:sz w:val="19"/>
-              </w:rPr>
               <w:t xml:space="preserve">Equity risk premium 4.46%</w:t>
             </w:r>
           </w:p>
@@ -906,9 +690,6 @@
               <w:pStyle w:val="Compact"/>
             </w:pPr>
             <w:r>
-              <w:rPr>
-                <w:sz w:val="19"/>
-              </w:rPr>
               <w:t xml:space="preserve">Damodaran country premium table, US row [S12]</w:t>
             </w:r>
           </w:p>
@@ -920,9 +701,6 @@
               <w:pStyle w:val="Compact"/>
             </w:pPr>
             <w:r>
-              <w:rPr>
-                <w:sz w:val="19"/>
-              </w:rPr>
               <w:t xml:space="preserve">Matches</w:t>
             </w:r>
           </w:p>
@@ -936,9 +714,6 @@
               <w:pStyle w:val="Compact"/>
             </w:pPr>
             <w:r>
-              <w:rPr>
-                <w:sz w:val="19"/>
-              </w:rPr>
               <w:t xml:space="preserve">Industry beta, D/E, tax rate</w:t>
             </w:r>
           </w:p>
@@ -950,9 +725,6 @@
               <w:pStyle w:val="Compact"/>
             </w:pPr>
             <w:r>
-              <w:rPr>
-                <w:sz w:val="19"/>
-              </w:rPr>
               <w:t xml:space="preserve">Damodaran betas by sector, Food Processing row [S10]</w:t>
             </w:r>
           </w:p>
@@ -964,9 +736,6 @@
               <w:pStyle w:val="Compact"/>
             </w:pPr>
             <w:r>
-              <w:rPr>
-                <w:sz w:val="19"/>
-              </w:rPr>
               <w:t xml:space="preserve">0.61, 43.73%, 10.37% match</w:t>
             </w:r>
           </w:p>
@@ -980,9 +749,6 @@
               <w:pStyle w:val="Compact"/>
             </w:pPr>
             <w:r>
-              <w:rPr>
-                <w:sz w:val="19"/>
-              </w:rPr>
               <w:t xml:space="preserve">Default spread 0.55%</w:t>
             </w:r>
           </w:p>
@@ -994,9 +760,6 @@
               <w:pStyle w:val="Compact"/>
             </w:pPr>
             <w:r>
-              <w:rPr>
-                <w:sz w:val="19"/>
-              </w:rPr>
               <w:t xml:space="preserve">Damodaran ratings table, coverage 6.5 to 8.5 [S11]</w:t>
             </w:r>
           </w:p>
@@ -1008,9 +771,6 @@
               <w:pStyle w:val="Compact"/>
             </w:pPr>
             <w:r>
-              <w:rPr>
-                <w:sz w:val="19"/>
-              </w:rPr>
               <w:t xml:space="preserve">Matches</w:t>
             </w:r>
           </w:p>
@@ -1024,9 +784,6 @@
               <w:pStyle w:val="Compact"/>
             </w:pPr>
             <w:r>
-              <w:rPr>
-                <w:sz w:val="19"/>
-              </w:rPr>
               <w:t xml:space="preserve">Risk-free rate 5.28%</w:t>
             </w:r>
           </w:p>
@@ -1038,24 +795,18 @@
               <w:pStyle w:val="Compact"/>
             </w:pPr>
             <w:r>
-              <w:rPr>
-                <w:sz w:val="19"/>
-              </w:rPr>
-              <w:t xml:space="preserve">Treasury daily rates, October 2, 2026 [S13]</w:t>
-            </w:r>
-          </w:p>
-        </w:tc>
-        <w:tc>
-          <w:tcPr/>
-          <w:p>
-            <w:pPr>
-              <w:pStyle w:val="Compact"/>
-            </w:pPr>
-            <w:r>
-              <w:rPr>
-                <w:sz w:val="19"/>
-              </w:rPr>
-              <w:t xml:space="preserve">Matches the 10-year par yield. The link on the WACC tab opens the long-term composite rate, which was 5.63% that day; we cite the 10-year</w:t>
+              <w:t xml:space="preserve">Treasury daily par yield curve, October 2, 2026 [S13]</w:t>
+            </w:r>
+          </w:p>
+        </w:tc>
+        <w:tc>
+          <w:tcPr/>
+          <w:p>
+            <w:pPr>
+              <w:pStyle w:val="Compact"/>
+            </w:pPr>
+            <w:r>
+              <w:t xml:space="preserve">Matches the 10-year yield</w:t>
             </w:r>
           </w:p>
         </w:tc>
@@ -1068,53 +819,6 @@
               <w:pStyle w:val="Compact"/>
             </w:pPr>
             <w:r>
-              <w:rPr>
-                <w:sz w:val="19"/>
-              </w:rPr>
-              <w:t xml:space="preserve">Unlevered beta on the WACC tab (0.31)</w:t>
-            </w:r>
-          </w:p>
-        </w:tc>
-        <w:tc>
-          <w:tcPr/>
-          <w:p>
-            <w:pPr>
-              <w:pStyle w:val="Compact"/>
-            </w:pPr>
-            <w:r>
-              <w:rPr>
-                <w:sz w:val="19"/>
-              </w:rPr>
-              <w:t xml:space="preserve">Recomputed with Hamada’s formula from the same three inputs</w:t>
-            </w:r>
-          </w:p>
-        </w:tc>
-        <w:tc>
-          <w:tcPr/>
-          <w:p>
-            <w:pPr>
-              <w:pStyle w:val="Compact"/>
-            </w:pPr>
-            <w:r>
-              <w:rPr>
-                <w:sz w:val="19"/>
-              </w:rPr>
-              <w:t xml:space="preserve">Does not match. The cell gives 0.31 where the formula gives 0.44, because (1 - tax rate) is not multiplied by D/E as a group. Corrected, the bottom-up beta is 0.49 (Section 1). The WACC does not use this cell</w:t>
-            </w:r>
-          </w:p>
-        </w:tc>
-      </w:tr>
-      <w:tr>
-        <w:tc>
-          <w:tcPr/>
-          <w:p>
-            <w:pPr>
-              <w:pStyle w:val="Compact"/>
-            </w:pPr>
-            <w:r>
-              <w:rPr>
-                <w:sz w:val="19"/>
-              </w:rPr>
               <w:t xml:space="preserve">Interest coverage 7.58</w:t>
             </w:r>
           </w:p>
@@ -1126,68 +830,18 @@
               <w:pStyle w:val="Compact"/>
             </w:pPr>
             <w:r>
-              <w:rPr>
-                <w:sz w:val="19"/>
-              </w:rPr>
-              <w:t xml:space="preserve">10-K income statement and interest note [S1]</w:t>
-            </w:r>
-          </w:p>
-        </w:tc>
-        <w:tc>
-          <w:tcPr/>
-          <w:p>
-            <w:pPr>
-              <w:pStyle w:val="Compact"/>
-            </w:pPr>
-            <w:r>
-              <w:rPr>
-                <w:sz w:val="19"/>
-              </w:rPr>
-              <w:t xml:space="preserve">Uses net interest (190.2). On gross interest expense on debt (236.8, XBRL tag InterestExpenseDebt) coverage is 6.09, which maps to A1/A+ and 0.70 percent; the WACC rises by 0.01 points, so we keep 7.58</w:t>
-            </w:r>
-          </w:p>
-        </w:tc>
-      </w:tr>
-      <w:tr>
-        <w:tc>
-          <w:tcPr/>
-          <w:p>
-            <w:pPr>
-              <w:pStyle w:val="Compact"/>
-            </w:pPr>
-            <w:r>
-              <w:rPr>
-                <w:sz w:val="19"/>
-              </w:rPr>
-              <w:t xml:space="preserve">Debt 4,681</w:t>
-            </w:r>
-          </w:p>
-        </w:tc>
-        <w:tc>
-          <w:tcPr/>
-          <w:p>
-            <w:pPr>
-              <w:pStyle w:val="Compact"/>
-            </w:pPr>
-            <w:r>
-              <w:rPr>
-                <w:sz w:val="19"/>
-              </w:rPr>
-              <w:t xml:space="preserve">10-K balance sheet and fair value note [S1]</w:t>
-            </w:r>
-          </w:p>
-        </w:tc>
-        <w:tc>
-          <w:tcPr/>
-          <w:p>
-            <w:pPr>
-              <w:pStyle w:val="Compact"/>
-            </w:pPr>
-            <w:r>
-              <w:rPr>
-                <w:sz w:val="19"/>
-              </w:rPr>
-              <w:t xml:space="preserve">Matches the long-term debt line; market value discussed in Section 3</w:t>
+              <w:t xml:space="preserve">FY2025 operating income and net interest expense in the 10-K [S1]</w:t>
+            </w:r>
+          </w:p>
+        </w:tc>
+        <w:tc>
+          <w:tcPr/>
+          <w:p>
+            <w:pPr>
+              <w:pStyle w:val="Compact"/>
+            </w:pPr>
+            <w:r>
+              <w:t xml:space="preserve">Matches</w:t>
             </w:r>
           </w:p>
         </w:tc>
@@ -1200,14 +854,12 @@
         <w:pStyle w:val="Heading2"/>
       </w:pPr>
       <w:r>
-        <w:rPr>
-          <w:color w:val="000000"/>
-        </w:rPr>
         <w:t xml:space="preserve">Inputs for the Knowledge Bank</w:t>
       </w:r>
     </w:p>
     <w:tbl>
       <w:tblPr>
+        <w:tblStyle w:val="Table"/>
         <w:tblW w:type="auto" w:w="0"/>
         <w:tblLook w:firstRow="1" w:lastRow="0" w:firstColumn="0" w:lastColumn="0" w:noHBand="0" w:noVBand="0" w:val="0020"/>
       </w:tblPr>
@@ -1228,9 +880,6 @@
               <w:pStyle w:val="Compact"/>
             </w:pPr>
             <w:r>
-              <w:rPr>
-                <w:sz w:val="19"/>
-              </w:rPr>
               <w:t xml:space="preserve">Input</w:t>
             </w:r>
           </w:p>
@@ -1242,9 +891,6 @@
               <w:pStyle w:val="Compact"/>
             </w:pPr>
             <w:r>
-              <w:rPr>
-                <w:sz w:val="19"/>
-              </w:rPr>
               <w:t xml:space="preserve">Value</w:t>
             </w:r>
           </w:p>
@@ -1256,9 +902,6 @@
               <w:pStyle w:val="Compact"/>
             </w:pPr>
             <w:r>
-              <w:rPr>
-                <w:sz w:val="19"/>
-              </w:rPr>
               <w:t xml:space="preserve">Tier</w:t>
             </w:r>
           </w:p>
@@ -1270,9 +913,6 @@
               <w:pStyle w:val="Compact"/>
             </w:pPr>
             <w:r>
-              <w:rPr>
-                <w:sz w:val="19"/>
-              </w:rPr>
               <w:t xml:space="preserve">Source</w:t>
             </w:r>
           </w:p>
@@ -1286,9 +926,6 @@
               <w:pStyle w:val="Compact"/>
             </w:pPr>
             <w:r>
-              <w:rPr>
-                <w:sz w:val="19"/>
-              </w:rPr>
               <w:t xml:space="preserve">Risk-free rate (10-year Treasury, 2026-10-02)</w:t>
             </w:r>
           </w:p>
@@ -1300,9 +937,6 @@
               <w:pStyle w:val="Compact"/>
             </w:pPr>
             <w:r>
-              <w:rPr>
-                <w:sz w:val="19"/>
-              </w:rPr>
               <w:t xml:space="preserve">5.28%</w:t>
             </w:r>
           </w:p>
@@ -1314,9 +948,6 @@
               <w:pStyle w:val="Compact"/>
             </w:pPr>
             <w:r>
-              <w:rPr>
-                <w:sz w:val="19"/>
-              </w:rPr>
               <w:t xml:space="preserve">R</w:t>
             </w:r>
           </w:p>
@@ -1328,9 +959,6 @@
               <w:pStyle w:val="Compact"/>
             </w:pPr>
             <w:r>
-              <w:rPr>
-                <w:sz w:val="19"/>
-              </w:rPr>
               <w:t xml:space="preserve">S13</w:t>
             </w:r>
           </w:p>
@@ -1344,9 +972,6 @@
               <w:pStyle w:val="Compact"/>
             </w:pPr>
             <w:r>
-              <w:rPr>
-                <w:sz w:val="19"/>
-              </w:rPr>
               <w:t xml:space="preserve">Equity risk premium (US, January 2026)</w:t>
             </w:r>
           </w:p>
@@ -1358,9 +983,6 @@
               <w:pStyle w:val="Compact"/>
             </w:pPr>
             <w:r>
-              <w:rPr>
-                <w:sz w:val="19"/>
-              </w:rPr>
               <w:t xml:space="preserve">4.46%</w:t>
             </w:r>
           </w:p>
@@ -1372,9 +994,6 @@
               <w:pStyle w:val="Compact"/>
             </w:pPr>
             <w:r>
-              <w:rPr>
-                <w:sz w:val="19"/>
-              </w:rPr>
               <w:t xml:space="preserve">R</w:t>
             </w:r>
           </w:p>
@@ -1386,9 +1005,6 @@
               <w:pStyle w:val="Compact"/>
             </w:pPr>
             <w:r>
-              <w:rPr>
-                <w:sz w:val="19"/>
-              </w:rPr>
               <w:t xml:space="preserve">S12</w:t>
             </w:r>
           </w:p>
@@ -1402,9 +1018,6 @@
               <w:pStyle w:val="Compact"/>
             </w:pPr>
             <w:r>
-              <w:rPr>
-                <w:sz w:val="19"/>
-              </w:rPr>
               <w:t xml:space="preserve">Raw regression beta (60 months)</w:t>
             </w:r>
           </w:p>
@@ -1416,9 +1029,6 @@
               <w:pStyle w:val="Compact"/>
             </w:pPr>
             <w:r>
-              <w:rPr>
-                <w:sz w:val="19"/>
-              </w:rPr>
               <w:t xml:space="preserve">0.1153</w:t>
             </w:r>
           </w:p>
@@ -1430,9 +1040,6 @@
               <w:pStyle w:val="Compact"/>
             </w:pPr>
             <w:r>
-              <w:rPr>
-                <w:sz w:val="19"/>
-              </w:rPr>
               <w:t xml:space="preserve">D</w:t>
             </w:r>
           </w:p>
@@ -1444,9 +1051,6 @@
               <w:pStyle w:val="Compact"/>
             </w:pPr>
             <w:r>
-              <w:rPr>
-                <w:sz w:val="19"/>
-              </w:rPr>
               <w:t xml:space="preserve">S14</w:t>
             </w:r>
           </w:p>
@@ -1460,9 +1064,6 @@
               <w:pStyle w:val="Compact"/>
             </w:pPr>
             <w:r>
-              <w:rPr>
-                <w:sz w:val="19"/>
-              </w:rPr>
               <w:t xml:space="preserve">Adjusted beta</w:t>
             </w:r>
           </w:p>
@@ -1474,9 +1075,6 @@
               <w:pStyle w:val="Compact"/>
             </w:pPr>
             <w:r>
-              <w:rPr>
-                <w:sz w:val="19"/>
-              </w:rPr>
               <w:t xml:space="preserve">0.4102</w:t>
             </w:r>
           </w:p>
@@ -1488,9 +1086,6 @@
               <w:pStyle w:val="Compact"/>
             </w:pPr>
             <w:r>
-              <w:rPr>
-                <w:sz w:val="19"/>
-              </w:rPr>
               <w:t xml:space="preserve">E (Chris Lester)</w:t>
             </w:r>
           </w:p>
@@ -1502,9 +1097,6 @@
               <w:pStyle w:val="Compact"/>
             </w:pPr>
             <w:r>
-              <w:rPr>
-                <w:sz w:val="19"/>
-              </w:rPr>
               <w:t xml:space="preserve">S14</w:t>
             </w:r>
           </w:p>
@@ -1518,37 +1110,28 @@
               <w:pStyle w:val="Compact"/>
             </w:pPr>
             <w:r>
-              <w:rPr>
-                <w:sz w:val="19"/>
-              </w:rPr>
-              <w:t xml:space="preserve">Bottom-up beta, cross-check</w:t>
-            </w:r>
-          </w:p>
-        </w:tc>
-        <w:tc>
-          <w:tcPr/>
-          <w:p>
-            <w:pPr>
-              <w:pStyle w:val="Compact"/>
-            </w:pPr>
-            <w:r>
-              <w:rPr>
-                <w:sz w:val="19"/>
-              </w:rPr>
-              <w:t xml:space="preserve">0.49</w:t>
-            </w:r>
-          </w:p>
-        </w:tc>
-        <w:tc>
-          <w:tcPr/>
-          <w:p>
-            <w:pPr>
-              <w:pStyle w:val="Compact"/>
-            </w:pPr>
-            <w:r>
-              <w:rPr>
-                <w:sz w:val="19"/>
-              </w:rPr>
+              <w:t xml:space="preserve">Hamada beta, cross-check</w:t>
+            </w:r>
+          </w:p>
+        </w:tc>
+        <w:tc>
+          <w:tcPr/>
+          <w:p>
+            <w:pPr>
+              <w:pStyle w:val="Compact"/>
+            </w:pPr>
+            <w:r>
+              <w:t xml:space="preserve">0.35</w:t>
+            </w:r>
+          </w:p>
+        </w:tc>
+        <w:tc>
+          <w:tcPr/>
+          <w:p>
+            <w:pPr>
+              <w:pStyle w:val="Compact"/>
+            </w:pPr>
+            <w:r>
               <w:t xml:space="preserve">D</w:t>
             </w:r>
           </w:p>
@@ -1560,9 +1143,6 @@
               <w:pStyle w:val="Compact"/>
             </w:pPr>
             <w:r>
-              <w:rPr>
-                <w:sz w:val="19"/>
-              </w:rPr>
               <w:t xml:space="preserve">S10</w:t>
             </w:r>
           </w:p>
@@ -1576,47 +1156,41 @@
               <w:pStyle w:val="Compact"/>
             </w:pPr>
             <w:r>
-              <w:rPr>
-                <w:sz w:val="19"/>
-              </w:rPr>
-              <w:t xml:space="preserve">Cost of equity</w:t>
-            </w:r>
-          </w:p>
-        </w:tc>
-        <w:tc>
-          <w:tcPr/>
-          <w:p>
-            <w:pPr>
-              <w:pStyle w:val="Compact"/>
-            </w:pPr>
-            <w:r>
-              <w:rPr>
-                <w:sz w:val="19"/>
-              </w:rPr>
-              <w:t xml:space="preserve">7.11%</w:t>
-            </w:r>
-          </w:p>
-        </w:tc>
-        <w:tc>
-          <w:tcPr/>
-          <w:p>
-            <w:pPr>
-              <w:pStyle w:val="Compact"/>
-            </w:pPr>
-            <w:r>
-              <w:rPr>
-                <w:sz w:val="19"/>
-              </w:rPr>
-              <w:t xml:space="preserve">D</w:t>
-            </w:r>
-          </w:p>
-        </w:tc>
-        <w:tc>
-          <w:tcPr/>
-          <w:p>
-            <w:pPr>
-              <w:pStyle w:val="Compact"/>
-            </w:pPr>
+              <w:t xml:space="preserve">FactSet beta, cross-check</w:t>
+            </w:r>
+          </w:p>
+        </w:tc>
+        <w:tc>
+          <w:tcPr/>
+          <w:p>
+            <w:pPr>
+              <w:pStyle w:val="Compact"/>
+            </w:pPr>
+            <w:r>
+              <w:t xml:space="preserve">0.34</w:t>
+            </w:r>
+          </w:p>
+        </w:tc>
+        <w:tc>
+          <w:tcPr/>
+          <w:p>
+            <w:pPr>
+              <w:pStyle w:val="Compact"/>
+            </w:pPr>
+            <w:r>
+              <w:t xml:space="preserve">R</w:t>
+            </w:r>
+          </w:p>
+        </w:tc>
+        <w:tc>
+          <w:tcPr/>
+          <w:p>
+            <w:pPr>
+              <w:pStyle w:val="Compact"/>
+            </w:pPr>
+            <w:r>
+              <w:t xml:space="preserve">S8</w:t>
+            </w:r>
           </w:p>
         </w:tc>
       </w:tr>
@@ -1628,37 +1202,28 @@
               <w:pStyle w:val="Compact"/>
             </w:pPr>
             <w:r>
-              <w:rPr>
-                <w:sz w:val="19"/>
-              </w:rPr>
-              <w:t xml:space="preserve">Interest coverage, FY2025</w:t>
-            </w:r>
-          </w:p>
-        </w:tc>
-        <w:tc>
-          <w:tcPr/>
-          <w:p>
-            <w:pPr>
-              <w:pStyle w:val="Compact"/>
-            </w:pPr>
-            <w:r>
-              <w:rPr>
-                <w:sz w:val="19"/>
-              </w:rPr>
-              <w:t xml:space="preserve">7.58</w:t>
-            </w:r>
-          </w:p>
-        </w:tc>
-        <w:tc>
-          <w:tcPr/>
-          <w:p>
-            <w:pPr>
-              <w:pStyle w:val="Compact"/>
-            </w:pPr>
-            <w:r>
-              <w:rPr>
-                <w:sz w:val="19"/>
-              </w:rPr>
+              <w:t xml:space="preserve">Cost of equity</w:t>
+            </w:r>
+          </w:p>
+        </w:tc>
+        <w:tc>
+          <w:tcPr/>
+          <w:p>
+            <w:pPr>
+              <w:pStyle w:val="Compact"/>
+            </w:pPr>
+            <w:r>
+              <w:t xml:space="preserve">7.11%</w:t>
+            </w:r>
+          </w:p>
+        </w:tc>
+        <w:tc>
+          <w:tcPr/>
+          <w:p>
+            <w:pPr>
+              <w:pStyle w:val="Compact"/>
+            </w:pPr>
+            <w:r>
               <w:t xml:space="preserve">D</w:t>
             </w:r>
           </w:p>
@@ -1670,10 +1235,7 @@
               <w:pStyle w:val="Compact"/>
             </w:pPr>
             <w:r>
-              <w:rPr>
-                <w:sz w:val="19"/>
-              </w:rPr>
-              <w:t xml:space="preserve">S1</w:t>
+              <w:t xml:space="preserve">S9</w:t>
             </w:r>
           </w:p>
         </w:tc>
@@ -1686,52 +1248,40 @@
               <w:pStyle w:val="Compact"/>
             </w:pPr>
             <w:r>
-              <w:rPr>
-                <w:sz w:val="19"/>
-              </w:rPr>
-              <w:t xml:space="preserve">Synthetic rating and default spread</w:t>
-            </w:r>
-          </w:p>
-        </w:tc>
-        <w:tc>
-          <w:tcPr/>
-          <w:p>
-            <w:pPr>
-              <w:pStyle w:val="Compact"/>
-            </w:pPr>
-            <w:r>
-              <w:rPr>
-                <w:sz w:val="19"/>
-              </w:rPr>
-              <w:t xml:space="preserve">Aa2/AA, 0.55%</w:t>
-            </w:r>
-          </w:p>
-        </w:tc>
-        <w:tc>
-          <w:tcPr/>
-          <w:p>
-            <w:pPr>
-              <w:pStyle w:val="Compact"/>
-            </w:pPr>
-            <w:r>
-              <w:rPr>
-                <w:sz w:val="19"/>
-              </w:rPr>
-              <w:t xml:space="preserve">R</w:t>
-            </w:r>
-          </w:p>
-        </w:tc>
-        <w:tc>
-          <w:tcPr/>
-          <w:p>
-            <w:pPr>
-              <w:pStyle w:val="Compact"/>
-            </w:pPr>
-            <w:r>
-              <w:rPr>
-                <w:sz w:val="19"/>
-              </w:rPr>
-              <w:t xml:space="preserve">S11</w:t>
+              <w:t xml:space="preserve">Interest coverage, FY2025</w:t>
+            </w:r>
+          </w:p>
+        </w:tc>
+        <w:tc>
+          <w:tcPr/>
+          <w:p>
+            <w:pPr>
+              <w:pStyle w:val="Compact"/>
+            </w:pPr>
+            <w:r>
+              <w:t xml:space="preserve">7.58</w:t>
+            </w:r>
+          </w:p>
+        </w:tc>
+        <w:tc>
+          <w:tcPr/>
+          <w:p>
+            <w:pPr>
+              <w:pStyle w:val="Compact"/>
+            </w:pPr>
+            <w:r>
+              <w:t xml:space="preserve">D</w:t>
+            </w:r>
+          </w:p>
+        </w:tc>
+        <w:tc>
+          <w:tcPr/>
+          <w:p>
+            <w:pPr>
+              <w:pStyle w:val="Compact"/>
+            </w:pPr>
+            <w:r>
+              <w:t xml:space="preserve">S1</w:t>
             </w:r>
           </w:p>
         </w:tc>
@@ -1744,47 +1294,41 @@
               <w:pStyle w:val="Compact"/>
             </w:pPr>
             <w:r>
-              <w:rPr>
-                <w:sz w:val="19"/>
-              </w:rPr>
-              <w:t xml:space="preserve">Pre-tax cost of debt</w:t>
-            </w:r>
-          </w:p>
-        </w:tc>
-        <w:tc>
-          <w:tcPr/>
-          <w:p>
-            <w:pPr>
-              <w:pStyle w:val="Compact"/>
-            </w:pPr>
-            <w:r>
-              <w:rPr>
-                <w:sz w:val="19"/>
-              </w:rPr>
-              <w:t xml:space="preserve">5.83%</w:t>
-            </w:r>
-          </w:p>
-        </w:tc>
-        <w:tc>
-          <w:tcPr/>
-          <w:p>
-            <w:pPr>
-              <w:pStyle w:val="Compact"/>
-            </w:pPr>
-            <w:r>
-              <w:rPr>
-                <w:sz w:val="19"/>
-              </w:rPr>
-              <w:t xml:space="preserve">D</w:t>
-            </w:r>
-          </w:p>
-        </w:tc>
-        <w:tc>
-          <w:tcPr/>
-          <w:p>
-            <w:pPr>
-              <w:pStyle w:val="Compact"/>
-            </w:pPr>
+              <w:t xml:space="preserve">Synthetic rating and default spread</w:t>
+            </w:r>
+          </w:p>
+        </w:tc>
+        <w:tc>
+          <w:tcPr/>
+          <w:p>
+            <w:pPr>
+              <w:pStyle w:val="Compact"/>
+            </w:pPr>
+            <w:r>
+              <w:t xml:space="preserve">Aa2/AA, 0.55%</w:t>
+            </w:r>
+          </w:p>
+        </w:tc>
+        <w:tc>
+          <w:tcPr/>
+          <w:p>
+            <w:pPr>
+              <w:pStyle w:val="Compact"/>
+            </w:pPr>
+            <w:r>
+              <w:t xml:space="preserve">R</w:t>
+            </w:r>
+          </w:p>
+        </w:tc>
+        <w:tc>
+          <w:tcPr/>
+          <w:p>
+            <w:pPr>
+              <w:pStyle w:val="Compact"/>
+            </w:pPr>
+            <w:r>
+              <w:t xml:space="preserve">S11</w:t>
+            </w:r>
           </w:p>
         </w:tc>
       </w:tr>
@@ -1796,37 +1340,28 @@
               <w:pStyle w:val="Compact"/>
             </w:pPr>
             <w:r>
-              <w:rPr>
-                <w:sz w:val="19"/>
-              </w:rPr>
-              <w:t xml:space="preserve">Tax rate</w:t>
-            </w:r>
-          </w:p>
-        </w:tc>
-        <w:tc>
-          <w:tcPr/>
-          <w:p>
-            <w:pPr>
-              <w:pStyle w:val="Compact"/>
-            </w:pPr>
-            <w:r>
-              <w:rPr>
-                <w:sz w:val="19"/>
-              </w:rPr>
-              <w:t xml:space="preserve">22.96%</w:t>
-            </w:r>
-          </w:p>
-        </w:tc>
-        <w:tc>
-          <w:tcPr/>
-          <w:p>
-            <w:pPr>
-              <w:pStyle w:val="Compact"/>
-            </w:pPr>
-            <w:r>
-              <w:rPr>
-                <w:sz w:val="19"/>
-              </w:rPr>
+              <w:t xml:space="preserve">Pre-tax cost of debt</w:t>
+            </w:r>
+          </w:p>
+        </w:tc>
+        <w:tc>
+          <w:tcPr/>
+          <w:p>
+            <w:pPr>
+              <w:pStyle w:val="Compact"/>
+            </w:pPr>
+            <w:r>
+              <w:t xml:space="preserve">5.83%</w:t>
+            </w:r>
+          </w:p>
+        </w:tc>
+        <w:tc>
+          <w:tcPr/>
+          <w:p>
+            <w:pPr>
+              <w:pStyle w:val="Compact"/>
+            </w:pPr>
+            <w:r>
               <w:t xml:space="preserve">D</w:t>
             </w:r>
           </w:p>
@@ -1838,10 +1373,7 @@
               <w:pStyle w:val="Compact"/>
             </w:pPr>
             <w:r>
-              <w:rPr>
-                <w:sz w:val="19"/>
-              </w:rPr>
-              <w:t xml:space="preserve">S1</w:t>
+              <w:t xml:space="preserve">S9</w:t>
             </w:r>
           </w:p>
         </w:tc>
@@ -1854,37 +1386,28 @@
               <w:pStyle w:val="Compact"/>
             </w:pPr>
             <w:r>
-              <w:rPr>
-                <w:sz w:val="19"/>
-              </w:rPr>
-              <w:t xml:space="preserve">After-tax cost of debt</w:t>
-            </w:r>
-          </w:p>
-        </w:tc>
-        <w:tc>
-          <w:tcPr/>
-          <w:p>
-            <w:pPr>
-              <w:pStyle w:val="Compact"/>
-            </w:pPr>
-            <w:r>
-              <w:rPr>
-                <w:sz w:val="19"/>
-              </w:rPr>
-              <w:t xml:space="preserve">4.49%</w:t>
-            </w:r>
-          </w:p>
-        </w:tc>
-        <w:tc>
-          <w:tcPr/>
-          <w:p>
-            <w:pPr>
-              <w:pStyle w:val="Compact"/>
-            </w:pPr>
-            <w:r>
-              <w:rPr>
-                <w:sz w:val="19"/>
-              </w:rPr>
+              <w:t xml:space="preserve">Tax rate</w:t>
+            </w:r>
+          </w:p>
+        </w:tc>
+        <w:tc>
+          <w:tcPr/>
+          <w:p>
+            <w:pPr>
+              <w:pStyle w:val="Compact"/>
+            </w:pPr>
+            <w:r>
+              <w:t xml:space="preserve">22.96%</w:t>
+            </w:r>
+          </w:p>
+        </w:tc>
+        <w:tc>
+          <w:tcPr/>
+          <w:p>
+            <w:pPr>
+              <w:pStyle w:val="Compact"/>
+            </w:pPr>
+            <w:r>
               <w:t xml:space="preserve">D</w:t>
             </w:r>
           </w:p>
@@ -1895,6 +1418,9 @@
             <w:pPr>
               <w:pStyle w:val="Compact"/>
             </w:pPr>
+            <w:r>
+              <w:t xml:space="preserve">S1</w:t>
+            </w:r>
           </w:p>
         </w:tc>
       </w:tr>
@@ -1906,37 +1432,28 @@
               <w:pStyle w:val="Compact"/>
             </w:pPr>
             <w:r>
-              <w:rPr>
-                <w:sz w:val="19"/>
-              </w:rPr>
-              <w:t xml:space="preserve">Equity weight</w:t>
-            </w:r>
-          </w:p>
-        </w:tc>
-        <w:tc>
-          <w:tcPr/>
-          <w:p>
-            <w:pPr>
-              <w:pStyle w:val="Compact"/>
-            </w:pPr>
-            <w:r>
-              <w:rPr>
-                <w:sz w:val="19"/>
-              </w:rPr>
-              <w:t xml:space="preserve">87.4%</w:t>
-            </w:r>
-          </w:p>
-        </w:tc>
-        <w:tc>
-          <w:tcPr/>
-          <w:p>
-            <w:pPr>
-              <w:pStyle w:val="Compact"/>
-            </w:pPr>
-            <w:r>
-              <w:rPr>
-                <w:sz w:val="19"/>
-              </w:rPr>
+              <w:t xml:space="preserve">After-tax cost of debt</w:t>
+            </w:r>
+          </w:p>
+        </w:tc>
+        <w:tc>
+          <w:tcPr/>
+          <w:p>
+            <w:pPr>
+              <w:pStyle w:val="Compact"/>
+            </w:pPr>
+            <w:r>
+              <w:t xml:space="preserve">4.49%</w:t>
+            </w:r>
+          </w:p>
+        </w:tc>
+        <w:tc>
+          <w:tcPr/>
+          <w:p>
+            <w:pPr>
+              <w:pStyle w:val="Compact"/>
+            </w:pPr>
+            <w:r>
               <w:t xml:space="preserve">D</w:t>
             </w:r>
           </w:p>
@@ -1948,9 +1465,6 @@
               <w:pStyle w:val="Compact"/>
             </w:pPr>
             <w:r>
-              <w:rPr>
-                <w:sz w:val="19"/>
-              </w:rPr>
               <w:t xml:space="preserve">S9</w:t>
             </w:r>
           </w:p>
@@ -1964,37 +1478,28 @@
               <w:pStyle w:val="Compact"/>
             </w:pPr>
             <w:r>
-              <w:rPr>
-                <w:sz w:val="19"/>
-              </w:rPr>
-              <w:t xml:space="preserve">Debt weight</w:t>
-            </w:r>
-          </w:p>
-        </w:tc>
-        <w:tc>
-          <w:tcPr/>
-          <w:p>
-            <w:pPr>
-              <w:pStyle w:val="Compact"/>
-            </w:pPr>
-            <w:r>
-              <w:rPr>
-                <w:sz w:val="19"/>
-              </w:rPr>
-              <w:t xml:space="preserve">12.6%</w:t>
-            </w:r>
-          </w:p>
-        </w:tc>
-        <w:tc>
-          <w:tcPr/>
-          <w:p>
-            <w:pPr>
-              <w:pStyle w:val="Compact"/>
-            </w:pPr>
-            <w:r>
-              <w:rPr>
-                <w:sz w:val="19"/>
-              </w:rPr>
+              <w:t xml:space="preserve">Equity weight</w:t>
+            </w:r>
+          </w:p>
+        </w:tc>
+        <w:tc>
+          <w:tcPr/>
+          <w:p>
+            <w:pPr>
+              <w:pStyle w:val="Compact"/>
+            </w:pPr>
+            <w:r>
+              <w:t xml:space="preserve">87.4%</w:t>
+            </w:r>
+          </w:p>
+        </w:tc>
+        <w:tc>
+          <w:tcPr/>
+          <w:p>
+            <w:pPr>
+              <w:pStyle w:val="Compact"/>
+            </w:pPr>
+            <w:r>
               <w:t xml:space="preserve">D</w:t>
             </w:r>
           </w:p>
@@ -2006,10 +1511,7 @@
               <w:pStyle w:val="Compact"/>
             </w:pPr>
             <w:r>
-              <w:rPr>
-                <w:sz w:val="19"/>
-              </w:rPr>
-              <w:t xml:space="preserve">S1, S9</w:t>
+              <w:t xml:space="preserve">S9</w:t>
             </w:r>
           </w:p>
         </w:tc>
@@ -2022,37 +1524,28 @@
               <w:pStyle w:val="Compact"/>
             </w:pPr>
             <w:r>
-              <w:rPr>
-                <w:sz w:val="19"/>
-              </w:rPr>
-              <w:t xml:space="preserve">WACC</w:t>
-            </w:r>
-          </w:p>
-        </w:tc>
-        <w:tc>
-          <w:tcPr/>
-          <w:p>
-            <w:pPr>
-              <w:pStyle w:val="Compact"/>
-            </w:pPr>
-            <w:r>
-              <w:rPr>
-                <w:sz w:val="19"/>
-              </w:rPr>
-              <w:t xml:space="preserve">6.78%</w:t>
-            </w:r>
-          </w:p>
-        </w:tc>
-        <w:tc>
-          <w:tcPr/>
-          <w:p>
-            <w:pPr>
-              <w:pStyle w:val="Compact"/>
-            </w:pPr>
-            <w:r>
-              <w:rPr>
-                <w:sz w:val="19"/>
-              </w:rPr>
+              <w:t xml:space="preserve">Debt weight</w:t>
+            </w:r>
+          </w:p>
+        </w:tc>
+        <w:tc>
+          <w:tcPr/>
+          <w:p>
+            <w:pPr>
+              <w:pStyle w:val="Compact"/>
+            </w:pPr>
+            <w:r>
+              <w:t xml:space="preserve">12.6%</w:t>
+            </w:r>
+          </w:p>
+        </w:tc>
+        <w:tc>
+          <w:tcPr/>
+          <w:p>
+            <w:pPr>
+              <w:pStyle w:val="Compact"/>
+            </w:pPr>
+            <w:r>
               <w:t xml:space="preserve">D</w:t>
             </w:r>
           </w:p>
@@ -2064,10 +1557,7 @@
               <w:pStyle w:val="Compact"/>
             </w:pPr>
             <w:r>
-              <w:rPr>
-                <w:sz w:val="19"/>
-              </w:rPr>
-              <w:t xml:space="preserve">S9</w:t>
+              <w:t xml:space="preserve">S1, S9</w:t>
             </w:r>
           </w:p>
         </w:tc>
@@ -2080,9 +1570,52 @@
               <w:pStyle w:val="Compact"/>
             </w:pPr>
             <w:r>
-              <w:rPr>
-                <w:sz w:val="19"/>
-              </w:rPr>
+              <w:t xml:space="preserve">WACC</w:t>
+            </w:r>
+          </w:p>
+        </w:tc>
+        <w:tc>
+          <w:tcPr/>
+          <w:p>
+            <w:pPr>
+              <w:pStyle w:val="Compact"/>
+            </w:pPr>
+            <w:r>
+              <w:t xml:space="preserve">6.78%</w:t>
+            </w:r>
+          </w:p>
+        </w:tc>
+        <w:tc>
+          <w:tcPr/>
+          <w:p>
+            <w:pPr>
+              <w:pStyle w:val="Compact"/>
+            </w:pPr>
+            <w:r>
+              <w:t xml:space="preserve">D</w:t>
+            </w:r>
+          </w:p>
+        </w:tc>
+        <w:tc>
+          <w:tcPr/>
+          <w:p>
+            <w:pPr>
+              <w:pStyle w:val="Compact"/>
+            </w:pPr>
+            <w:r>
+              <w:t xml:space="preserve">S9</w:t>
+            </w:r>
+          </w:p>
+        </w:tc>
+      </w:tr>
+      <w:tr>
+        <w:tc>
+          <w:tcPr/>
+          <w:p>
+            <w:pPr>
+              <w:pStyle w:val="Compact"/>
+            </w:pPr>
+            <w:r>
               <w:t xml:space="preserve">US share of net sales, FY2025</w:t>
             </w:r>
           </w:p>
@@ -2094,9 +1627,6 @@
               <w:pStyle w:val="Compact"/>
             </w:pPr>
             <w:r>
-              <w:rPr>
-                <w:sz w:val="19"/>
-              </w:rPr>
               <w:t xml:space="preserve">87.7%</w:t>
             </w:r>
           </w:p>
@@ -2108,9 +1638,6 @@
               <w:pStyle w:val="Compact"/>
             </w:pPr>
             <w:r>
-              <w:rPr>
-                <w:sz w:val="19"/>
-              </w:rPr>
               <w:t xml:space="preserve">D</w:t>
             </w:r>
           </w:p>
@@ -2122,9 +1649,6 @@
               <w:pStyle w:val="Compact"/>
             </w:pPr>
             <w:r>
-              <w:rPr>
-                <w:sz w:val="19"/>
-              </w:rPr>
               <w:t xml:space="preserve">S1</w:t>
             </w:r>
           </w:p>
@@ -2138,14 +1662,12 @@
         <w:pStyle w:val="Heading2"/>
       </w:pPr>
       <w:r>
-        <w:rPr>
-          <w:color w:val="000000"/>
-        </w:rPr>
         <w:t xml:space="preserve">Sources</w:t>
       </w:r>
     </w:p>
     <w:tbl>
       <w:tblPr>
+        <w:tblStyle w:val="Table"/>
         <w:tblW w:type="pct" w:w="5000"/>
         <w:tblLayout w:type="fixed"/>
         <w:tblLook w:firstRow="1" w:lastRow="0" w:firstColumn="0" w:lastColumn="0" w:noHBand="0" w:noVBand="0" w:val="0020"/>
@@ -2168,9 +1690,6 @@
               <w:pStyle w:val="Compact"/>
             </w:pPr>
             <w:r>
-              <w:rPr>
-                <w:sz w:val="19"/>
-              </w:rPr>
               <w:t xml:space="preserve">id</w:t>
             </w:r>
           </w:p>
@@ -2182,9 +1701,6 @@
               <w:pStyle w:val="Compact"/>
             </w:pPr>
             <w:r>
-              <w:rPr>
-                <w:sz w:val="19"/>
-              </w:rPr>
               <w:t xml:space="preserve">Source</w:t>
             </w:r>
           </w:p>
@@ -2196,9 +1712,6 @@
               <w:pStyle w:val="Compact"/>
             </w:pPr>
             <w:r>
-              <w:rPr>
-                <w:sz w:val="19"/>
-              </w:rPr>
               <w:t xml:space="preserve">Publisher</w:t>
             </w:r>
           </w:p>
@@ -2210,9 +1723,6 @@
               <w:pStyle w:val="Compact"/>
             </w:pPr>
             <w:r>
-              <w:rPr>
-                <w:sz w:val="19"/>
-              </w:rPr>
               <w:t xml:space="preserve">Date</w:t>
             </w:r>
           </w:p>
@@ -2224,9 +1734,6 @@
               <w:pStyle w:val="Compact"/>
             </w:pPr>
             <w:r>
-              <w:rPr>
-                <w:sz w:val="19"/>
-              </w:rPr>
               <w:t xml:space="preserve">Link</w:t>
             </w:r>
           </w:p>
@@ -2240,9 +1747,6 @@
               <w:pStyle w:val="Compact"/>
             </w:pPr>
             <w:r>
-              <w:rPr>
-                <w:sz w:val="19"/>
-              </w:rPr>
               <w:t xml:space="preserve">S1</w:t>
             </w:r>
           </w:p>
@@ -2254,9 +1758,6 @@
               <w:pStyle w:val="Compact"/>
             </w:pPr>
             <w:r>
-              <w:rPr>
-                <w:sz w:val="19"/>
-              </w:rPr>
               <w:t xml:space="preserve">The Hershey Company Form 10-K for fiscal 2025, accession 0001628280-26-008586</w:t>
             </w:r>
           </w:p>
@@ -2268,9 +1769,6 @@
               <w:pStyle w:val="Compact"/>
             </w:pPr>
             <w:r>
-              <w:rPr>
-                <w:sz w:val="19"/>
-              </w:rPr>
               <w:t xml:space="preserve">SEC EDGAR</w:t>
             </w:r>
           </w:p>
@@ -2282,9 +1780,6 @@
               <w:pStyle w:val="Compact"/>
             </w:pPr>
             <w:r>
-              <w:rPr>
-                <w:sz w:val="19"/>
-              </w:rPr>
               <w:t xml:space="preserve">2026-02-17</w:t>
             </w:r>
           </w:p>
@@ -2296,9 +1791,6 @@
               <w:pStyle w:val="Compact"/>
             </w:pPr>
             <w:r>
-              <w:rPr>
-                <w:sz w:val="19"/>
-              </w:rPr>
               <w:t xml:space="preserve">https://www.sec.gov/Archives/edgar/data/47111/000162828026008586/hsy-20251231.htm</w:t>
             </w:r>
           </w:p>
@@ -2312,66 +1804,51 @@
               <w:pStyle w:val="Compact"/>
             </w:pPr>
             <w:r>
-              <w:rPr>
-                <w:sz w:val="19"/>
-              </w:rPr>
-              <w:t xml:space="preserve">S9</w:t>
-            </w:r>
-          </w:p>
-        </w:tc>
-        <w:tc>
-          <w:tcPr/>
-          <w:p>
-            <w:pPr>
-              <w:pStyle w:val="Compact"/>
-            </w:pPr>
-            <w:r>
-              <w:rPr>
-                <w:sz w:val="19"/>
-              </w:rPr>
-              <w:t xml:space="preserve">Team Q&amp;D workbook for Hershey, WACC calculation tab</w:t>
-            </w:r>
-          </w:p>
-        </w:tc>
-        <w:tc>
-          <w:tcPr/>
-          <w:p>
-            <w:pPr>
-              <w:pStyle w:val="Compact"/>
-            </w:pPr>
-            <w:r>
-              <w:rPr>
-                <w:sz w:val="19"/>
-              </w:rPr>
-              <w:t xml:space="preserve">FIN 5370 HSY team</w:t>
-            </w:r>
-          </w:p>
-        </w:tc>
-        <w:tc>
-          <w:tcPr/>
-          <w:p>
-            <w:pPr>
-              <w:pStyle w:val="Compact"/>
-            </w:pPr>
-            <w:r>
-              <w:rPr>
-                <w:sz w:val="19"/>
-              </w:rPr>
-              <w:t xml:space="preserve">2026-10-05</w:t>
-            </w:r>
-          </w:p>
-        </w:tc>
-        <w:tc>
-          <w:tcPr/>
-          <w:p>
-            <w:pPr>
-              <w:pStyle w:val="Compact"/>
-            </w:pPr>
-            <w:r>
-              <w:rPr>
-                <w:sz w:val="19"/>
-              </w:rPr>
-              <w:t xml:space="preserve">workbook/QD-HSY.xlsx</w:t>
+              <w:t xml:space="preserve">S8</w:t>
+            </w:r>
+          </w:p>
+        </w:tc>
+        <w:tc>
+          <w:tcPr/>
+          <w:p>
+            <w:pPr>
+              <w:pStyle w:val="Compact"/>
+            </w:pPr>
+            <w:r>
+              <w:t xml:space="preserve">FactSet consensus estimates and beta for Hershey</w:t>
+            </w:r>
+          </w:p>
+        </w:tc>
+        <w:tc>
+          <w:tcPr/>
+          <w:p>
+            <w:pPr>
+              <w:pStyle w:val="Compact"/>
+            </w:pPr>
+            <w:r>
+              <w:t xml:space="preserve">FactSet</w:t>
+            </w:r>
+          </w:p>
+        </w:tc>
+        <w:tc>
+          <w:tcPr/>
+          <w:p>
+            <w:pPr>
+              <w:pStyle w:val="Compact"/>
+            </w:pPr>
+            <w:r>
+              <w:t xml:space="preserve">2026-10-04</w:t>
+            </w:r>
+          </w:p>
+        </w:tc>
+        <w:tc>
+          <w:tcPr/>
+          <w:p>
+            <w:pPr>
+              <w:pStyle w:val="Compact"/>
+            </w:pPr>
+            <w:r>
+              <w:t xml:space="preserve">FactSet terminal (licensed; not linked)</w:t>
             </w:r>
           </w:p>
         </w:tc>
@@ -2384,66 +1861,51 @@
               <w:pStyle w:val="Compact"/>
             </w:pPr>
             <w:r>
-              <w:rPr>
-                <w:sz w:val="19"/>
-              </w:rPr>
-              <w:t xml:space="preserve">S10</w:t>
-            </w:r>
-          </w:p>
-        </w:tc>
-        <w:tc>
-          <w:tcPr/>
-          <w:p>
-            <w:pPr>
-              <w:pStyle w:val="Compact"/>
-            </w:pPr>
-            <w:r>
-              <w:rPr>
-                <w:sz w:val="19"/>
-              </w:rPr>
-              <w:t xml:space="preserve">Betas by Sector (US)</w:t>
-            </w:r>
-          </w:p>
-        </w:tc>
-        <w:tc>
-          <w:tcPr/>
-          <w:p>
-            <w:pPr>
-              <w:pStyle w:val="Compact"/>
-            </w:pPr>
-            <w:r>
-              <w:rPr>
-                <w:sz w:val="19"/>
-              </w:rPr>
-              <w:t xml:space="preserve">Aswath Damodaran, NYU Stern</w:t>
-            </w:r>
-          </w:p>
-        </w:tc>
-        <w:tc>
-          <w:tcPr/>
-          <w:p>
-            <w:pPr>
-              <w:pStyle w:val="Compact"/>
-            </w:pPr>
-            <w:r>
-              <w:rPr>
-                <w:sz w:val="19"/>
-              </w:rPr>
-              <w:t xml:space="preserve">January 2026</w:t>
-            </w:r>
-          </w:p>
-        </w:tc>
-        <w:tc>
-          <w:tcPr/>
-          <w:p>
-            <w:pPr>
-              <w:pStyle w:val="Compact"/>
-            </w:pPr>
-            <w:r>
-              <w:rPr>
-                <w:sz w:val="19"/>
-              </w:rPr>
-              <w:t xml:space="preserve">https://pages.stern.nyu.edu/~adamodar/New_Home_Page/datafile/Betas.html</w:t>
+              <w:t xml:space="preserve">S9</w:t>
+            </w:r>
+          </w:p>
+        </w:tc>
+        <w:tc>
+          <w:tcPr/>
+          <w:p>
+            <w:pPr>
+              <w:pStyle w:val="Compact"/>
+            </w:pPr>
+            <w:r>
+              <w:t xml:space="preserve">Team Q&amp;D workbook for Hershey, WACC calculation tab</w:t>
+            </w:r>
+          </w:p>
+        </w:tc>
+        <w:tc>
+          <w:tcPr/>
+          <w:p>
+            <w:pPr>
+              <w:pStyle w:val="Compact"/>
+            </w:pPr>
+            <w:r>
+              <w:t xml:space="preserve">FIN 5370 HSY team</w:t>
+            </w:r>
+          </w:p>
+        </w:tc>
+        <w:tc>
+          <w:tcPr/>
+          <w:p>
+            <w:pPr>
+              <w:pStyle w:val="Compact"/>
+            </w:pPr>
+            <w:r>
+              <w:t xml:space="preserve">2026-10-05</w:t>
+            </w:r>
+          </w:p>
+        </w:tc>
+        <w:tc>
+          <w:tcPr/>
+          <w:p>
+            <w:pPr>
+              <w:pStyle w:val="Compact"/>
+            </w:pPr>
+            <w:r>
+              <w:t xml:space="preserve">workbook/QD-HSY.xlsx</w:t>
             </w:r>
           </w:p>
         </w:tc>
@@ -2456,37 +1918,28 @@
               <w:pStyle w:val="Compact"/>
             </w:pPr>
             <w:r>
-              <w:rPr>
-                <w:sz w:val="19"/>
-              </w:rPr>
-              <w:t xml:space="preserve">S11</w:t>
-            </w:r>
-          </w:p>
-        </w:tc>
-        <w:tc>
-          <w:tcPr/>
-          <w:p>
-            <w:pPr>
-              <w:pStyle w:val="Compact"/>
-            </w:pPr>
-            <w:r>
-              <w:rPr>
-                <w:sz w:val="19"/>
-              </w:rPr>
-              <w:t xml:space="preserve">Ratings, Interest Coverage Ratios and Default Spread</w:t>
-            </w:r>
-          </w:p>
-        </w:tc>
-        <w:tc>
-          <w:tcPr/>
-          <w:p>
-            <w:pPr>
-              <w:pStyle w:val="Compact"/>
-            </w:pPr>
-            <w:r>
-              <w:rPr>
-                <w:sz w:val="19"/>
-              </w:rPr>
+              <w:t xml:space="preserve">S10</w:t>
+            </w:r>
+          </w:p>
+        </w:tc>
+        <w:tc>
+          <w:tcPr/>
+          <w:p>
+            <w:pPr>
+              <w:pStyle w:val="Compact"/>
+            </w:pPr>
+            <w:r>
+              <w:t xml:space="preserve">Betas by Sector (US)</w:t>
+            </w:r>
+          </w:p>
+        </w:tc>
+        <w:tc>
+          <w:tcPr/>
+          <w:p>
+            <w:pPr>
+              <w:pStyle w:val="Compact"/>
+            </w:pPr>
+            <w:r>
               <w:t xml:space="preserve">Aswath Damodaran, NYU Stern</w:t>
             </w:r>
           </w:p>
@@ -2498,9 +1951,6 @@
               <w:pStyle w:val="Compact"/>
             </w:pPr>
             <w:r>
-              <w:rPr>
-                <w:sz w:val="19"/>
-              </w:rPr>
               <w:t xml:space="preserve">January 2026</w:t>
             </w:r>
           </w:p>
@@ -2512,10 +1962,7 @@
               <w:pStyle w:val="Compact"/>
             </w:pPr>
             <w:r>
-              <w:rPr>
-                <w:sz w:val="19"/>
-              </w:rPr>
-              <w:t xml:space="preserve">https://pages.stern.nyu.edu/~adamodar/New_Home_Page/datafile/ratings.html</w:t>
+              <w:t xml:space="preserve">https://pages.stern.nyu.edu/~adamodar/New_Home_Page/datafile/Betas.html</w:t>
             </w:r>
           </w:p>
         </w:tc>
@@ -2528,37 +1975,28 @@
               <w:pStyle w:val="Compact"/>
             </w:pPr>
             <w:r>
-              <w:rPr>
-                <w:sz w:val="19"/>
-              </w:rPr>
-              <w:t xml:space="preserve">S12</w:t>
-            </w:r>
-          </w:p>
-        </w:tc>
-        <w:tc>
-          <w:tcPr/>
-          <w:p>
-            <w:pPr>
-              <w:pStyle w:val="Compact"/>
-            </w:pPr>
-            <w:r>
-              <w:rPr>
-                <w:sz w:val="19"/>
-              </w:rPr>
-              <w:t xml:space="preserve">Country Default Spreads and Risk Premiums</w:t>
-            </w:r>
-          </w:p>
-        </w:tc>
-        <w:tc>
-          <w:tcPr/>
-          <w:p>
-            <w:pPr>
-              <w:pStyle w:val="Compact"/>
-            </w:pPr>
-            <w:r>
-              <w:rPr>
-                <w:sz w:val="19"/>
-              </w:rPr>
+              <w:t xml:space="preserve">S11</w:t>
+            </w:r>
+          </w:p>
+        </w:tc>
+        <w:tc>
+          <w:tcPr/>
+          <w:p>
+            <w:pPr>
+              <w:pStyle w:val="Compact"/>
+            </w:pPr>
+            <w:r>
+              <w:t xml:space="preserve">Ratings, Interest Coverage Ratios and Default Spread</w:t>
+            </w:r>
+          </w:p>
+        </w:tc>
+        <w:tc>
+          <w:tcPr/>
+          <w:p>
+            <w:pPr>
+              <w:pStyle w:val="Compact"/>
+            </w:pPr>
+            <w:r>
               <w:t xml:space="preserve">Aswath Damodaran, NYU Stern</w:t>
             </w:r>
           </w:p>
@@ -2570,24 +2008,18 @@
               <w:pStyle w:val="Compact"/>
             </w:pPr>
             <w:r>
-              <w:rPr>
-                <w:sz w:val="19"/>
-              </w:rPr>
-              <w:t xml:space="preserve">2026-01-05</w:t>
-            </w:r>
-          </w:p>
-        </w:tc>
-        <w:tc>
-          <w:tcPr/>
-          <w:p>
-            <w:pPr>
-              <w:pStyle w:val="Compact"/>
-            </w:pPr>
-            <w:r>
-              <w:rPr>
-                <w:sz w:val="19"/>
-              </w:rPr>
-              <w:t xml:space="preserve">https://pages.stern.nyu.edu/~adamodar/New_Home_Page/datafile/ctryprem.html</w:t>
+              <w:t xml:space="preserve">January 2026</w:t>
+            </w:r>
+          </w:p>
+        </w:tc>
+        <w:tc>
+          <w:tcPr/>
+          <w:p>
+            <w:pPr>
+              <w:pStyle w:val="Compact"/>
+            </w:pPr>
+            <w:r>
+              <w:t xml:space="preserve">https://pages.stern.nyu.edu/~adamodar/New_Home_Page/datafile/ratings.html</w:t>
             </w:r>
           </w:p>
         </w:tc>
@@ -2600,66 +2032,51 @@
               <w:pStyle w:val="Compact"/>
             </w:pPr>
             <w:r>
-              <w:rPr>
-                <w:sz w:val="19"/>
-              </w:rPr>
-              <w:t xml:space="preserve">S13</w:t>
-            </w:r>
-          </w:p>
-        </w:tc>
-        <w:tc>
-          <w:tcPr/>
-          <w:p>
-            <w:pPr>
-              <w:pStyle w:val="Compact"/>
-            </w:pPr>
-            <w:r>
-              <w:rPr>
-                <w:sz w:val="19"/>
-              </w:rPr>
-              <w:t xml:space="preserve">Daily Treasury Par Yield Curve Rates, 2026</w:t>
-            </w:r>
-          </w:p>
-        </w:tc>
-        <w:tc>
-          <w:tcPr/>
-          <w:p>
-            <w:pPr>
-              <w:pStyle w:val="Compact"/>
-            </w:pPr>
-            <w:r>
-              <w:rPr>
-                <w:sz w:val="19"/>
-              </w:rPr>
-              <w:t xml:space="preserve">US Department of the Treasury</w:t>
-            </w:r>
-          </w:p>
-        </w:tc>
-        <w:tc>
-          <w:tcPr/>
-          <w:p>
-            <w:pPr>
-              <w:pStyle w:val="Compact"/>
-            </w:pPr>
-            <w:r>
-              <w:rPr>
-                <w:sz w:val="19"/>
-              </w:rPr>
-              <w:t xml:space="preserve">2026-10-02</w:t>
-            </w:r>
-          </w:p>
-        </w:tc>
-        <w:tc>
-          <w:tcPr/>
-          <w:p>
-            <w:pPr>
-              <w:pStyle w:val="Compact"/>
-            </w:pPr>
-            <w:r>
-              <w:rPr>
-                <w:sz w:val="19"/>
-              </w:rPr>
-              <w:t xml:space="preserve">https://home.treasury.gov/resource-center/data-chart-center/interest-rates/TextView?type=daily_treasury_yield_curve&amp;field_tdr_date_value=2026</w:t>
+              <w:t xml:space="preserve">S12</w:t>
+            </w:r>
+          </w:p>
+        </w:tc>
+        <w:tc>
+          <w:tcPr/>
+          <w:p>
+            <w:pPr>
+              <w:pStyle w:val="Compact"/>
+            </w:pPr>
+            <w:r>
+              <w:t xml:space="preserve">Country Default Spreads and Risk Premiums</w:t>
+            </w:r>
+          </w:p>
+        </w:tc>
+        <w:tc>
+          <w:tcPr/>
+          <w:p>
+            <w:pPr>
+              <w:pStyle w:val="Compact"/>
+            </w:pPr>
+            <w:r>
+              <w:t xml:space="preserve">Aswath Damodaran, NYU Stern</w:t>
+            </w:r>
+          </w:p>
+        </w:tc>
+        <w:tc>
+          <w:tcPr/>
+          <w:p>
+            <w:pPr>
+              <w:pStyle w:val="Compact"/>
+            </w:pPr>
+            <w:r>
+              <w:t xml:space="preserve">2026-01-05</w:t>
+            </w:r>
+          </w:p>
+        </w:tc>
+        <w:tc>
+          <w:tcPr/>
+          <w:p>
+            <w:pPr>
+              <w:pStyle w:val="Compact"/>
+            </w:pPr>
+            <w:r>
+              <w:t xml:space="preserve">https://pages.stern.nyu.edu/~adamodar/New_Home_Page/datafile/ctryprem.html</w:t>
             </w:r>
           </w:p>
         </w:tc>
@@ -2672,9 +2089,63 @@
               <w:pStyle w:val="Compact"/>
             </w:pPr>
             <w:r>
-              <w:rPr>
-                <w:sz w:val="19"/>
-              </w:rPr>
+              <w:t xml:space="preserve">S13</w:t>
+            </w:r>
+          </w:p>
+        </w:tc>
+        <w:tc>
+          <w:tcPr/>
+          <w:p>
+            <w:pPr>
+              <w:pStyle w:val="Compact"/>
+            </w:pPr>
+            <w:r>
+              <w:t xml:space="preserve">Daily Treasury Par Yield Curve Rates, 2026</w:t>
+            </w:r>
+          </w:p>
+        </w:tc>
+        <w:tc>
+          <w:tcPr/>
+          <w:p>
+            <w:pPr>
+              <w:pStyle w:val="Compact"/>
+            </w:pPr>
+            <w:r>
+              <w:t xml:space="preserve">US Department of the Treasury</w:t>
+            </w:r>
+          </w:p>
+        </w:tc>
+        <w:tc>
+          <w:tcPr/>
+          <w:p>
+            <w:pPr>
+              <w:pStyle w:val="Compact"/>
+            </w:pPr>
+            <w:r>
+              <w:t xml:space="preserve">2026-10-02</w:t>
+            </w:r>
+          </w:p>
+        </w:tc>
+        <w:tc>
+          <w:tcPr/>
+          <w:p>
+            <w:pPr>
+              <w:pStyle w:val="Compact"/>
+            </w:pPr>
+            <w:r>
+              <w:t xml:space="preserve">https://home.treasury.gov/resource-center/data-chart-center/interest-rates/TextView?type=daily_treasury_yield_curve&amp;field_tdr_date_value=2026</w:t>
+            </w:r>
+          </w:p>
+        </w:tc>
+      </w:tr>
+      <w:tr>
+        <w:tc>
+          <w:tcPr/>
+          <w:p>
+            <w:pPr>
+              <w:pStyle w:val="Compact"/>
+            </w:pPr>
+            <w:r>
               <w:t xml:space="preserve">S14</w:t>
             </w:r>
           </w:p>
@@ -2686,9 +2157,6 @@
               <w:pStyle w:val="Compact"/>
             </w:pPr>
             <w:r>
-              <w:rPr>
-                <w:sz w:val="19"/>
-              </w:rPr>
               <w:t xml:space="preserve">Monthly adjusted prices for HSY, SPY, and BIL, September 2021 to August 2026, pulled with yfinance</w:t>
             </w:r>
           </w:p>
@@ -2700,9 +2168,6 @@
               <w:pStyle w:val="Compact"/>
             </w:pPr>
             <w:r>
-              <w:rPr>
-                <w:sz w:val="19"/>
-              </w:rPr>
               <w:t xml:space="preserve">Yahoo Finance</w:t>
             </w:r>
           </w:p>
@@ -2714,9 +2179,6 @@
               <w:pStyle w:val="Compact"/>
             </w:pPr>
             <w:r>
-              <w:rPr>
-                <w:sz w:val="19"/>
-              </w:rPr>
               <w:t xml:space="preserve">accessed 2026-10-05</w:t>
             </w:r>
           </w:p>
@@ -2728,9 +2190,6 @@
               <w:pStyle w:val="Compact"/>
             </w:pPr>
             <w:r>
-              <w:rPr>
-                <w:sz w:val="19"/>
-              </w:rPr>
               <w:t xml:space="preserve">https://finance.yahoo.com/quote/HSY/history</w:t>
             </w:r>
           </w:p>
@@ -2744,9 +2203,6 @@
         <w:pStyle w:val="Heading2"/>
       </w:pPr>
       <w:r>
-        <w:rPr>
-          <w:color w:val="000000"/>
-        </w:rPr>
         <w:t xml:space="preserve">Numbers we still need</w:t>
       </w:r>
     </w:p>
@@ -2759,10 +2215,7 @@
         </w:numPr>
       </w:pPr>
       <w:r>
-        <w:rPr>
-          <w:color w:val="000000"/>
-        </w:rPr>
-        <w:t xml:space="preserve">FactSet’s beta for Hershey (0.34 on the WACC tab, cell F10): the screen and the date. Until we have them, it is not used or cited.</w:t>
+        <w:t xml:space="preserve">None.</w:t>
       </w:r>
     </w:p>
     <w:bookmarkEnd w:id="16"/>
@@ -3013,11 +2466,6 @@
   <w:style w:default="1" w:styleId="Normal" w:type="paragraph">
     <w:name w:val="Normal"/>
     <w:qFormat/>
-    <w:rPr>
-      <w:rFonts w:ascii="Aptos" w:hAnsi="Aptos" w:eastAsia="Aptos"/>
-      <w:color w:val="000000"/>
-      <w:sz w:val="22"/>
-    </w:rPr>
   </w:style>
   <w:style w:styleId="BodyText" w:type="paragraph">
     <w:name w:val="Body Text"/>
@@ -3027,20 +2475,12 @@
     <w:pPr>
       <w:spacing w:after="180" w:before="180"/>
     </w:pPr>
-    <w:rPr>
-      <w:rFonts w:ascii="Aptos" w:hAnsi="Aptos" w:eastAsia="Aptos"/>
-      <w:color w:val="000000"/>
-    </w:rPr>
   </w:style>
   <w:style w:customStyle="1" w:styleId="FirstParagraph" w:type="paragraph">
     <w:name w:val="First Paragraph"/>
     <w:basedOn w:val="BodyText"/>
     <w:next w:val="BodyText"/>
     <w:qFormat/>
-    <w:rPr>
-      <w:rFonts w:ascii="Aptos" w:hAnsi="Aptos" w:eastAsia="Aptos"/>
-      <w:color w:val="000000"/>
-    </w:rPr>
   </w:style>
   <w:style w:customStyle="1" w:styleId="Compact" w:type="paragraph">
     <w:name w:val="Compact"/>
@@ -3049,10 +2489,6 @@
     <w:pPr>
       <w:spacing w:after="36" w:before="36"/>
     </w:pPr>
-    <w:rPr>
-      <w:rFonts w:ascii="Aptos" w:hAnsi="Aptos" w:eastAsia="Aptos"/>
-      <w:color w:val="000000"/>
-    </w:rPr>
   </w:style>
   <w:style w:styleId="Title" w:type="paragraph">
     <w:name w:val="Title"/>
@@ -3068,8 +2504,7 @@
       <w:jc w:val="center"/>
     </w:pPr>
     <w:rPr>
-      <w:rFonts w:asciiTheme="majorHAnsi" w:cstheme="majorBidi" w:eastAsiaTheme="majorEastAsia" w:hAnsiTheme="majorHAnsi" w:ascii="Aptos" w:hAnsi="Aptos" w:eastAsia="Aptos"/>
-      <w:color w:val="000000"/>
+      <w:rFonts w:asciiTheme="majorHAnsi" w:cstheme="majorBidi" w:eastAsiaTheme="majorEastAsia" w:hAnsiTheme="majorHAnsi"/>
       <w:sz w:val="56"/>
       <w:szCs w:val="56"/>
     </w:rPr>
@@ -3081,8 +2516,7 @@
     <w:uiPriority w:val="10"/>
     <w:rsid w:val="00A10FD9"/>
     <w:rPr>
-      <w:rFonts w:asciiTheme="majorHAnsi" w:cstheme="majorBidi" w:eastAsiaTheme="majorEastAsia" w:hAnsiTheme="majorHAnsi" w:ascii="Aptos" w:hAnsi="Aptos" w:eastAsia="Aptos"/>
-      <w:color w:val="000000"/>
+      <w:rFonts w:asciiTheme="majorHAnsi" w:cstheme="majorBidi" w:eastAsiaTheme="majorEastAsia" w:hAnsiTheme="majorHAnsi"/>
       <w:sz w:val="56"/>
       <w:szCs w:val="56"/>
     </w:rPr>
@@ -3101,8 +2535,7 @@
       </w:numPr>
     </w:pPr>
     <w:rPr>
-      <w:rFonts w:cstheme="majorBidi" w:eastAsiaTheme="majorEastAsia" w:ascii="Aptos" w:hAnsi="Aptos" w:eastAsia="Aptos"/>
-      <w:color w:val="000000"/>
+      <w:rFonts w:cstheme="majorBidi" w:eastAsiaTheme="majorEastAsia"/>
       <w:spacing w:val="15"/>
       <w:sz w:val="28"/>
       <w:szCs w:val="28"/>
@@ -3115,8 +2548,8 @@
     <w:uiPriority w:val="11"/>
     <w:rsid w:val="00A10FD9"/>
     <w:rPr>
-      <w:rFonts w:cstheme="majorBidi" w:eastAsiaTheme="majorEastAsia" w:ascii="Aptos" w:hAnsi="Aptos" w:eastAsia="Aptos"/>
-      <w:color w:val="000000"/>
+      <w:rFonts w:cstheme="majorBidi" w:eastAsiaTheme="majorEastAsia"/>
+      <w:color w:themeColor="text1" w:themeTint="A6" w:val="595959"/>
       <w:spacing w:val="15"/>
       <w:sz w:val="28"/>
       <w:szCs w:val="28"/>
@@ -3132,8 +2565,6 @@
       <w:keepLines/>
     </w:pPr>
     <w:rPr>
-      <w:rFonts w:ascii="Aptos" w:hAnsi="Aptos" w:eastAsia="Aptos"/>
-      <w:color w:val="000000"/>
       <w:sz w:val="24"/>
       <w:szCs w:val="24"/>
     </w:rPr>
@@ -3148,8 +2579,6 @@
       <w:keepLines/>
     </w:pPr>
     <w:rPr>
-      <w:rFonts w:ascii="Aptos" w:hAnsi="Aptos" w:eastAsia="Aptos"/>
-      <w:color w:val="000000"/>
       <w:sz w:val="24"/>
       <w:szCs w:val="24"/>
     </w:rPr>
@@ -3166,9 +2595,7 @@
       <w:jc w:val="center"/>
     </w:pPr>
     <w:rPr>
-      <w:rFonts w:ascii="Aptos" w:hAnsi="Aptos" w:eastAsia="Aptos"/>
       <w:b/>
-      <w:color w:val="000000"/>
       <w:sz w:val="20"/>
       <w:szCs w:val="20"/>
     </w:rPr>
@@ -3184,8 +2611,6 @@
       <w:spacing w:after="300" w:before="100"/>
     </w:pPr>
     <w:rPr>
-      <w:rFonts w:ascii="Aptos" w:hAnsi="Aptos" w:eastAsia="Aptos"/>
-      <w:color w:val="000000"/>
       <w:sz w:val="20"/>
       <w:szCs w:val="20"/>
     </w:rPr>
@@ -3196,10 +2621,7 @@
     <w:next w:val="Bibliography"/>
     <w:qFormat/>
     <w:pPr/>
-    <w:rPr>
-      <w:rFonts w:ascii="Aptos" w:hAnsi="Aptos" w:eastAsia="Aptos"/>
-      <w:color w:val="000000"/>
-    </w:rPr>
+    <w:rPr/>
   </w:style>
   <w:style w:styleId="Heading1" w:type="paragraph">
     <w:name w:val="heading 1"/>
@@ -3216,8 +2638,8 @@
       <w:outlineLvl w:val="0"/>
     </w:pPr>
     <w:rPr>
-      <w:rFonts w:asciiTheme="majorHAnsi" w:cstheme="majorBidi" w:eastAsiaTheme="majorEastAsia" w:hAnsiTheme="majorHAnsi" w:ascii="Aptos" w:hAnsi="Aptos" w:eastAsia="Aptos"/>
-      <w:color w:val="000000"/>
+      <w:rFonts w:asciiTheme="majorHAnsi" w:cstheme="majorBidi" w:eastAsiaTheme="majorEastAsia" w:hAnsiTheme="majorHAnsi"/>
+      <w:color w:themeColor="accent1" w:themeShade="BF" w:val="0F4761"/>
       <w:sz w:val="40"/>
       <w:szCs w:val="40"/>
     </w:rPr>
@@ -3239,8 +2661,8 @@
       <w:outlineLvl w:val="1"/>
     </w:pPr>
     <w:rPr>
-      <w:rFonts w:asciiTheme="majorHAnsi" w:cstheme="majorBidi" w:eastAsiaTheme="majorEastAsia" w:hAnsiTheme="majorHAnsi" w:ascii="Aptos" w:hAnsi="Aptos" w:eastAsia="Aptos"/>
-      <w:color w:val="000000"/>
+      <w:rFonts w:asciiTheme="majorHAnsi" w:cstheme="majorBidi" w:eastAsiaTheme="majorEastAsia" w:hAnsiTheme="majorHAnsi"/>
+      <w:color w:themeColor="accent1" w:themeShade="BF" w:val="0F4761"/>
       <w:sz w:val="32"/>
       <w:szCs w:val="32"/>
     </w:rPr>
@@ -3262,8 +2684,8 @@
       <w:outlineLvl w:val="2"/>
     </w:pPr>
     <w:rPr>
-      <w:rFonts w:cstheme="majorBidi" w:eastAsiaTheme="majorEastAsia" w:ascii="Aptos" w:hAnsi="Aptos" w:eastAsia="Aptos"/>
-      <w:color w:val="000000"/>
+      <w:rFonts w:cstheme="majorBidi" w:eastAsiaTheme="majorEastAsia"/>
+      <w:color w:themeColor="accent1" w:themeShade="BF" w:val="0F4761"/>
       <w:sz w:val="28"/>
       <w:szCs w:val="28"/>
     </w:rPr>
@@ -3285,10 +2707,10 @@
       <w:outlineLvl w:val="3"/>
     </w:pPr>
     <w:rPr>
-      <w:rFonts w:cstheme="majorBidi" w:eastAsiaTheme="majorEastAsia" w:ascii="Aptos" w:hAnsi="Aptos" w:eastAsia="Aptos"/>
+      <w:rFonts w:cstheme="majorBidi" w:eastAsiaTheme="majorEastAsia"/>
       <w:i/>
       <w:iCs/>
-      <w:color w:val="000000"/>
+      <w:color w:themeColor="accent1" w:themeShade="BF" w:val="0F4761"/>
     </w:rPr>
   </w:style>
   <w:style w:styleId="Heading5" w:type="paragraph">
@@ -3308,8 +2730,8 @@
       <w:outlineLvl w:val="4"/>
     </w:pPr>
     <w:rPr>
-      <w:rFonts w:cstheme="majorBidi" w:eastAsiaTheme="majorEastAsia" w:ascii="Aptos" w:hAnsi="Aptos" w:eastAsia="Aptos"/>
-      <w:color w:val="000000"/>
+      <w:rFonts w:cstheme="majorBidi" w:eastAsiaTheme="majorEastAsia"/>
+      <w:color w:themeColor="accent1" w:themeShade="BF" w:val="0F4761"/>
     </w:rPr>
   </w:style>
   <w:style w:styleId="Heading6" w:type="paragraph">
@@ -3329,10 +2751,10 @@
       <w:outlineLvl w:val="5"/>
     </w:pPr>
     <w:rPr>
-      <w:rFonts w:cstheme="majorBidi" w:eastAsiaTheme="majorEastAsia" w:ascii="Aptos" w:hAnsi="Aptos" w:eastAsia="Aptos"/>
+      <w:rFonts w:cstheme="majorBidi" w:eastAsiaTheme="majorEastAsia"/>
       <w:i/>
       <w:iCs/>
-      <w:color w:val="000000"/>
+      <w:color w:themeColor="text1" w:themeTint="A6" w:val="595959"/>
     </w:rPr>
   </w:style>
   <w:style w:styleId="Heading7" w:type="paragraph">
@@ -3352,8 +2774,8 @@
       <w:outlineLvl w:val="6"/>
     </w:pPr>
     <w:rPr>
-      <w:rFonts w:cstheme="majorBidi" w:eastAsiaTheme="majorEastAsia" w:ascii="Aptos" w:hAnsi="Aptos" w:eastAsia="Aptos"/>
-      <w:color w:val="000000"/>
+      <w:rFonts w:cstheme="majorBidi" w:eastAsiaTheme="majorEastAsia"/>
+      <w:color w:themeColor="text1" w:themeTint="A6" w:val="595959"/>
     </w:rPr>
   </w:style>
   <w:style w:styleId="Heading8" w:type="paragraph">
@@ -3373,10 +2795,10 @@
       <w:outlineLvl w:val="7"/>
     </w:pPr>
     <w:rPr>
-      <w:rFonts w:cstheme="majorBidi" w:eastAsiaTheme="majorEastAsia" w:ascii="Aptos" w:hAnsi="Aptos" w:eastAsia="Aptos"/>
+      <w:rFonts w:cstheme="majorBidi" w:eastAsiaTheme="majorEastAsia"/>
       <w:i/>
       <w:iCs/>
-      <w:color w:val="000000"/>
+      <w:color w:themeColor="text1" w:themeTint="D8" w:val="272727"/>
     </w:rPr>
   </w:style>
   <w:style w:styleId="Heading9" w:type="paragraph">
@@ -3396,8 +2818,8 @@
       <w:outlineLvl w:val="8"/>
     </w:pPr>
     <w:rPr>
-      <w:rFonts w:cstheme="majorBidi" w:eastAsiaTheme="majorEastAsia" w:ascii="Aptos" w:hAnsi="Aptos" w:eastAsia="Aptos"/>
-      <w:color w:val="000000"/>
+      <w:rFonts w:cstheme="majorBidi" w:eastAsiaTheme="majorEastAsia"/>
+      <w:color w:themeColor="text1" w:themeTint="D8" w:val="272727"/>
     </w:rPr>
   </w:style>
   <w:style w:customStyle="1" w:styleId="Heading1Char" w:type="character">
@@ -3407,8 +2829,8 @@
     <w:uiPriority w:val="9"/>
     <w:rsid w:val="00A10FD9"/>
     <w:rPr>
-      <w:rFonts w:asciiTheme="majorHAnsi" w:cstheme="majorBidi" w:eastAsiaTheme="majorEastAsia" w:hAnsiTheme="majorHAnsi" w:ascii="Aptos" w:hAnsi="Aptos" w:eastAsia="Aptos"/>
-      <w:color w:val="000000"/>
+      <w:rFonts w:asciiTheme="majorHAnsi" w:cstheme="majorBidi" w:eastAsiaTheme="majorEastAsia" w:hAnsiTheme="majorHAnsi"/>
+      <w:color w:themeColor="accent1" w:themeShade="BF" w:val="0F4761"/>
       <w:sz w:val="40"/>
       <w:szCs w:val="40"/>
     </w:rPr>
@@ -3421,8 +2843,8 @@
     <w:semiHidden/>
     <w:rsid w:val="00A10FD9"/>
     <w:rPr>
-      <w:rFonts w:asciiTheme="majorHAnsi" w:cstheme="majorBidi" w:eastAsiaTheme="majorEastAsia" w:hAnsiTheme="majorHAnsi" w:ascii="Aptos" w:hAnsi="Aptos" w:eastAsia="Aptos"/>
-      <w:color w:val="000000"/>
+      <w:rFonts w:asciiTheme="majorHAnsi" w:cstheme="majorBidi" w:eastAsiaTheme="majorEastAsia" w:hAnsiTheme="majorHAnsi"/>
+      <w:color w:themeColor="accent1" w:themeShade="BF" w:val="0F4761"/>
       <w:sz w:val="32"/>
       <w:szCs w:val="32"/>
     </w:rPr>
@@ -3435,8 +2857,8 @@
     <w:semiHidden/>
     <w:rsid w:val="00A10FD9"/>
     <w:rPr>
-      <w:rFonts w:cstheme="majorBidi" w:eastAsiaTheme="majorEastAsia" w:ascii="Aptos" w:hAnsi="Aptos" w:eastAsia="Aptos"/>
-      <w:color w:val="000000"/>
+      <w:rFonts w:cstheme="majorBidi" w:eastAsiaTheme="majorEastAsia"/>
+      <w:color w:themeColor="accent1" w:themeShade="BF" w:val="0F4761"/>
       <w:sz w:val="28"/>
       <w:szCs w:val="28"/>
     </w:rPr>
@@ -3449,10 +2871,10 @@
     <w:semiHidden/>
     <w:rsid w:val="00A10FD9"/>
     <w:rPr>
-      <w:rFonts w:cstheme="majorBidi" w:eastAsiaTheme="majorEastAsia" w:ascii="Aptos" w:hAnsi="Aptos" w:eastAsia="Aptos"/>
+      <w:rFonts w:cstheme="majorBidi" w:eastAsiaTheme="majorEastAsia"/>
       <w:i/>
       <w:iCs/>
-      <w:color w:val="000000"/>
+      <w:color w:themeColor="accent1" w:themeShade="BF" w:val="0F4761"/>
     </w:rPr>
   </w:style>
   <w:style w:customStyle="1" w:styleId="Heading5Char" w:type="character">
@@ -3463,8 +2885,8 @@
     <w:semiHidden/>
     <w:rsid w:val="00A10FD9"/>
     <w:rPr>
-      <w:rFonts w:cstheme="majorBidi" w:eastAsiaTheme="majorEastAsia" w:ascii="Aptos" w:hAnsi="Aptos" w:eastAsia="Aptos"/>
-      <w:color w:val="000000"/>
+      <w:rFonts w:cstheme="majorBidi" w:eastAsiaTheme="majorEastAsia"/>
+      <w:color w:themeColor="accent1" w:themeShade="BF" w:val="0F4761"/>
     </w:rPr>
   </w:style>
   <w:style w:customStyle="1" w:styleId="Heading6Char" w:type="character">
@@ -3475,10 +2897,10 @@
     <w:semiHidden/>
     <w:rsid w:val="00A10FD9"/>
     <w:rPr>
-      <w:rFonts w:cstheme="majorBidi" w:eastAsiaTheme="majorEastAsia" w:ascii="Aptos" w:hAnsi="Aptos" w:eastAsia="Aptos"/>
+      <w:rFonts w:cstheme="majorBidi" w:eastAsiaTheme="majorEastAsia"/>
       <w:i/>
       <w:iCs/>
-      <w:color w:val="000000"/>
+      <w:color w:themeColor="text1" w:themeTint="A6" w:val="595959"/>
     </w:rPr>
   </w:style>
   <w:style w:customStyle="1" w:styleId="Heading7Char" w:type="character">
@@ -3489,8 +2911,8 @@
     <w:semiHidden/>
     <w:rsid w:val="00A10FD9"/>
     <w:rPr>
-      <w:rFonts w:cstheme="majorBidi" w:eastAsiaTheme="majorEastAsia" w:ascii="Aptos" w:hAnsi="Aptos" w:eastAsia="Aptos"/>
-      <w:color w:val="000000"/>
+      <w:rFonts w:cstheme="majorBidi" w:eastAsiaTheme="majorEastAsia"/>
+      <w:color w:themeColor="text1" w:themeTint="A6" w:val="595959"/>
     </w:rPr>
   </w:style>
   <w:style w:customStyle="1" w:styleId="Heading8Char" w:type="character">
@@ -3501,10 +2923,10 @@
     <w:semiHidden/>
     <w:rsid w:val="00A10FD9"/>
     <w:rPr>
-      <w:rFonts w:cstheme="majorBidi" w:eastAsiaTheme="majorEastAsia" w:ascii="Aptos" w:hAnsi="Aptos" w:eastAsia="Aptos"/>
+      <w:rFonts w:cstheme="majorBidi" w:eastAsiaTheme="majorEastAsia"/>
       <w:i/>
       <w:iCs/>
-      <w:color w:val="000000"/>
+      <w:color w:themeColor="text1" w:themeTint="D8" w:val="272727"/>
     </w:rPr>
   </w:style>
   <w:style w:customStyle="1" w:styleId="Heading9Char" w:type="character">
@@ -3515,8 +2937,8 @@
     <w:semiHidden/>
     <w:rsid w:val="00A10FD9"/>
     <w:rPr>
-      <w:rFonts w:cstheme="majorBidi" w:eastAsiaTheme="majorEastAsia" w:ascii="Aptos" w:hAnsi="Aptos" w:eastAsia="Aptos"/>
-      <w:color w:val="000000"/>
+      <w:rFonts w:cstheme="majorBidi" w:eastAsiaTheme="majorEastAsia"/>
+      <w:color w:themeColor="text1" w:themeTint="D8" w:val="272727"/>
     </w:rPr>
   </w:style>
   <w:style w:styleId="BlockText" w:type="paragraph">
@@ -3530,10 +2952,6 @@
       <w:spacing w:after="100" w:before="100"/>
       <w:ind w:firstLine="0" w:left="480" w:right="480"/>
     </w:pPr>
-    <w:rPr>
-      <w:rFonts w:ascii="Aptos" w:hAnsi="Aptos" w:eastAsia="Aptos"/>
-      <w:color w:val="000000"/>
-    </w:rPr>
   </w:style>
   <w:style w:styleId="FootnoteText" w:type="paragraph">
     <w:name w:val="Footnote Text"/>
@@ -3542,10 +2960,6 @@
     <w:uiPriority w:val="9"/>
     <w:unhideWhenUsed/>
     <w:qFormat/>
-    <w:rPr>
-      <w:rFonts w:ascii="Aptos" w:hAnsi="Aptos" w:eastAsia="Aptos"/>
-      <w:color w:val="000000"/>
-    </w:rPr>
   </w:style>
   <w:style w:styleId="FootnoteBlockText" w:type="paragraph">
     <w:name w:val="Footnote Block Text"/>
@@ -3558,19 +2972,11 @@
       <w:spacing w:after="100" w:before="100"/>
       <w:ind w:firstLine="0" w:left="480" w:right="480"/>
     </w:pPr>
-    <w:rPr>
-      <w:rFonts w:ascii="Aptos" w:hAnsi="Aptos" w:eastAsia="Aptos"/>
-      <w:color w:val="000000"/>
-    </w:rPr>
   </w:style>
   <w:style w:default="1" w:styleId="DefaultParagraphFont" w:type="character">
     <w:name w:val="Default Paragraph Font"/>
     <w:semiHidden/>
     <w:unhideWhenUsed/>
-    <w:rPr>
-      <w:rFonts w:ascii="Aptos" w:hAnsi="Aptos" w:eastAsia="Aptos"/>
-      <w:color w:val="000000"/>
-    </w:rPr>
   </w:style>
   <w:style w:default="1" w:styleId="Table" w:type="table">
     <w:name w:val="Table"/>
@@ -3578,10 +2984,6 @@
     <w:semiHidden/>
     <w:unhideWhenUsed/>
     <w:qFormat/>
-    <w:rPr>
-      <w:rFonts w:ascii="Aptos" w:hAnsi="Aptos" w:eastAsia="Aptos"/>
-      <w:color w:val="000000"/>
-    </w:rPr>
     <w:tblPr>
       <w:tblInd w:type="dxa" w:w="0"/>
       <w:tblCellMar>
@@ -3610,18 +3012,12 @@
       <w:spacing w:after="0"/>
     </w:pPr>
     <w:rPr>
-      <w:rFonts w:ascii="Aptos" w:hAnsi="Aptos" w:eastAsia="Aptos"/>
       <w:b/>
-      <w:color w:val="000000"/>
     </w:rPr>
   </w:style>
   <w:style w:customStyle="1" w:styleId="Definition" w:type="paragraph">
     <w:name w:val="Definition"/>
     <w:basedOn w:val="Normal"/>
-    <w:rPr>
-      <w:rFonts w:ascii="Aptos" w:hAnsi="Aptos" w:eastAsia="Aptos"/>
-      <w:color w:val="000000"/>
-    </w:rPr>
   </w:style>
   <w:style w:styleId="Caption" w:type="paragraph">
     <w:name w:val="Caption"/>
@@ -3631,9 +3027,7 @@
       <w:spacing w:after="120" w:before="0"/>
     </w:pPr>
     <w:rPr>
-      <w:rFonts w:ascii="Aptos" w:hAnsi="Aptos" w:eastAsia="Aptos"/>
       <w:i/>
-      <w:color w:val="000000"/>
     </w:rPr>
   </w:style>
   <w:style w:customStyle="1" w:styleId="TableCaption" w:type="paragraph">
@@ -3642,26 +3036,14 @@
     <w:pPr>
       <w:keepNext/>
     </w:pPr>
-    <w:rPr>
-      <w:rFonts w:ascii="Aptos" w:hAnsi="Aptos" w:eastAsia="Aptos"/>
-      <w:color w:val="000000"/>
-    </w:rPr>
   </w:style>
   <w:style w:customStyle="1" w:styleId="ImageCaption" w:type="paragraph">
     <w:name w:val="Image Caption"/>
     <w:basedOn w:val="Caption"/>
-    <w:rPr>
-      <w:rFonts w:ascii="Aptos" w:hAnsi="Aptos" w:eastAsia="Aptos"/>
-      <w:color w:val="000000"/>
-    </w:rPr>
   </w:style>
   <w:style w:customStyle="1" w:styleId="Figure" w:type="paragraph">
     <w:name w:val="Figure"/>
     <w:basedOn w:val="Normal"/>
-    <w:rPr>
-      <w:rFonts w:ascii="Aptos" w:hAnsi="Aptos" w:eastAsia="Aptos"/>
-      <w:color w:val="000000"/>
-    </w:rPr>
   </w:style>
   <w:style w:customStyle="1" w:styleId="CaptionedFigure" w:type="paragraph">
     <w:name w:val="Captioned Figure"/>
@@ -3669,43 +3051,28 @@
     <w:pPr>
       <w:keepNext/>
     </w:pPr>
-    <w:rPr>
-      <w:rFonts w:ascii="Aptos" w:hAnsi="Aptos" w:eastAsia="Aptos"/>
-      <w:color w:val="000000"/>
-    </w:rPr>
   </w:style>
   <w:style w:customStyle="1" w:styleId="BodyTextChar" w:type="character">
     <w:name w:val="Body Text Char"/>
     <w:basedOn w:val="DefaultParagraphFont"/>
     <w:link w:val="BodyText"/>
-    <w:rPr>
-      <w:rFonts w:ascii="Aptos" w:hAnsi="Aptos" w:eastAsia="Aptos"/>
-      <w:color w:val="000000"/>
-    </w:rPr>
   </w:style>
   <w:style w:customStyle="1" w:styleId="VerbatimChar" w:type="character">
     <w:name w:val="Verbatim Char"/>
     <w:basedOn w:val="BodyTextChar"/>
     <w:rPr>
-      <w:rFonts w:ascii="Aptos" w:hAnsi="Aptos" w:eastAsia="Aptos"/>
-      <w:color w:val="000000"/>
+      <w:rFonts w:ascii="Consolas" w:hAnsi="Consolas"/>
       <w:sz w:val="22"/>
     </w:rPr>
   </w:style>
   <w:style w:customStyle="1" w:styleId="SectionNumber" w:type="character">
     <w:name w:val="Section Number"/>
     <w:basedOn w:val="BodyTextChar"/>
-    <w:rPr>
-      <w:rFonts w:ascii="Aptos" w:hAnsi="Aptos" w:eastAsia="Aptos"/>
-      <w:color w:val="000000"/>
-    </w:rPr>
   </w:style>
   <w:style w:styleId="FootnoteReference" w:type="character">
     <w:name w:val="Footnote Reference"/>
     <w:basedOn w:val="BodyTextChar"/>
     <w:rPr>
-      <w:rFonts w:ascii="Aptos" w:hAnsi="Aptos" w:eastAsia="Aptos"/>
-      <w:color w:val="000000"/>
       <w:vertAlign w:val="superscript"/>
     </w:rPr>
   </w:style>
@@ -3713,8 +3080,7 @@
     <w:name w:val="Hyperlink"/>
     <w:basedOn w:val="BodyTextChar"/>
     <w:rPr>
-      <w:rFonts w:ascii="Aptos" w:hAnsi="Aptos" w:eastAsia="Aptos"/>
-      <w:color w:val="000000"/>
+      <w:color w:themeColor="accent1" w:val="4F81BD"/>
     </w:rPr>
   </w:style>
   <w:style w:styleId="TOCHeading" w:type="paragraph">
@@ -3729,10 +3095,10 @@
       <w:outlineLvl w:val="9"/>
     </w:pPr>
     <w:rPr>
-      <w:rFonts w:asciiTheme="majorHAnsi" w:cstheme="majorBidi" w:eastAsiaTheme="majorEastAsia" w:hAnsiTheme="majorHAnsi" w:ascii="Aptos" w:hAnsi="Aptos" w:eastAsia="Aptos"/>
+      <w:rFonts w:asciiTheme="majorHAnsi" w:cstheme="majorBidi" w:eastAsiaTheme="majorEastAsia" w:hAnsiTheme="majorHAnsi"/>
       <w:b w:val="0"/>
       <w:bCs w:val="0"/>
-      <w:color w:val="000000"/>
+      <w:color w:themeColor="accent1" w:themeShade="BF" w:val="365F91"/>
     </w:rPr>
   </w:style>
   <w:style w:type="paragraph" w:customStyle="1" w:styleId="SourceCode">
@@ -3742,273 +3108,232 @@
     <w:pPr>
       <w:wordWrap w:val="off"/>
     </w:pPr>
-    <w:rPr>
-      <w:rFonts w:ascii="Aptos" w:hAnsi="Aptos" w:eastAsia="Aptos"/>
-      <w:color w:val="000000"/>
-    </w:rPr>
   </w:style>
   <w:style w:type="character" w:customStyle="1" w:styleId="KeywordTok">
     <w:name w:val="KeywordTok"/>
     <w:basedOn w:val="VerbatimChar"/>
     <w:rPr>
-      <w:rFonts w:ascii="Aptos" w:hAnsi="Aptos" w:eastAsia="Aptos"/>
       <w:b/>
-      <w:color w:val="000000"/>
+      <w:color w:val="007020"/>
     </w:rPr>
   </w:style>
   <w:style w:type="character" w:customStyle="1" w:styleId="DataTypeTok">
     <w:name w:val="DataTypeTok"/>
     <w:basedOn w:val="VerbatimChar"/>
     <w:rPr>
-      <w:rFonts w:ascii="Aptos" w:hAnsi="Aptos" w:eastAsia="Aptos"/>
-      <w:color w:val="000000"/>
+      <w:color w:val="902000"/>
     </w:rPr>
   </w:style>
   <w:style w:type="character" w:customStyle="1" w:styleId="DecValTok">
     <w:name w:val="DecValTok"/>
     <w:basedOn w:val="VerbatimChar"/>
     <w:rPr>
-      <w:rFonts w:ascii="Aptos" w:hAnsi="Aptos" w:eastAsia="Aptos"/>
-      <w:color w:val="000000"/>
+      <w:color w:val="40a070"/>
     </w:rPr>
   </w:style>
   <w:style w:type="character" w:customStyle="1" w:styleId="BaseNTok">
     <w:name w:val="BaseNTok"/>
     <w:basedOn w:val="VerbatimChar"/>
     <w:rPr>
-      <w:rFonts w:ascii="Aptos" w:hAnsi="Aptos" w:eastAsia="Aptos"/>
-      <w:color w:val="000000"/>
+      <w:color w:val="40a070"/>
     </w:rPr>
   </w:style>
   <w:style w:type="character" w:customStyle="1" w:styleId="FloatTok">
     <w:name w:val="FloatTok"/>
     <w:basedOn w:val="VerbatimChar"/>
     <w:rPr>
-      <w:rFonts w:ascii="Aptos" w:hAnsi="Aptos" w:eastAsia="Aptos"/>
-      <w:color w:val="000000"/>
+      <w:color w:val="40a070"/>
     </w:rPr>
   </w:style>
   <w:style w:type="character" w:customStyle="1" w:styleId="ConstantTok">
     <w:name w:val="ConstantTok"/>
     <w:basedOn w:val="VerbatimChar"/>
     <w:rPr>
-      <w:rFonts w:ascii="Aptos" w:hAnsi="Aptos" w:eastAsia="Aptos"/>
-      <w:color w:val="000000"/>
+      <w:color w:val="880000"/>
     </w:rPr>
   </w:style>
   <w:style w:type="character" w:customStyle="1" w:styleId="CharTok">
     <w:name w:val="CharTok"/>
     <w:basedOn w:val="VerbatimChar"/>
     <w:rPr>
-      <w:rFonts w:ascii="Aptos" w:hAnsi="Aptos" w:eastAsia="Aptos"/>
-      <w:color w:val="000000"/>
+      <w:color w:val="4070a0"/>
     </w:rPr>
   </w:style>
   <w:style w:type="character" w:customStyle="1" w:styleId="SpecialCharTok">
     <w:name w:val="SpecialCharTok"/>
     <w:basedOn w:val="VerbatimChar"/>
     <w:rPr>
-      <w:rFonts w:ascii="Aptos" w:hAnsi="Aptos" w:eastAsia="Aptos"/>
-      <w:color w:val="000000"/>
+      <w:color w:val="4070a0"/>
     </w:rPr>
   </w:style>
   <w:style w:type="character" w:customStyle="1" w:styleId="StringTok">
     <w:name w:val="StringTok"/>
     <w:basedOn w:val="VerbatimChar"/>
     <w:rPr>
-      <w:rFonts w:ascii="Aptos" w:hAnsi="Aptos" w:eastAsia="Aptos"/>
-      <w:color w:val="000000"/>
+      <w:color w:val="4070a0"/>
     </w:rPr>
   </w:style>
   <w:style w:type="character" w:customStyle="1" w:styleId="VerbatimStringTok">
     <w:name w:val="VerbatimStringTok"/>
     <w:basedOn w:val="VerbatimChar"/>
     <w:rPr>
-      <w:rFonts w:ascii="Aptos" w:hAnsi="Aptos" w:eastAsia="Aptos"/>
-      <w:color w:val="000000"/>
+      <w:color w:val="4070a0"/>
     </w:rPr>
   </w:style>
   <w:style w:type="character" w:customStyle="1" w:styleId="SpecialStringTok">
     <w:name w:val="SpecialStringTok"/>
     <w:basedOn w:val="VerbatimChar"/>
     <w:rPr>
-      <w:rFonts w:ascii="Aptos" w:hAnsi="Aptos" w:eastAsia="Aptos"/>
-      <w:color w:val="000000"/>
+      <w:color w:val="bb6688"/>
     </w:rPr>
   </w:style>
   <w:style w:type="character" w:customStyle="1" w:styleId="ImportTok">
     <w:name w:val="ImportTok"/>
     <w:basedOn w:val="VerbatimChar"/>
     <w:rPr>
-      <w:rFonts w:ascii="Aptos" w:hAnsi="Aptos" w:eastAsia="Aptos"/>
       <w:b/>
-      <w:color w:val="000000"/>
+      <w:color w:val="008000"/>
     </w:rPr>
   </w:style>
   <w:style w:type="character" w:customStyle="1" w:styleId="CommentTok">
     <w:name w:val="CommentTok"/>
     <w:basedOn w:val="VerbatimChar"/>
     <w:rPr>
-      <w:rFonts w:ascii="Aptos" w:hAnsi="Aptos" w:eastAsia="Aptos"/>
       <w:i/>
-      <w:color w:val="000000"/>
+      <w:color w:val="60a0b0"/>
     </w:rPr>
   </w:style>
   <w:style w:type="character" w:customStyle="1" w:styleId="DocumentationTok">
     <w:name w:val="DocumentationTok"/>
     <w:basedOn w:val="VerbatimChar"/>
     <w:rPr>
-      <w:rFonts w:ascii="Aptos" w:hAnsi="Aptos" w:eastAsia="Aptos"/>
       <w:i/>
-      <w:color w:val="000000"/>
+      <w:color w:val="ba2121"/>
     </w:rPr>
   </w:style>
   <w:style w:type="character" w:customStyle="1" w:styleId="AnnotationTok">
     <w:name w:val="AnnotationTok"/>
     <w:basedOn w:val="VerbatimChar"/>
     <w:rPr>
-      <w:rFonts w:ascii="Aptos" w:hAnsi="Aptos" w:eastAsia="Aptos"/>
       <w:b/>
       <w:i/>
-      <w:color w:val="000000"/>
+      <w:color w:val="60a0b0"/>
     </w:rPr>
   </w:style>
   <w:style w:type="character" w:customStyle="1" w:styleId="CommentVarTok">
     <w:name w:val="CommentVarTok"/>
     <w:basedOn w:val="VerbatimChar"/>
     <w:rPr>
-      <w:rFonts w:ascii="Aptos" w:hAnsi="Aptos" w:eastAsia="Aptos"/>
       <w:b/>
       <w:i/>
-      <w:color w:val="000000"/>
+      <w:color w:val="60a0b0"/>
     </w:rPr>
   </w:style>
   <w:style w:type="character" w:customStyle="1" w:styleId="OtherTok">
     <w:name w:val="OtherTok"/>
     <w:basedOn w:val="VerbatimChar"/>
     <w:rPr>
-      <w:rFonts w:ascii="Aptos" w:hAnsi="Aptos" w:eastAsia="Aptos"/>
-      <w:color w:val="000000"/>
+      <w:color w:val="007020"/>
     </w:rPr>
   </w:style>
   <w:style w:type="character" w:customStyle="1" w:styleId="FunctionTok">
     <w:name w:val="FunctionTok"/>
     <w:basedOn w:val="VerbatimChar"/>
     <w:rPr>
-      <w:rFonts w:ascii="Aptos" w:hAnsi="Aptos" w:eastAsia="Aptos"/>
-      <w:color w:val="000000"/>
+      <w:color w:val="06287e"/>
     </w:rPr>
   </w:style>
   <w:style w:type="character" w:customStyle="1" w:styleId="VariableTok">
     <w:name w:val="VariableTok"/>
     <w:basedOn w:val="VerbatimChar"/>
     <w:rPr>
-      <w:rFonts w:ascii="Aptos" w:hAnsi="Aptos" w:eastAsia="Aptos"/>
-      <w:color w:val="000000"/>
+      <w:color w:val="19177c"/>
     </w:rPr>
   </w:style>
   <w:style w:type="character" w:customStyle="1" w:styleId="ControlFlowTok">
     <w:name w:val="ControlFlowTok"/>
     <w:basedOn w:val="VerbatimChar"/>
     <w:rPr>
-      <w:rFonts w:ascii="Aptos" w:hAnsi="Aptos" w:eastAsia="Aptos"/>
       <w:b/>
-      <w:color w:val="000000"/>
+      <w:color w:val="007020"/>
     </w:rPr>
   </w:style>
   <w:style w:type="character" w:customStyle="1" w:styleId="OperatorTok">
     <w:name w:val="OperatorTok"/>
     <w:basedOn w:val="VerbatimChar"/>
     <w:rPr>
-      <w:rFonts w:ascii="Aptos" w:hAnsi="Aptos" w:eastAsia="Aptos"/>
-      <w:color w:val="000000"/>
+      <w:color w:val="666666"/>
     </w:rPr>
   </w:style>
   <w:style w:type="character" w:customStyle="1" w:styleId="BuiltInTok">
     <w:name w:val="BuiltInTok"/>
     <w:basedOn w:val="VerbatimChar"/>
     <w:rPr>
-      <w:rFonts w:ascii="Aptos" w:hAnsi="Aptos" w:eastAsia="Aptos"/>
-      <w:color w:val="000000"/>
+      <w:color w:val="008000"/>
     </w:rPr>
   </w:style>
   <w:style w:type="character" w:customStyle="1" w:styleId="ExtensionTok">
     <w:name w:val="ExtensionTok"/>
     <w:basedOn w:val="VerbatimChar"/>
-    <w:rPr>
-      <w:rFonts w:ascii="Aptos" w:hAnsi="Aptos" w:eastAsia="Aptos"/>
-      <w:color w:val="000000"/>
-    </w:rPr>
+    <w:rPr/>
   </w:style>
   <w:style w:type="character" w:customStyle="1" w:styleId="PreprocessorTok">
     <w:name w:val="PreprocessorTok"/>
     <w:basedOn w:val="VerbatimChar"/>
     <w:rPr>
-      <w:rFonts w:ascii="Aptos" w:hAnsi="Aptos" w:eastAsia="Aptos"/>
-      <w:color w:val="000000"/>
+      <w:color w:val="bc7a00"/>
     </w:rPr>
   </w:style>
   <w:style w:type="character" w:customStyle="1" w:styleId="AttributeTok">
     <w:name w:val="AttributeTok"/>
     <w:basedOn w:val="VerbatimChar"/>
     <w:rPr>
-      <w:rFonts w:ascii="Aptos" w:hAnsi="Aptos" w:eastAsia="Aptos"/>
-      <w:color w:val="000000"/>
+      <w:color w:val="7d9029"/>
     </w:rPr>
   </w:style>
   <w:style w:type="character" w:customStyle="1" w:styleId="RegionMarkerTok">
     <w:name w:val="RegionMarkerTok"/>
     <w:basedOn w:val="VerbatimChar"/>
-    <w:rPr>
-      <w:rFonts w:ascii="Aptos" w:hAnsi="Aptos" w:eastAsia="Aptos"/>
-      <w:color w:val="000000"/>
-    </w:rPr>
+    <w:rPr/>
   </w:style>
   <w:style w:type="character" w:customStyle="1" w:styleId="InformationTok">
     <w:name w:val="InformationTok"/>
     <w:basedOn w:val="VerbatimChar"/>
     <w:rPr>
-      <w:rFonts w:ascii="Aptos" w:hAnsi="Aptos" w:eastAsia="Aptos"/>
       <w:b/>
       <w:i/>
-      <w:color w:val="000000"/>
+      <w:color w:val="60a0b0"/>
     </w:rPr>
   </w:style>
   <w:style w:type="character" w:customStyle="1" w:styleId="WarningTok">
     <w:name w:val="WarningTok"/>
     <w:basedOn w:val="VerbatimChar"/>
     <w:rPr>
-      <w:rFonts w:ascii="Aptos" w:hAnsi="Aptos" w:eastAsia="Aptos"/>
       <w:b/>
       <w:i/>
-      <w:color w:val="000000"/>
+      <w:color w:val="60a0b0"/>
     </w:rPr>
   </w:style>
   <w:style w:type="character" w:customStyle="1" w:styleId="AlertTok">
     <w:name w:val="AlertTok"/>
     <w:basedOn w:val="VerbatimChar"/>
     <w:rPr>
-      <w:rFonts w:ascii="Aptos" w:hAnsi="Aptos" w:eastAsia="Aptos"/>
       <w:b/>
-      <w:color w:val="000000"/>
+      <w:color w:val="ff0000"/>
     </w:rPr>
   </w:style>
   <w:style w:type="character" w:customStyle="1" w:styleId="ErrorTok">
     <w:name w:val="ErrorTok"/>
     <w:basedOn w:val="VerbatimChar"/>
     <w:rPr>
-      <w:rFonts w:ascii="Aptos" w:hAnsi="Aptos" w:eastAsia="Aptos"/>
       <w:b/>
-      <w:color w:val="000000"/>
+      <w:color w:val="ff0000"/>
     </w:rPr>
   </w:style>
   <w:style w:type="character" w:customStyle="1" w:styleId="NormalTok">
     <w:name w:val="NormalTok"/>
     <w:basedOn w:val="VerbatimChar"/>
-    <w:rPr>
-      <w:rFonts w:ascii="Aptos" w:hAnsi="Aptos" w:eastAsia="Aptos"/>
-      <w:color w:val="000000"/>
-    </w:rPr>
+    <w:rPr/>
   </w:style>
 </w:styles>
 </file>

--- a/research/03 Drafts/Milestone 3 - Cost of Capital Memo.docx
+++ b/research/03 Drafts/Milestone 3 - Cost of Capital Memo.docx
@@ -8,6 +8,10 @@
         <w:pStyle w:val="Heading1"/>
       </w:pPr>
       <w:r>
+        <w:rPr>
+          <w:rFonts w:ascii="Aptos" w:hAnsi="Aptos"/>
+          <w:color w:val="000000"/>
+        </w:rPr>
         <w:t xml:space="preserve">Project Milestone 3: Cost of Capital Memo</w:t>
       </w:r>
     </w:p>
@@ -17,63 +21,115 @@
       </w:pPr>
       <w:r>
         <w:rPr>
+          <w:rFonts w:ascii="Aptos" w:hAnsi="Aptos"/>
           <w:b/>
           <w:bCs/>
+          <w:color w:val="000000"/>
         </w:rPr>
         <w:t xml:space="preserve">Company:</w:t>
       </w:r>
       <w:r>
+        <w:rPr>
+          <w:rFonts w:ascii="Aptos" w:hAnsi="Aptos"/>
+          <w:color w:val="000000"/>
+        </w:rPr>
         <w:t xml:space="preserve"> </w:t>
       </w:r>
       <w:r>
+        <w:rPr>
+          <w:rFonts w:ascii="Aptos" w:hAnsi="Aptos"/>
+          <w:color w:val="000000"/>
+        </w:rPr>
         <w:t xml:space="preserve">The Hershey Company (NYSE: HSY)</w:t>
       </w:r>
       <w:r>
+        <w:rPr>
+          <w:rFonts w:ascii="Aptos" w:hAnsi="Aptos"/>
+          <w:color w:val="000000"/>
+        </w:rPr>
         <w:t xml:space="preserve"> </w:t>
       </w:r>
       <w:r>
         <w:rPr>
+          <w:rFonts w:ascii="Aptos" w:hAnsi="Aptos"/>
           <w:b/>
           <w:bCs/>
+          <w:color w:val="000000"/>
         </w:rPr>
         <w:t xml:space="preserve">Team:</w:t>
       </w:r>
       <w:r>
+        <w:rPr>
+          <w:rFonts w:ascii="Aptos" w:hAnsi="Aptos"/>
+          <w:color w:val="000000"/>
+        </w:rPr>
         <w:t xml:space="preserve"> </w:t>
       </w:r>
       <w:r>
+        <w:rPr>
+          <w:rFonts w:ascii="Aptos" w:hAnsi="Aptos"/>
+          <w:color w:val="000000"/>
+        </w:rPr>
         <w:t xml:space="preserve">Chris Lester</w:t>
       </w:r>
       <w:r>
+        <w:rPr>
+          <w:rFonts w:ascii="Aptos" w:hAnsi="Aptos"/>
+          <w:color w:val="000000"/>
+        </w:rPr>
         <w:t xml:space="preserve"> </w:t>
       </w:r>
       <w:r>
         <w:rPr>
+          <w:rFonts w:ascii="Aptos" w:hAnsi="Aptos"/>
           <w:b/>
           <w:bCs/>
+          <w:color w:val="000000"/>
         </w:rPr>
         <w:t xml:space="preserve">Date:</w:t>
       </w:r>
       <w:r>
+        <w:rPr>
+          <w:rFonts w:ascii="Aptos" w:hAnsi="Aptos"/>
+          <w:color w:val="000000"/>
+        </w:rPr>
         <w:t xml:space="preserve"> </w:t>
       </w:r>
       <w:r>
+        <w:rPr>
+          <w:rFonts w:ascii="Aptos" w:hAnsi="Aptos"/>
+          <w:color w:val="000000"/>
+        </w:rPr>
         <w:t xml:space="preserve">2026-10-05</w:t>
       </w:r>
       <w:r>
+        <w:rPr>
+          <w:rFonts w:ascii="Aptos" w:hAnsi="Aptos"/>
+          <w:color w:val="000000"/>
+        </w:rPr>
         <w:t xml:space="preserve"> </w:t>
       </w:r>
       <w:r>
         <w:rPr>
+          <w:rFonts w:ascii="Aptos" w:hAnsi="Aptos"/>
           <w:b/>
           <w:bCs/>
+          <w:color w:val="000000"/>
         </w:rPr>
         <w:t xml:space="preserve">Conclusion:</w:t>
       </w:r>
       <w:r>
+        <w:rPr>
+          <w:rFonts w:ascii="Aptos" w:hAnsi="Aptos"/>
+          <w:color w:val="000000"/>
+        </w:rPr>
         <w:t xml:space="preserve"> </w:t>
       </w:r>
       <w:r>
+        <w:rPr>
+          <w:rFonts w:ascii="Aptos" w:hAnsi="Aptos"/>
+          <w:color w:val="000000"/>
+        </w:rPr>
         <w:t xml:space="preserve">Hershey’s weighted average cost of capital is 6.78 percent: a 7.11 percent cost of equity on 87.4 percent of the capital and a 4.49 percent after-tax cost of debt on 12.6 percent. No size, private-firm, or country risk adjustment applies. The inputs are on the WACC calculation tab of our Q&amp;D workbook [S9], and each one below is tagged Reported (R), Derived (D), or Estimate (E).</w:t>
       </w:r>
     </w:p>
@@ -83,6 +139,10 @@
         <w:pStyle w:val="Heading2"/>
       </w:pPr>
       <w:r>
+        <w:rPr>
+          <w:rFonts w:ascii="Aptos" w:hAnsi="Aptos"/>
+          <w:color w:val="000000"/>
+        </w:rPr>
         <w:t xml:space="preserve">1. Cost of equity: 7.11 percent</w:t>
       </w:r>
     </w:p>
@@ -91,6 +151,10 @@
         <w:pStyle w:val="FirstParagraph"/>
       </w:pPr>
       <w:r>
+        <w:rPr>
+          <w:rFonts w:ascii="Aptos" w:hAnsi="Aptos"/>
+          <w:color w:val="000000"/>
+        </w:rPr>
         <w:t xml:space="preserve">Cost of equity = risk-free rate + beta x equity risk premium = 5.28% + 0.4102 x 4.46% = 7.11%.</w:t>
       </w:r>
     </w:p>
@@ -100,15 +164,25 @@
       </w:pPr>
       <w:r>
         <w:rPr>
+          <w:rFonts w:ascii="Aptos" w:hAnsi="Aptos"/>
           <w:b/>
           <w:bCs/>
+          <w:color w:val="000000"/>
         </w:rPr>
         <w:t xml:space="preserve">Risk-free rate, 5.28 percent (R).</w:t>
       </w:r>
       <w:r>
+        <w:rPr>
+          <w:rFonts w:ascii="Aptos" w:hAnsi="Aptos"/>
+          <w:color w:val="000000"/>
+        </w:rPr>
         <w:t xml:space="preserve"> </w:t>
       </w:r>
       <w:r>
+        <w:rPr>
+          <w:rFonts w:ascii="Aptos" w:hAnsi="Aptos"/>
+          <w:color w:val="000000"/>
+        </w:rPr>
         <w:t xml:space="preserve">The 10-year US Treasury par yield on October 2, 2026 [S13]. Our cash flows are in US dollars, so a US Treasury rate is the default-free rate that matches them.</w:t>
       </w:r>
     </w:p>
@@ -118,15 +192,25 @@
       </w:pPr>
       <w:r>
         <w:rPr>
+          <w:rFonts w:ascii="Aptos" w:hAnsi="Aptos"/>
           <w:b/>
           <w:bCs/>
+          <w:color w:val="000000"/>
         </w:rPr>
         <w:t xml:space="preserve">Equity risk premium, 4.46 percent (R).</w:t>
       </w:r>
       <w:r>
+        <w:rPr>
+          <w:rFonts w:ascii="Aptos" w:hAnsi="Aptos"/>
+          <w:color w:val="000000"/>
+        </w:rPr>
         <w:t xml:space="preserve"> </w:t>
       </w:r>
       <w:r>
+        <w:rPr>
+          <w:rFonts w:ascii="Aptos" w:hAnsi="Aptos"/>
+          <w:color w:val="000000"/>
+        </w:rPr>
         <w:t xml:space="preserve">Damodaran’s total equity risk premium for the United States, January 2026 [S12]. It is his implied premium for the S&amp;P 500 and already includes the US country default spread of 0.23 percent.</w:t>
       </w:r>
     </w:p>
@@ -136,15 +220,25 @@
       </w:pPr>
       <w:r>
         <w:rPr>
+          <w:rFonts w:ascii="Aptos" w:hAnsi="Aptos"/>
           <w:b/>
           <w:bCs/>
+          <w:color w:val="000000"/>
         </w:rPr>
         <w:t xml:space="preserve">Beta, 0.4102 (E).</w:t>
       </w:r>
       <w:r>
+        <w:rPr>
+          <w:rFonts w:ascii="Aptos" w:hAnsi="Aptos"/>
+          <w:color w:val="000000"/>
+        </w:rPr>
         <w:t xml:space="preserve"> </w:t>
       </w:r>
       <w:r>
+        <w:rPr>
+          <w:rFonts w:ascii="Aptos" w:hAnsi="Aptos"/>
+          <w:color w:val="000000"/>
+        </w:rPr>
         <w:t xml:space="preserve">We ran a regression of Hershey’s monthly excess returns on the S&amp;P 500’s (SPY), with BIL as the risk-free return, over the 60 months from September 2021 to August 2026 [S14]. The raw beta is 0.1153 (D). Its standard error is 0.195 and the R-squared is 0.006, so the raw figure cannot be told apart from zero. We therefore use the adjusted beta, (2/3) x 0.1153 + (1/3) x 1 = 0.4102, which pulls a noisy estimate toward the market average of 1. This is our judgment (Chris Lester). A defensive consumer staple should have a low beta, but not one near zero.</w:t>
       </w:r>
     </w:p>
@@ -154,15 +248,25 @@
       </w:pPr>
       <w:r>
         <w:rPr>
+          <w:rFonts w:ascii="Aptos" w:hAnsi="Aptos"/>
           <w:b/>
           <w:bCs/>
+          <w:color w:val="000000"/>
         </w:rPr>
         <w:t xml:space="preserve">Cross-checks on the WACC tab.</w:t>
       </w:r>
       <w:r>
+        <w:rPr>
+          <w:rFonts w:ascii="Aptos" w:hAnsi="Aptos"/>
+          <w:color w:val="000000"/>
+        </w:rPr>
         <w:t xml:space="preserve"> </w:t>
       </w:r>
       <w:r>
+        <w:rPr>
+          <w:rFonts w:ascii="Aptos" w:hAnsi="Aptos"/>
+          <w:color w:val="000000"/>
+        </w:rPr>
         <w:t xml:space="preserve">Hamada’s method gives 0.35 (D): Damodaran’s food processing average beta of 0.61, at a 43.73 percent debt-to-equity ratio and a 10.37 percent tax rate [S10], unlevered and then relevered at Hershey’s debt-to-equity of 14.37 percent and our 22.96 percent tax rate. FactSet’s beta is 0.34 (R) [S8]. All three methods put Hershey far below the market’s beta of 1, as a defensive consumer staple should be. We use the adjusted regression beta, the highest of the three, which keeps the cost of equity conservative.</w:t>
       </w:r>
     </w:p>
@@ -173,6 +277,10 @@
         <w:pStyle w:val="Heading2"/>
       </w:pPr>
       <w:r>
+        <w:rPr>
+          <w:rFonts w:ascii="Aptos" w:hAnsi="Aptos"/>
+          <w:color w:val="000000"/>
+        </w:rPr>
         <w:t xml:space="preserve">2. Cost of debt: 5.83 percent before tax, 4.49 percent after tax</w:t>
       </w:r>
     </w:p>
@@ -182,15 +290,25 @@
       </w:pPr>
       <w:r>
         <w:rPr>
+          <w:rFonts w:ascii="Aptos" w:hAnsi="Aptos"/>
           <w:b/>
           <w:bCs/>
+          <w:color w:val="000000"/>
         </w:rPr>
         <w:t xml:space="preserve">Interest coverage, 7.58 (D).</w:t>
       </w:r>
       <w:r>
+        <w:rPr>
+          <w:rFonts w:ascii="Aptos" w:hAnsi="Aptos"/>
+          <w:color w:val="000000"/>
+        </w:rPr>
         <w:t xml:space="preserve"> </w:t>
       </w:r>
       <w:r>
+        <w:rPr>
+          <w:rFonts w:ascii="Aptos" w:hAnsi="Aptos"/>
+          <w:color w:val="000000"/>
+        </w:rPr>
         <w:t xml:space="preserve">FY2025 operating income of 1,441.5 divided by net interest expense of 190.2 [S1, pages 27 and 53].</w:t>
       </w:r>
     </w:p>
@@ -200,15 +318,25 @@
       </w:pPr>
       <w:r>
         <w:rPr>
+          <w:rFonts w:ascii="Aptos" w:hAnsi="Aptos"/>
           <w:b/>
           <w:bCs/>
+          <w:color w:val="000000"/>
         </w:rPr>
         <w:t xml:space="preserve">Synthetic rating and spread, Aa2/AA and 0.55 percent (R).</w:t>
       </w:r>
       <w:r>
+        <w:rPr>
+          <w:rFonts w:ascii="Aptos" w:hAnsi="Aptos"/>
+          <w:color w:val="000000"/>
+        </w:rPr>
         <w:t xml:space="preserve"> </w:t>
       </w:r>
       <w:r>
+        <w:rPr>
+          <w:rFonts w:ascii="Aptos" w:hAnsi="Aptos"/>
+          <w:color w:val="000000"/>
+        </w:rPr>
         <w:t xml:space="preserve">For large non-financial firms, Damodaran’s table maps coverage between 6.5 and 8.5 to Aa2/AA with a 0.55 percent default spread (January 2026) [S11].</w:t>
       </w:r>
     </w:p>
@@ -218,15 +346,25 @@
       </w:pPr>
       <w:r>
         <w:rPr>
+          <w:rFonts w:ascii="Aptos" w:hAnsi="Aptos"/>
           <w:b/>
           <w:bCs/>
+          <w:color w:val="000000"/>
         </w:rPr>
         <w:t xml:space="preserve">Pre-tax cost of debt, 5.83 percent (D).</w:t>
       </w:r>
       <w:r>
+        <w:rPr>
+          <w:rFonts w:ascii="Aptos" w:hAnsi="Aptos"/>
+          <w:color w:val="000000"/>
+        </w:rPr>
         <w:t xml:space="preserve"> </w:t>
       </w:r>
       <w:r>
+        <w:rPr>
+          <w:rFonts w:ascii="Aptos" w:hAnsi="Aptos"/>
+          <w:color w:val="000000"/>
+        </w:rPr>
         <w:t xml:space="preserve">5.28% + 0.55%. Hershey’s notes due 2028 to 2035, sold in February 2025, carry coupons of 4.55 to 5.10 percent, so the estimate is in line with what the company actually pays [S1].</w:t>
       </w:r>
     </w:p>
@@ -236,24 +374,40 @@
       </w:pPr>
       <w:r>
         <w:rPr>
+          <w:rFonts w:ascii="Aptos" w:hAnsi="Aptos"/>
           <w:b/>
           <w:bCs/>
+          <w:color w:val="000000"/>
         </w:rPr>
         <w:t xml:space="preserve">Tax rate, 22.96 percent (D).</w:t>
       </w:r>
       <w:r>
+        <w:rPr>
+          <w:rFonts w:ascii="Aptos" w:hAnsi="Aptos"/>
+          <w:color w:val="000000"/>
+        </w:rPr>
         <w:t xml:space="preserve"> </w:t>
       </w:r>
       <w:r>
+        <w:rPr>
+          <w:rFonts w:ascii="Aptos" w:hAnsi="Aptos"/>
+          <w:color w:val="000000"/>
+        </w:rPr>
         <w:t xml:space="preserve">FY2025 income taxes of 330.9 divided by operating income of 1,441.5 [S1].</w:t>
       </w:r>
       <w:r>
+        <w:rPr>
+          <w:rFonts w:ascii="Aptos" w:hAnsi="Aptos"/>
+          <w:color w:val="000000"/>
+        </w:rPr>
         <w:t xml:space="preserve"> </w:t>
       </w:r>
       <w:r>
         <w:rPr>
+          <w:rFonts w:ascii="Aptos" w:hAnsi="Aptos"/>
           <w:b/>
           <w:bCs/>
+          <w:color w:val="000000"/>
         </w:rPr>
         <w:t xml:space="preserve">After-tax cost of debt: 5.83% x (1 - 0.2296) = 4.49 percent (D).</w:t>
       </w:r>
@@ -265,6 +419,10 @@
         <w:pStyle w:val="Heading2"/>
       </w:pPr>
       <w:r>
+        <w:rPr>
+          <w:rFonts w:ascii="Aptos" w:hAnsi="Aptos"/>
+          <w:color w:val="000000"/>
+        </w:rPr>
         <w:t xml:space="preserve">3. WACC: 6.78 percent</w:t>
       </w:r>
     </w:p>
@@ -274,6 +432,14 @@
         <w:tblW w:type="pct" w:w="5000"/>
         <w:tblLayout w:type="fixed"/>
         <w:tblLook w:firstRow="1" w:lastRow="0" w:firstColumn="0" w:lastColumn="0" w:noHBand="0" w:noVBand="0" w:val="0020"/>
+        <w:tblBorders>
+          <w:top w:val="single" w:sz="4" w:color="999999"/>
+          <w:left w:val="single" w:sz="4" w:color="999999"/>
+          <w:bottom w:val="single" w:sz="4" w:color="999999"/>
+          <w:right w:val="single" w:sz="4" w:color="999999"/>
+          <w:insideH w:val="single" w:sz="4" w:color="999999"/>
+          <w:insideV w:val="single" w:sz="4" w:color="999999"/>
+        </w:tblBorders>
       </w:tblPr>
       <w:tblGrid>
         <w:gridCol w:w="1980"/>
@@ -300,6 +466,10 @@
               <w:pStyle w:val="Compact"/>
             </w:pPr>
             <w:r>
+              <w:rPr>
+                <w:rFonts w:ascii="Aptos" w:hAnsi="Aptos"/>
+                <w:sz w:val="19"/>
+              </w:rPr>
               <w:t xml:space="preserve">Value</w:t>
             </w:r>
           </w:p>
@@ -311,6 +481,10 @@
               <w:pStyle w:val="Compact"/>
             </w:pPr>
             <w:r>
+              <w:rPr>
+                <w:rFonts w:ascii="Aptos" w:hAnsi="Aptos"/>
+                <w:sz w:val="19"/>
+              </w:rPr>
               <w:t xml:space="preserve">Weight</w:t>
             </w:r>
           </w:p>
@@ -322,6 +496,10 @@
               <w:pStyle w:val="Compact"/>
             </w:pPr>
             <w:r>
+              <w:rPr>
+                <w:rFonts w:ascii="Aptos" w:hAnsi="Aptos"/>
+                <w:sz w:val="19"/>
+              </w:rPr>
               <w:t xml:space="preserve">Tier</w:t>
             </w:r>
           </w:p>
@@ -335,6 +513,10 @@
               <w:pStyle w:val="Compact"/>
             </w:pPr>
             <w:r>
+              <w:rPr>
+                <w:rFonts w:ascii="Aptos" w:hAnsi="Aptos"/>
+                <w:sz w:val="19"/>
+              </w:rPr>
               <w:t xml:space="preserve">Market value of equity</w:t>
             </w:r>
           </w:p>
@@ -346,6 +528,10 @@
               <w:pStyle w:val="Compact"/>
             </w:pPr>
             <w:r>
+              <w:rPr>
+                <w:rFonts w:ascii="Aptos" w:hAnsi="Aptos"/>
+                <w:sz w:val="19"/>
+              </w:rPr>
               <w:t xml:space="preserve">32,582.6 (203.4 million diluted shares x $160.19, close on October 2, 2026)</w:t>
             </w:r>
           </w:p>
@@ -357,6 +543,10 @@
               <w:pStyle w:val="Compact"/>
             </w:pPr>
             <w:r>
+              <w:rPr>
+                <w:rFonts w:ascii="Aptos" w:hAnsi="Aptos"/>
+                <w:sz w:val="19"/>
+              </w:rPr>
               <w:t xml:space="preserve">87.4%</w:t>
             </w:r>
           </w:p>
@@ -368,6 +558,10 @@
               <w:pStyle w:val="Compact"/>
             </w:pPr>
             <w:r>
+              <w:rPr>
+                <w:rFonts w:ascii="Aptos" w:hAnsi="Aptos"/>
+                <w:sz w:val="19"/>
+              </w:rPr>
               <w:t xml:space="preserve">D</w:t>
             </w:r>
           </w:p>
@@ -381,6 +575,10 @@
               <w:pStyle w:val="Compact"/>
             </w:pPr>
             <w:r>
+              <w:rPr>
+                <w:rFonts w:ascii="Aptos" w:hAnsi="Aptos"/>
+                <w:sz w:val="19"/>
+              </w:rPr>
               <w:t xml:space="preserve">Debt</w:t>
             </w:r>
           </w:p>
@@ -392,6 +590,10 @@
               <w:pStyle w:val="Compact"/>
             </w:pPr>
             <w:r>
+              <w:rPr>
+                <w:rFonts w:ascii="Aptos" w:hAnsi="Aptos"/>
+                <w:sz w:val="19"/>
+              </w:rPr>
               <w:t xml:space="preserve">4,681 (long-term debt, December 31, 2025)</w:t>
             </w:r>
           </w:p>
@@ -403,6 +605,10 @@
               <w:pStyle w:val="Compact"/>
             </w:pPr>
             <w:r>
+              <w:rPr>
+                <w:rFonts w:ascii="Aptos" w:hAnsi="Aptos"/>
+                <w:sz w:val="19"/>
+              </w:rPr>
               <w:t xml:space="preserve">12.6%</w:t>
             </w:r>
           </w:p>
@@ -414,6 +620,10 @@
               <w:pStyle w:val="Compact"/>
             </w:pPr>
             <w:r>
+              <w:rPr>
+                <w:rFonts w:ascii="Aptos" w:hAnsi="Aptos"/>
+                <w:sz w:val="19"/>
+              </w:rPr>
               <w:t xml:space="preserve">R</w:t>
             </w:r>
           </w:p>
@@ -427,6 +637,10 @@
               <w:pStyle w:val="Compact"/>
             </w:pPr>
             <w:r>
+              <w:rPr>
+                <w:rFonts w:ascii="Aptos" w:hAnsi="Aptos"/>
+                <w:sz w:val="19"/>
+              </w:rPr>
               <w:t xml:space="preserve">Total capital</w:t>
             </w:r>
           </w:p>
@@ -438,6 +652,10 @@
               <w:pStyle w:val="Compact"/>
             </w:pPr>
             <w:r>
+              <w:rPr>
+                <w:rFonts w:ascii="Aptos" w:hAnsi="Aptos"/>
+                <w:sz w:val="19"/>
+              </w:rPr>
               <w:t xml:space="preserve">37,263.6</w:t>
             </w:r>
           </w:p>
@@ -449,6 +667,10 @@
               <w:pStyle w:val="Compact"/>
             </w:pPr>
             <w:r>
+              <w:rPr>
+                <w:rFonts w:ascii="Aptos" w:hAnsi="Aptos"/>
+                <w:sz w:val="19"/>
+              </w:rPr>
               <w:t xml:space="preserve">100%</w:t>
             </w:r>
           </w:p>
@@ -460,6 +682,10 @@
               <w:pStyle w:val="Compact"/>
             </w:pPr>
             <w:r>
+              <w:rPr>
+                <w:rFonts w:ascii="Aptos" w:hAnsi="Aptos"/>
+                <w:sz w:val="19"/>
+              </w:rPr>
               <w:t xml:space="preserve">D</w:t>
             </w:r>
           </w:p>
@@ -471,6 +697,10 @@
         <w:pStyle w:val="BodyText"/>
       </w:pPr>
       <w:r>
+        <w:rPr>
+          <w:rFonts w:ascii="Aptos" w:hAnsi="Aptos"/>
+          <w:color w:val="000000"/>
+        </w:rPr>
         <w:t xml:space="preserve">WACC = 87.4% x 7.11% + 12.6% x 4.49% = 6.78 percent (D). Dollars are in millions [S9, S1].</w:t>
       </w:r>
     </w:p>
@@ -480,15 +710,25 @@
       </w:pPr>
       <w:r>
         <w:rPr>
+          <w:rFonts w:ascii="Aptos" w:hAnsi="Aptos"/>
           <w:b/>
           <w:bCs/>
+          <w:color w:val="000000"/>
         </w:rPr>
         <w:t xml:space="preserve">Book value for debt (E).</w:t>
       </w:r>
       <w:r>
+        <w:rPr>
+          <w:rFonts w:ascii="Aptos" w:hAnsi="Aptos"/>
+          <w:color w:val="000000"/>
+        </w:rPr>
         <w:t xml:space="preserve"> </w:t>
       </w:r>
       <w:r>
+        <w:rPr>
+          <w:rFonts w:ascii="Aptos" w:hAnsi="Aptos"/>
+          <w:color w:val="000000"/>
+        </w:rPr>
         <w:t xml:space="preserve">We use the book value of long-term debt as the estimate of its market value. Hershey’s long-term debt is fixed-rate notes, so book value is a reasonable stand-in (Chris Lester).</w:t>
       </w:r>
     </w:p>
@@ -499,6 +739,10 @@
         <w:pStyle w:val="Heading2"/>
       </w:pPr>
       <w:r>
+        <w:rPr>
+          <w:rFonts w:ascii="Aptos" w:hAnsi="Aptos"/>
+          <w:color w:val="000000"/>
+        </w:rPr>
         <w:t xml:space="preserve">4. Risk adjustments: none</w:t>
       </w:r>
     </w:p>
@@ -512,15 +756,25 @@
       </w:pPr>
       <w:r>
         <w:rPr>
+          <w:rFonts w:ascii="Aptos" w:hAnsi="Aptos"/>
           <w:b/>
           <w:bCs/>
+          <w:color w:val="000000"/>
         </w:rPr>
         <w:t xml:space="preserve">Size.</w:t>
       </w:r>
       <w:r>
+        <w:rPr>
+          <w:rFonts w:ascii="Aptos" w:hAnsi="Aptos"/>
+          <w:color w:val="000000"/>
+        </w:rPr>
         <w:t xml:space="preserve"> </w:t>
       </w:r>
       <w:r>
+        <w:rPr>
+          <w:rFonts w:ascii="Aptos" w:hAnsi="Aptos"/>
+          <w:color w:val="000000"/>
+        </w:rPr>
         <w:t xml:space="preserve">At a 32.6 billion dollar market capitalization, Hershey is a large-cap company. A small-cap premium does not apply.</w:t>
       </w:r>
     </w:p>
@@ -534,15 +788,25 @@
       </w:pPr>
       <w:r>
         <w:rPr>
+          <w:rFonts w:ascii="Aptos" w:hAnsi="Aptos"/>
           <w:b/>
           <w:bCs/>
+          <w:color w:val="000000"/>
         </w:rPr>
         <w:t xml:space="preserve">Private firm.</w:t>
       </w:r>
       <w:r>
+        <w:rPr>
+          <w:rFonts w:ascii="Aptos" w:hAnsi="Aptos"/>
+          <w:color w:val="000000"/>
+        </w:rPr>
         <w:t xml:space="preserve"> </w:t>
       </w:r>
       <w:r>
+        <w:rPr>
+          <w:rFonts w:ascii="Aptos" w:hAnsi="Aptos"/>
+          <w:color w:val="000000"/>
+        </w:rPr>
         <w:t xml:space="preserve">Hershey trades on the NYSE, so no illiquidity or marketability discount applies.</w:t>
       </w:r>
     </w:p>
@@ -556,15 +820,25 @@
       </w:pPr>
       <w:r>
         <w:rPr>
+          <w:rFonts w:ascii="Aptos" w:hAnsi="Aptos"/>
           <w:b/>
           <w:bCs/>
+          <w:color w:val="000000"/>
         </w:rPr>
         <w:t xml:space="preserve">Country.</w:t>
       </w:r>
       <w:r>
+        <w:rPr>
+          <w:rFonts w:ascii="Aptos" w:hAnsi="Aptos"/>
+          <w:color w:val="000000"/>
+        </w:rPr>
         <w:t xml:space="preserve"> </w:t>
       </w:r>
       <w:r>
+        <w:rPr>
+          <w:rFonts w:ascii="Aptos" w:hAnsi="Aptos"/>
+          <w:color w:val="000000"/>
+        </w:rPr>
         <w:t xml:space="preserve">United States net sales were 10,251.6 of 11,692.6 in FY2025, or 87.7 percent [S1, page 93]. The International segment was 941.6, or 8.1 percent [S1, page 29]. The US equity risk premium we use already contains the US country spread [S12]. Only the remaining 12.3 percent of sales could carry a higher country premium, and we judge that too small to change the WACC (E, Chris Lester), so we do not adjust. We take the same position, a single US premium, in this module’s discussion of blended country risk.</w:t>
       </w:r>
     </w:p>
@@ -575,6 +849,10 @@
         <w:pStyle w:val="Heading2"/>
       </w:pPr>
       <w:r>
+        <w:rPr>
+          <w:rFonts w:ascii="Aptos" w:hAnsi="Aptos"/>
+          <w:color w:val="000000"/>
+        </w:rPr>
         <w:t xml:space="preserve">5. How we verified each input</w:t>
       </w:r>
     </w:p>
@@ -583,6 +861,10 @@
         <w:pStyle w:val="FirstParagraph"/>
       </w:pPr>
       <w:r>
+        <w:rPr>
+          <w:rFonts w:ascii="Aptos" w:hAnsi="Aptos"/>
+          <w:color w:val="000000"/>
+        </w:rPr>
         <w:t xml:space="preserve">We asked Claude to find each input on the WACC tab in its primary source and show us where it appears. The table lists what it found.</w:t>
       </w:r>
     </w:p>
@@ -592,6 +874,14 @@
         <w:tblW w:type="pct" w:w="5000"/>
         <w:tblLayout w:type="fixed"/>
         <w:tblLook w:firstRow="1" w:lastRow="0" w:firstColumn="0" w:lastColumn="0" w:noHBand="0" w:noVBand="0" w:val="0020"/>
+        <w:tblBorders>
+          <w:top w:val="single" w:sz="4" w:color="999999"/>
+          <w:left w:val="single" w:sz="4" w:color="999999"/>
+          <w:bottom w:val="single" w:sz="4" w:color="999999"/>
+          <w:right w:val="single" w:sz="4" w:color="999999"/>
+          <w:insideH w:val="single" w:sz="4" w:color="999999"/>
+          <w:insideV w:val="single" w:sz="4" w:color="999999"/>
+        </w:tblBorders>
       </w:tblPr>
       <w:tblGrid>
         <w:gridCol w:w="2640"/>
@@ -609,6 +899,10 @@
               <w:pStyle w:val="Compact"/>
             </w:pPr>
             <w:r>
+              <w:rPr>
+                <w:rFonts w:ascii="Aptos" w:hAnsi="Aptos"/>
+                <w:sz w:val="19"/>
+              </w:rPr>
               <w:t xml:space="preserve">Input</w:t>
             </w:r>
           </w:p>
@@ -620,6 +914,10 @@
               <w:pStyle w:val="Compact"/>
             </w:pPr>
             <w:r>
+              <w:rPr>
+                <w:rFonts w:ascii="Aptos" w:hAnsi="Aptos"/>
+                <w:sz w:val="19"/>
+              </w:rPr>
               <w:t xml:space="preserve">Check</w:t>
             </w:r>
           </w:p>
@@ -631,6 +929,10 @@
               <w:pStyle w:val="Compact"/>
             </w:pPr>
             <w:r>
+              <w:rPr>
+                <w:rFonts w:ascii="Aptos" w:hAnsi="Aptos"/>
+                <w:sz w:val="19"/>
+              </w:rPr>
               <w:t xml:space="preserve">Result</w:t>
             </w:r>
           </w:p>
@@ -644,6 +946,10 @@
               <w:pStyle w:val="Compact"/>
             </w:pPr>
             <w:r>
+              <w:rPr>
+                <w:rFonts w:ascii="Aptos" w:hAnsi="Aptos"/>
+                <w:sz w:val="19"/>
+              </w:rPr>
               <w:t xml:space="preserve">Regression beta 0.1153</w:t>
             </w:r>
           </w:p>
@@ -655,6 +961,10 @@
               <w:pStyle w:val="Compact"/>
             </w:pPr>
             <w:r>
+              <w:rPr>
+                <w:rFonts w:ascii="Aptos" w:hAnsi="Aptos"/>
+                <w:sz w:val="19"/>
+              </w:rPr>
               <w:t xml:space="preserve">Reran the 60-month regression with the same method (yfinance, statsmodels)</w:t>
             </w:r>
           </w:p>
@@ -666,6 +976,10 @@
               <w:pStyle w:val="Compact"/>
             </w:pPr>
             <w:r>
+              <w:rPr>
+                <w:rFonts w:ascii="Aptos" w:hAnsi="Aptos"/>
+                <w:sz w:val="19"/>
+              </w:rPr>
               <w:t xml:space="preserve">Matches for September 2021 to August 2026</w:t>
             </w:r>
           </w:p>
@@ -679,6 +993,10 @@
               <w:pStyle w:val="Compact"/>
             </w:pPr>
             <w:r>
+              <w:rPr>
+                <w:rFonts w:ascii="Aptos" w:hAnsi="Aptos"/>
+                <w:sz w:val="19"/>
+              </w:rPr>
               <w:t xml:space="preserve">Equity risk premium 4.46%</w:t>
             </w:r>
           </w:p>
@@ -690,6 +1008,10 @@
               <w:pStyle w:val="Compact"/>
             </w:pPr>
             <w:r>
+              <w:rPr>
+                <w:rFonts w:ascii="Aptos" w:hAnsi="Aptos"/>
+                <w:sz w:val="19"/>
+              </w:rPr>
               <w:t xml:space="preserve">Damodaran country premium table, US row [S12]</w:t>
             </w:r>
           </w:p>
@@ -701,6 +1023,10 @@
               <w:pStyle w:val="Compact"/>
             </w:pPr>
             <w:r>
+              <w:rPr>
+                <w:rFonts w:ascii="Aptos" w:hAnsi="Aptos"/>
+                <w:sz w:val="19"/>
+              </w:rPr>
               <w:t xml:space="preserve">Matches</w:t>
             </w:r>
           </w:p>
@@ -714,6 +1040,10 @@
               <w:pStyle w:val="Compact"/>
             </w:pPr>
             <w:r>
+              <w:rPr>
+                <w:rFonts w:ascii="Aptos" w:hAnsi="Aptos"/>
+                <w:sz w:val="19"/>
+              </w:rPr>
               <w:t xml:space="preserve">Industry beta, D/E, tax rate</w:t>
             </w:r>
           </w:p>
@@ -725,6 +1055,10 @@
               <w:pStyle w:val="Compact"/>
             </w:pPr>
             <w:r>
+              <w:rPr>
+                <w:rFonts w:ascii="Aptos" w:hAnsi="Aptos"/>
+                <w:sz w:val="19"/>
+              </w:rPr>
               <w:t xml:space="preserve">Damodaran betas by sector, Food Processing row [S10]</w:t>
             </w:r>
           </w:p>
@@ -736,6 +1070,10 @@
               <w:pStyle w:val="Compact"/>
             </w:pPr>
             <w:r>
+              <w:rPr>
+                <w:rFonts w:ascii="Aptos" w:hAnsi="Aptos"/>
+                <w:sz w:val="19"/>
+              </w:rPr>
               <w:t xml:space="preserve">0.61, 43.73%, 10.37% match</w:t>
             </w:r>
           </w:p>
@@ -749,6 +1087,10 @@
               <w:pStyle w:val="Compact"/>
             </w:pPr>
             <w:r>
+              <w:rPr>
+                <w:rFonts w:ascii="Aptos" w:hAnsi="Aptos"/>
+                <w:sz w:val="19"/>
+              </w:rPr>
               <w:t xml:space="preserve">Default spread 0.55%</w:t>
             </w:r>
           </w:p>
@@ -760,6 +1102,10 @@
               <w:pStyle w:val="Compact"/>
             </w:pPr>
             <w:r>
+              <w:rPr>
+                <w:rFonts w:ascii="Aptos" w:hAnsi="Aptos"/>
+                <w:sz w:val="19"/>
+              </w:rPr>
               <w:t xml:space="preserve">Damodaran ratings table, coverage 6.5 to 8.5 [S11]</w:t>
             </w:r>
           </w:p>
@@ -771,6 +1117,10 @@
               <w:pStyle w:val="Compact"/>
             </w:pPr>
             <w:r>
+              <w:rPr>
+                <w:rFonts w:ascii="Aptos" w:hAnsi="Aptos"/>
+                <w:sz w:val="19"/>
+              </w:rPr>
               <w:t xml:space="preserve">Matches</w:t>
             </w:r>
           </w:p>
@@ -784,6 +1134,10 @@
               <w:pStyle w:val="Compact"/>
             </w:pPr>
             <w:r>
+              <w:rPr>
+                <w:rFonts w:ascii="Aptos" w:hAnsi="Aptos"/>
+                <w:sz w:val="19"/>
+              </w:rPr>
               <w:t xml:space="preserve">Risk-free rate 5.28%</w:t>
             </w:r>
           </w:p>
@@ -795,6 +1149,10 @@
               <w:pStyle w:val="Compact"/>
             </w:pPr>
             <w:r>
+              <w:rPr>
+                <w:rFonts w:ascii="Aptos" w:hAnsi="Aptos"/>
+                <w:sz w:val="19"/>
+              </w:rPr>
               <w:t xml:space="preserve">Treasury daily par yield curve, October 2, 2026 [S13]</w:t>
             </w:r>
           </w:p>
@@ -806,6 +1164,10 @@
               <w:pStyle w:val="Compact"/>
             </w:pPr>
             <w:r>
+              <w:rPr>
+                <w:rFonts w:ascii="Aptos" w:hAnsi="Aptos"/>
+                <w:sz w:val="19"/>
+              </w:rPr>
               <w:t xml:space="preserve">Matches the 10-year yield</w:t>
             </w:r>
           </w:p>
@@ -819,6 +1181,10 @@
               <w:pStyle w:val="Compact"/>
             </w:pPr>
             <w:r>
+              <w:rPr>
+                <w:rFonts w:ascii="Aptos" w:hAnsi="Aptos"/>
+                <w:sz w:val="19"/>
+              </w:rPr>
               <w:t xml:space="preserve">Interest coverage 7.58</w:t>
             </w:r>
           </w:p>
@@ -830,6 +1196,10 @@
               <w:pStyle w:val="Compact"/>
             </w:pPr>
             <w:r>
+              <w:rPr>
+                <w:rFonts w:ascii="Aptos" w:hAnsi="Aptos"/>
+                <w:sz w:val="19"/>
+              </w:rPr>
               <w:t xml:space="preserve">FY2025 operating income and net interest expense in the 10-K [S1]</w:t>
             </w:r>
           </w:p>
@@ -841,6 +1211,10 @@
               <w:pStyle w:val="Compact"/>
             </w:pPr>
             <w:r>
+              <w:rPr>
+                <w:rFonts w:ascii="Aptos" w:hAnsi="Aptos"/>
+                <w:sz w:val="19"/>
+              </w:rPr>
               <w:t xml:space="preserve">Matches</w:t>
             </w:r>
           </w:p>
@@ -854,6 +1228,10 @@
         <w:pStyle w:val="Heading2"/>
       </w:pPr>
       <w:r>
+        <w:rPr>
+          <w:rFonts w:ascii="Aptos" w:hAnsi="Aptos"/>
+          <w:color w:val="000000"/>
+        </w:rPr>
         <w:t xml:space="preserve">Inputs for the Knowledge Bank</w:t>
       </w:r>
     </w:p>
@@ -862,6 +1240,14 @@
         <w:tblStyle w:val="Table"/>
         <w:tblW w:type="auto" w:w="0"/>
         <w:tblLook w:firstRow="1" w:lastRow="0" w:firstColumn="0" w:lastColumn="0" w:noHBand="0" w:noVBand="0" w:val="0020"/>
+        <w:tblBorders>
+          <w:top w:val="single" w:sz="4" w:color="999999"/>
+          <w:left w:val="single" w:sz="4" w:color="999999"/>
+          <w:bottom w:val="single" w:sz="4" w:color="999999"/>
+          <w:right w:val="single" w:sz="4" w:color="999999"/>
+          <w:insideH w:val="single" w:sz="4" w:color="999999"/>
+          <w:insideV w:val="single" w:sz="4" w:color="999999"/>
+        </w:tblBorders>
       </w:tblPr>
       <w:tblGrid>
         <w:gridCol w:w="1980"/>
@@ -880,6 +1266,10 @@
               <w:pStyle w:val="Compact"/>
             </w:pPr>
             <w:r>
+              <w:rPr>
+                <w:rFonts w:ascii="Aptos" w:hAnsi="Aptos"/>
+                <w:sz w:val="19"/>
+              </w:rPr>
               <w:t xml:space="preserve">Input</w:t>
             </w:r>
           </w:p>
@@ -891,6 +1281,10 @@
               <w:pStyle w:val="Compact"/>
             </w:pPr>
             <w:r>
+              <w:rPr>
+                <w:rFonts w:ascii="Aptos" w:hAnsi="Aptos"/>
+                <w:sz w:val="19"/>
+              </w:rPr>
               <w:t xml:space="preserve">Value</w:t>
             </w:r>
           </w:p>
@@ -902,6 +1296,10 @@
               <w:pStyle w:val="Compact"/>
             </w:pPr>
             <w:r>
+              <w:rPr>
+                <w:rFonts w:ascii="Aptos" w:hAnsi="Aptos"/>
+                <w:sz w:val="19"/>
+              </w:rPr>
               <w:t xml:space="preserve">Tier</w:t>
             </w:r>
           </w:p>
@@ -913,6 +1311,10 @@
               <w:pStyle w:val="Compact"/>
             </w:pPr>
             <w:r>
+              <w:rPr>
+                <w:rFonts w:ascii="Aptos" w:hAnsi="Aptos"/>
+                <w:sz w:val="19"/>
+              </w:rPr>
               <w:t xml:space="preserve">Source</w:t>
             </w:r>
           </w:p>
@@ -926,6 +1328,10 @@
               <w:pStyle w:val="Compact"/>
             </w:pPr>
             <w:r>
+              <w:rPr>
+                <w:rFonts w:ascii="Aptos" w:hAnsi="Aptos"/>
+                <w:sz w:val="19"/>
+              </w:rPr>
               <w:t xml:space="preserve">Risk-free rate (10-year Treasury, 2026-10-02)</w:t>
             </w:r>
           </w:p>
@@ -937,6 +1343,10 @@
               <w:pStyle w:val="Compact"/>
             </w:pPr>
             <w:r>
+              <w:rPr>
+                <w:rFonts w:ascii="Aptos" w:hAnsi="Aptos"/>
+                <w:sz w:val="19"/>
+              </w:rPr>
               <w:t xml:space="preserve">5.28%</w:t>
             </w:r>
           </w:p>
@@ -948,6 +1358,10 @@
               <w:pStyle w:val="Compact"/>
             </w:pPr>
             <w:r>
+              <w:rPr>
+                <w:rFonts w:ascii="Aptos" w:hAnsi="Aptos"/>
+                <w:sz w:val="19"/>
+              </w:rPr>
               <w:t xml:space="preserve">R</w:t>
             </w:r>
           </w:p>
@@ -959,6 +1373,10 @@
               <w:pStyle w:val="Compact"/>
             </w:pPr>
             <w:r>
+              <w:rPr>
+                <w:rFonts w:ascii="Aptos" w:hAnsi="Aptos"/>
+                <w:sz w:val="19"/>
+              </w:rPr>
               <w:t xml:space="preserve">S13</w:t>
             </w:r>
           </w:p>
@@ -972,6 +1390,10 @@
               <w:pStyle w:val="Compact"/>
             </w:pPr>
             <w:r>
+              <w:rPr>
+                <w:rFonts w:ascii="Aptos" w:hAnsi="Aptos"/>
+                <w:sz w:val="19"/>
+              </w:rPr>
               <w:t xml:space="preserve">Equity risk premium (US, January 2026)</w:t>
             </w:r>
           </w:p>
@@ -983,6 +1405,10 @@
               <w:pStyle w:val="Compact"/>
             </w:pPr>
             <w:r>
+              <w:rPr>
+                <w:rFonts w:ascii="Aptos" w:hAnsi="Aptos"/>
+                <w:sz w:val="19"/>
+              </w:rPr>
               <w:t xml:space="preserve">4.46%</w:t>
             </w:r>
           </w:p>
@@ -994,6 +1420,10 @@
               <w:pStyle w:val="Compact"/>
             </w:pPr>
             <w:r>
+              <w:rPr>
+                <w:rFonts w:ascii="Aptos" w:hAnsi="Aptos"/>
+                <w:sz w:val="19"/>
+              </w:rPr>
               <w:t xml:space="preserve">R</w:t>
             </w:r>
           </w:p>
@@ -1005,6 +1435,10 @@
               <w:pStyle w:val="Compact"/>
             </w:pPr>
             <w:r>
+              <w:rPr>
+                <w:rFonts w:ascii="Aptos" w:hAnsi="Aptos"/>
+                <w:sz w:val="19"/>
+              </w:rPr>
               <w:t xml:space="preserve">S12</w:t>
             </w:r>
           </w:p>
@@ -1018,6 +1452,10 @@
               <w:pStyle w:val="Compact"/>
             </w:pPr>
             <w:r>
+              <w:rPr>
+                <w:rFonts w:ascii="Aptos" w:hAnsi="Aptos"/>
+                <w:sz w:val="19"/>
+              </w:rPr>
               <w:t xml:space="preserve">Raw regression beta (60 months)</w:t>
             </w:r>
           </w:p>
@@ -1029,6 +1467,10 @@
               <w:pStyle w:val="Compact"/>
             </w:pPr>
             <w:r>
+              <w:rPr>
+                <w:rFonts w:ascii="Aptos" w:hAnsi="Aptos"/>
+                <w:sz w:val="19"/>
+              </w:rPr>
               <w:t xml:space="preserve">0.1153</w:t>
             </w:r>
           </w:p>
@@ -1040,6 +1482,10 @@
               <w:pStyle w:val="Compact"/>
             </w:pPr>
             <w:r>
+              <w:rPr>
+                <w:rFonts w:ascii="Aptos" w:hAnsi="Aptos"/>
+                <w:sz w:val="19"/>
+              </w:rPr>
               <w:t xml:space="preserve">D</w:t>
             </w:r>
           </w:p>
@@ -1051,6 +1497,10 @@
               <w:pStyle w:val="Compact"/>
             </w:pPr>
             <w:r>
+              <w:rPr>
+                <w:rFonts w:ascii="Aptos" w:hAnsi="Aptos"/>
+                <w:sz w:val="19"/>
+              </w:rPr>
               <w:t xml:space="preserve">S14</w:t>
             </w:r>
           </w:p>
@@ -1064,6 +1514,10 @@
               <w:pStyle w:val="Compact"/>
             </w:pPr>
             <w:r>
+              <w:rPr>
+                <w:rFonts w:ascii="Aptos" w:hAnsi="Aptos"/>
+                <w:sz w:val="19"/>
+              </w:rPr>
               <w:t xml:space="preserve">Adjusted beta</w:t>
             </w:r>
           </w:p>
@@ -1075,6 +1529,10 @@
               <w:pStyle w:val="Compact"/>
             </w:pPr>
             <w:r>
+              <w:rPr>
+                <w:rFonts w:ascii="Aptos" w:hAnsi="Aptos"/>
+                <w:sz w:val="19"/>
+              </w:rPr>
               <w:t xml:space="preserve">0.4102</w:t>
             </w:r>
           </w:p>
@@ -1086,6 +1544,10 @@
               <w:pStyle w:val="Compact"/>
             </w:pPr>
             <w:r>
+              <w:rPr>
+                <w:rFonts w:ascii="Aptos" w:hAnsi="Aptos"/>
+                <w:sz w:val="19"/>
+              </w:rPr>
               <w:t xml:space="preserve">E (Chris Lester)</w:t>
             </w:r>
           </w:p>
@@ -1097,6 +1559,10 @@
               <w:pStyle w:val="Compact"/>
             </w:pPr>
             <w:r>
+              <w:rPr>
+                <w:rFonts w:ascii="Aptos" w:hAnsi="Aptos"/>
+                <w:sz w:val="19"/>
+              </w:rPr>
               <w:t xml:space="preserve">S14</w:t>
             </w:r>
           </w:p>
@@ -1110,6 +1576,10 @@
               <w:pStyle w:val="Compact"/>
             </w:pPr>
             <w:r>
+              <w:rPr>
+                <w:rFonts w:ascii="Aptos" w:hAnsi="Aptos"/>
+                <w:sz w:val="19"/>
+              </w:rPr>
               <w:t xml:space="preserve">Hamada beta, cross-check</w:t>
             </w:r>
           </w:p>
@@ -1121,6 +1591,10 @@
               <w:pStyle w:val="Compact"/>
             </w:pPr>
             <w:r>
+              <w:rPr>
+                <w:rFonts w:ascii="Aptos" w:hAnsi="Aptos"/>
+                <w:sz w:val="19"/>
+              </w:rPr>
               <w:t xml:space="preserve">0.35</w:t>
             </w:r>
           </w:p>
@@ -1132,6 +1606,10 @@
               <w:pStyle w:val="Compact"/>
             </w:pPr>
             <w:r>
+              <w:rPr>
+                <w:rFonts w:ascii="Aptos" w:hAnsi="Aptos"/>
+                <w:sz w:val="19"/>
+              </w:rPr>
               <w:t xml:space="preserve">D</w:t>
             </w:r>
           </w:p>
@@ -1143,6 +1621,10 @@
               <w:pStyle w:val="Compact"/>
             </w:pPr>
             <w:r>
+              <w:rPr>
+                <w:rFonts w:ascii="Aptos" w:hAnsi="Aptos"/>
+                <w:sz w:val="19"/>
+              </w:rPr>
               <w:t xml:space="preserve">S10</w:t>
             </w:r>
           </w:p>
@@ -1156,6 +1638,10 @@
               <w:pStyle w:val="Compact"/>
             </w:pPr>
             <w:r>
+              <w:rPr>
+                <w:rFonts w:ascii="Aptos" w:hAnsi="Aptos"/>
+                <w:sz w:val="19"/>
+              </w:rPr>
               <w:t xml:space="preserve">FactSet beta, cross-check</w:t>
             </w:r>
           </w:p>
@@ -1167,6 +1653,10 @@
               <w:pStyle w:val="Compact"/>
             </w:pPr>
             <w:r>
+              <w:rPr>
+                <w:rFonts w:ascii="Aptos" w:hAnsi="Aptos"/>
+                <w:sz w:val="19"/>
+              </w:rPr>
               <w:t xml:space="preserve">0.34</w:t>
             </w:r>
           </w:p>
@@ -1178,6 +1668,10 @@
               <w:pStyle w:val="Compact"/>
             </w:pPr>
             <w:r>
+              <w:rPr>
+                <w:rFonts w:ascii="Aptos" w:hAnsi="Aptos"/>
+                <w:sz w:val="19"/>
+              </w:rPr>
               <w:t xml:space="preserve">R</w:t>
             </w:r>
           </w:p>
@@ -1189,6 +1683,10 @@
               <w:pStyle w:val="Compact"/>
             </w:pPr>
             <w:r>
+              <w:rPr>
+                <w:rFonts w:ascii="Aptos" w:hAnsi="Aptos"/>
+                <w:sz w:val="19"/>
+              </w:rPr>
               <w:t xml:space="preserve">S8</w:t>
             </w:r>
           </w:p>
@@ -1202,6 +1700,10 @@
               <w:pStyle w:val="Compact"/>
             </w:pPr>
             <w:r>
+              <w:rPr>
+                <w:rFonts w:ascii="Aptos" w:hAnsi="Aptos"/>
+                <w:sz w:val="19"/>
+              </w:rPr>
               <w:t xml:space="preserve">Cost of equity</w:t>
             </w:r>
           </w:p>
@@ -1213,6 +1715,10 @@
               <w:pStyle w:val="Compact"/>
             </w:pPr>
             <w:r>
+              <w:rPr>
+                <w:rFonts w:ascii="Aptos" w:hAnsi="Aptos"/>
+                <w:sz w:val="19"/>
+              </w:rPr>
               <w:t xml:space="preserve">7.11%</w:t>
             </w:r>
           </w:p>
@@ -1224,6 +1730,10 @@
               <w:pStyle w:val="Compact"/>
             </w:pPr>
             <w:r>
+              <w:rPr>
+                <w:rFonts w:ascii="Aptos" w:hAnsi="Aptos"/>
+                <w:sz w:val="19"/>
+              </w:rPr>
               <w:t xml:space="preserve">D</w:t>
             </w:r>
           </w:p>
@@ -1235,6 +1745,10 @@
               <w:pStyle w:val="Compact"/>
             </w:pPr>
             <w:r>
+              <w:rPr>
+                <w:rFonts w:ascii="Aptos" w:hAnsi="Aptos"/>
+                <w:sz w:val="19"/>
+              </w:rPr>
               <w:t xml:space="preserve">S9</w:t>
             </w:r>
           </w:p>
@@ -1248,6 +1762,10 @@
               <w:pStyle w:val="Compact"/>
             </w:pPr>
             <w:r>
+              <w:rPr>
+                <w:rFonts w:ascii="Aptos" w:hAnsi="Aptos"/>
+                <w:sz w:val="19"/>
+              </w:rPr>
               <w:t xml:space="preserve">Interest coverage, FY2025</w:t>
             </w:r>
           </w:p>
@@ -1259,6 +1777,10 @@
               <w:pStyle w:val="Compact"/>
             </w:pPr>
             <w:r>
+              <w:rPr>
+                <w:rFonts w:ascii="Aptos" w:hAnsi="Aptos"/>
+                <w:sz w:val="19"/>
+              </w:rPr>
               <w:t xml:space="preserve">7.58</w:t>
             </w:r>
           </w:p>
@@ -1270,6 +1792,10 @@
               <w:pStyle w:val="Compact"/>
             </w:pPr>
             <w:r>
+              <w:rPr>
+                <w:rFonts w:ascii="Aptos" w:hAnsi="Aptos"/>
+                <w:sz w:val="19"/>
+              </w:rPr>
               <w:t xml:space="preserve">D</w:t>
             </w:r>
           </w:p>
@@ -1281,6 +1807,10 @@
               <w:pStyle w:val="Compact"/>
             </w:pPr>
             <w:r>
+              <w:rPr>
+                <w:rFonts w:ascii="Aptos" w:hAnsi="Aptos"/>
+                <w:sz w:val="19"/>
+              </w:rPr>
               <w:t xml:space="preserve">S1</w:t>
             </w:r>
           </w:p>
@@ -1294,6 +1824,10 @@
               <w:pStyle w:val="Compact"/>
             </w:pPr>
             <w:r>
+              <w:rPr>
+                <w:rFonts w:ascii="Aptos" w:hAnsi="Aptos"/>
+                <w:sz w:val="19"/>
+              </w:rPr>
               <w:t xml:space="preserve">Synthetic rating and default spread</w:t>
             </w:r>
           </w:p>
@@ -1305,6 +1839,10 @@
               <w:pStyle w:val="Compact"/>
             </w:pPr>
             <w:r>
+              <w:rPr>
+                <w:rFonts w:ascii="Aptos" w:hAnsi="Aptos"/>
+                <w:sz w:val="19"/>
+              </w:rPr>
               <w:t xml:space="preserve">Aa2/AA, 0.55%</w:t>
             </w:r>
           </w:p>
@@ -1316,6 +1854,10 @@
               <w:pStyle w:val="Compact"/>
             </w:pPr>
             <w:r>
+              <w:rPr>
+                <w:rFonts w:ascii="Aptos" w:hAnsi="Aptos"/>
+                <w:sz w:val="19"/>
+              </w:rPr>
               <w:t xml:space="preserve">R</w:t>
             </w:r>
           </w:p>
@@ -1327,6 +1869,10 @@
               <w:pStyle w:val="Compact"/>
             </w:pPr>
             <w:r>
+              <w:rPr>
+                <w:rFonts w:ascii="Aptos" w:hAnsi="Aptos"/>
+                <w:sz w:val="19"/>
+              </w:rPr>
               <w:t xml:space="preserve">S11</w:t>
             </w:r>
           </w:p>
@@ -1340,6 +1886,10 @@
               <w:pStyle w:val="Compact"/>
             </w:pPr>
             <w:r>
+              <w:rPr>
+                <w:rFonts w:ascii="Aptos" w:hAnsi="Aptos"/>
+                <w:sz w:val="19"/>
+              </w:rPr>
               <w:t xml:space="preserve">Pre-tax cost of debt</w:t>
             </w:r>
           </w:p>
@@ -1351,6 +1901,10 @@
               <w:pStyle w:val="Compact"/>
             </w:pPr>
             <w:r>
+              <w:rPr>
+                <w:rFonts w:ascii="Aptos" w:hAnsi="Aptos"/>
+                <w:sz w:val="19"/>
+              </w:rPr>
               <w:t xml:space="preserve">5.83%</w:t>
             </w:r>
           </w:p>
@@ -1362,6 +1916,10 @@
               <w:pStyle w:val="Compact"/>
             </w:pPr>
             <w:r>
+              <w:rPr>
+                <w:rFonts w:ascii="Aptos" w:hAnsi="Aptos"/>
+                <w:sz w:val="19"/>
+              </w:rPr>
               <w:t xml:space="preserve">D</w:t>
             </w:r>
           </w:p>
@@ -1373,6 +1931,10 @@
               <w:pStyle w:val="Compact"/>
             </w:pPr>
             <w:r>
+              <w:rPr>
+                <w:rFonts w:ascii="Aptos" w:hAnsi="Aptos"/>
+                <w:sz w:val="19"/>
+              </w:rPr>
               <w:t xml:space="preserve">S9</w:t>
             </w:r>
           </w:p>
@@ -1386,6 +1948,10 @@
               <w:pStyle w:val="Compact"/>
             </w:pPr>
             <w:r>
+              <w:rPr>
+                <w:rFonts w:ascii="Aptos" w:hAnsi="Aptos"/>
+                <w:sz w:val="19"/>
+              </w:rPr>
               <w:t xml:space="preserve">Tax rate</w:t>
             </w:r>
           </w:p>
@@ -1397,6 +1963,10 @@
               <w:pStyle w:val="Compact"/>
             </w:pPr>
             <w:r>
+              <w:rPr>
+                <w:rFonts w:ascii="Aptos" w:hAnsi="Aptos"/>
+                <w:sz w:val="19"/>
+              </w:rPr>
               <w:t xml:space="preserve">22.96%</w:t>
             </w:r>
           </w:p>
@@ -1408,6 +1978,10 @@
               <w:pStyle w:val="Compact"/>
             </w:pPr>
             <w:r>
+              <w:rPr>
+                <w:rFonts w:ascii="Aptos" w:hAnsi="Aptos"/>
+                <w:sz w:val="19"/>
+              </w:rPr>
               <w:t xml:space="preserve">D</w:t>
             </w:r>
           </w:p>
@@ -1419,6 +1993,10 @@
               <w:pStyle w:val="Compact"/>
             </w:pPr>
             <w:r>
+              <w:rPr>
+                <w:rFonts w:ascii="Aptos" w:hAnsi="Aptos"/>
+                <w:sz w:val="19"/>
+              </w:rPr>
               <w:t xml:space="preserve">S1</w:t>
             </w:r>
           </w:p>
@@ -1432,6 +2010,10 @@
               <w:pStyle w:val="Compact"/>
             </w:pPr>
             <w:r>
+              <w:rPr>
+                <w:rFonts w:ascii="Aptos" w:hAnsi="Aptos"/>
+                <w:sz w:val="19"/>
+              </w:rPr>
               <w:t xml:space="preserve">After-tax cost of debt</w:t>
             </w:r>
           </w:p>
@@ -1443,6 +2025,10 @@
               <w:pStyle w:val="Compact"/>
             </w:pPr>
             <w:r>
+              <w:rPr>
+                <w:rFonts w:ascii="Aptos" w:hAnsi="Aptos"/>
+                <w:sz w:val="19"/>
+              </w:rPr>
               <w:t xml:space="preserve">4.49%</w:t>
             </w:r>
           </w:p>
@@ -1454,6 +2040,10 @@
               <w:pStyle w:val="Compact"/>
             </w:pPr>
             <w:r>
+              <w:rPr>
+                <w:rFonts w:ascii="Aptos" w:hAnsi="Aptos"/>
+                <w:sz w:val="19"/>
+              </w:rPr>
               <w:t xml:space="preserve">D</w:t>
             </w:r>
           </w:p>
@@ -1465,6 +2055,10 @@
               <w:pStyle w:val="Compact"/>
             </w:pPr>
             <w:r>
+              <w:rPr>
+                <w:rFonts w:ascii="Aptos" w:hAnsi="Aptos"/>
+                <w:sz w:val="19"/>
+              </w:rPr>
               <w:t xml:space="preserve">S9</w:t>
             </w:r>
           </w:p>
@@ -1478,6 +2072,10 @@
               <w:pStyle w:val="Compact"/>
             </w:pPr>
             <w:r>
+              <w:rPr>
+                <w:rFonts w:ascii="Aptos" w:hAnsi="Aptos"/>
+                <w:sz w:val="19"/>
+              </w:rPr>
               <w:t xml:space="preserve">Equity weight</w:t>
             </w:r>
           </w:p>
@@ -1489,6 +2087,10 @@
               <w:pStyle w:val="Compact"/>
             </w:pPr>
             <w:r>
+              <w:rPr>
+                <w:rFonts w:ascii="Aptos" w:hAnsi="Aptos"/>
+                <w:sz w:val="19"/>
+              </w:rPr>
               <w:t xml:space="preserve">87.4%</w:t>
             </w:r>
           </w:p>
@@ -1500,6 +2102,10 @@
               <w:pStyle w:val="Compact"/>
             </w:pPr>
             <w:r>
+              <w:rPr>
+                <w:rFonts w:ascii="Aptos" w:hAnsi="Aptos"/>
+                <w:sz w:val="19"/>
+              </w:rPr>
               <w:t xml:space="preserve">D</w:t>
             </w:r>
           </w:p>
@@ -1511,6 +2117,10 @@
               <w:pStyle w:val="Compact"/>
             </w:pPr>
             <w:r>
+              <w:rPr>
+                <w:rFonts w:ascii="Aptos" w:hAnsi="Aptos"/>
+                <w:sz w:val="19"/>
+              </w:rPr>
               <w:t xml:space="preserve">S9</w:t>
             </w:r>
           </w:p>
@@ -1524,6 +2134,10 @@
               <w:pStyle w:val="Compact"/>
             </w:pPr>
             <w:r>
+              <w:rPr>
+                <w:rFonts w:ascii="Aptos" w:hAnsi="Aptos"/>
+                <w:sz w:val="19"/>
+              </w:rPr>
               <w:t xml:space="preserve">Debt weight</w:t>
             </w:r>
           </w:p>
@@ -1535,6 +2149,10 @@
               <w:pStyle w:val="Compact"/>
             </w:pPr>
             <w:r>
+              <w:rPr>
+                <w:rFonts w:ascii="Aptos" w:hAnsi="Aptos"/>
+                <w:sz w:val="19"/>
+              </w:rPr>
               <w:t xml:space="preserve">12.6%</w:t>
             </w:r>
           </w:p>
@@ -1546,6 +2164,10 @@
               <w:pStyle w:val="Compact"/>
             </w:pPr>
             <w:r>
+              <w:rPr>
+                <w:rFonts w:ascii="Aptos" w:hAnsi="Aptos"/>
+                <w:sz w:val="19"/>
+              </w:rPr>
               <w:t xml:space="preserve">D</w:t>
             </w:r>
           </w:p>
@@ -1557,6 +2179,10 @@
               <w:pStyle w:val="Compact"/>
             </w:pPr>
             <w:r>
+              <w:rPr>
+                <w:rFonts w:ascii="Aptos" w:hAnsi="Aptos"/>
+                <w:sz w:val="19"/>
+              </w:rPr>
               <w:t xml:space="preserve">S1, S9</w:t>
             </w:r>
           </w:p>
@@ -1570,6 +2196,10 @@
               <w:pStyle w:val="Compact"/>
             </w:pPr>
             <w:r>
+              <w:rPr>
+                <w:rFonts w:ascii="Aptos" w:hAnsi="Aptos"/>
+                <w:sz w:val="19"/>
+              </w:rPr>
               <w:t xml:space="preserve">WACC</w:t>
             </w:r>
           </w:p>
@@ -1581,6 +2211,10 @@
               <w:pStyle w:val="Compact"/>
             </w:pPr>
             <w:r>
+              <w:rPr>
+                <w:rFonts w:ascii="Aptos" w:hAnsi="Aptos"/>
+                <w:sz w:val="19"/>
+              </w:rPr>
               <w:t xml:space="preserve">6.78%</w:t>
             </w:r>
           </w:p>
@@ -1592,6 +2226,10 @@
               <w:pStyle w:val="Compact"/>
             </w:pPr>
             <w:r>
+              <w:rPr>
+                <w:rFonts w:ascii="Aptos" w:hAnsi="Aptos"/>
+                <w:sz w:val="19"/>
+              </w:rPr>
               <w:t xml:space="preserve">D</w:t>
             </w:r>
           </w:p>
@@ -1603,6 +2241,10 @@
               <w:pStyle w:val="Compact"/>
             </w:pPr>
             <w:r>
+              <w:rPr>
+                <w:rFonts w:ascii="Aptos" w:hAnsi="Aptos"/>
+                <w:sz w:val="19"/>
+              </w:rPr>
               <w:t xml:space="preserve">S9</w:t>
             </w:r>
           </w:p>
@@ -1616,6 +2258,10 @@
               <w:pStyle w:val="Compact"/>
             </w:pPr>
             <w:r>
+              <w:rPr>
+                <w:rFonts w:ascii="Aptos" w:hAnsi="Aptos"/>
+                <w:sz w:val="19"/>
+              </w:rPr>
               <w:t xml:space="preserve">US share of net sales, FY2025</w:t>
             </w:r>
           </w:p>
@@ -1627,6 +2273,10 @@
               <w:pStyle w:val="Compact"/>
             </w:pPr>
             <w:r>
+              <w:rPr>
+                <w:rFonts w:ascii="Aptos" w:hAnsi="Aptos"/>
+                <w:sz w:val="19"/>
+              </w:rPr>
               <w:t xml:space="preserve">87.7%</w:t>
             </w:r>
           </w:p>
@@ -1638,6 +2288,10 @@
               <w:pStyle w:val="Compact"/>
             </w:pPr>
             <w:r>
+              <w:rPr>
+                <w:rFonts w:ascii="Aptos" w:hAnsi="Aptos"/>
+                <w:sz w:val="19"/>
+              </w:rPr>
               <w:t xml:space="preserve">D</w:t>
             </w:r>
           </w:p>
@@ -1649,6 +2303,10 @@
               <w:pStyle w:val="Compact"/>
             </w:pPr>
             <w:r>
+              <w:rPr>
+                <w:rFonts w:ascii="Aptos" w:hAnsi="Aptos"/>
+                <w:sz w:val="19"/>
+              </w:rPr>
               <w:t xml:space="preserve">S1</w:t>
             </w:r>
           </w:p>
@@ -1662,6 +2320,10 @@
         <w:pStyle w:val="Heading2"/>
       </w:pPr>
       <w:r>
+        <w:rPr>
+          <w:rFonts w:ascii="Aptos" w:hAnsi="Aptos"/>
+          <w:color w:val="000000"/>
+        </w:rPr>
         <w:t xml:space="preserve">Sources</w:t>
       </w:r>
     </w:p>
@@ -1671,6 +2333,14 @@
         <w:tblW w:type="pct" w:w="5000"/>
         <w:tblLayout w:type="fixed"/>
         <w:tblLook w:firstRow="1" w:lastRow="0" w:firstColumn="0" w:lastColumn="0" w:noHBand="0" w:noVBand="0" w:val="0020"/>
+        <w:tblBorders>
+          <w:top w:val="single" w:sz="4" w:color="999999"/>
+          <w:left w:val="single" w:sz="4" w:color="999999"/>
+          <w:bottom w:val="single" w:sz="4" w:color="999999"/>
+          <w:right w:val="single" w:sz="4" w:color="999999"/>
+          <w:insideH w:val="single" w:sz="4" w:color="999999"/>
+          <w:insideV w:val="single" w:sz="4" w:color="999999"/>
+        </w:tblBorders>
       </w:tblPr>
       <w:tblGrid>
         <w:gridCol w:w="1584"/>
@@ -1690,6 +2360,10 @@
               <w:pStyle w:val="Compact"/>
             </w:pPr>
             <w:r>
+              <w:rPr>
+                <w:rFonts w:ascii="Aptos" w:hAnsi="Aptos"/>
+                <w:sz w:val="19"/>
+              </w:rPr>
               <w:t xml:space="preserve">id</w:t>
             </w:r>
           </w:p>
@@ -1701,6 +2375,10 @@
               <w:pStyle w:val="Compact"/>
             </w:pPr>
             <w:r>
+              <w:rPr>
+                <w:rFonts w:ascii="Aptos" w:hAnsi="Aptos"/>
+                <w:sz w:val="19"/>
+              </w:rPr>
               <w:t xml:space="preserve">Source</w:t>
             </w:r>
           </w:p>
@@ -1712,6 +2390,10 @@
               <w:pStyle w:val="Compact"/>
             </w:pPr>
             <w:r>
+              <w:rPr>
+                <w:rFonts w:ascii="Aptos" w:hAnsi="Aptos"/>
+                <w:sz w:val="19"/>
+              </w:rPr>
               <w:t xml:space="preserve">Publisher</w:t>
             </w:r>
           </w:p>
@@ -1723,6 +2405,10 @@
               <w:pStyle w:val="Compact"/>
             </w:pPr>
             <w:r>
+              <w:rPr>
+                <w:rFonts w:ascii="Aptos" w:hAnsi="Aptos"/>
+                <w:sz w:val="19"/>
+              </w:rPr>
               <w:t xml:space="preserve">Date</w:t>
             </w:r>
           </w:p>
@@ -1734,6 +2420,10 @@
               <w:pStyle w:val="Compact"/>
             </w:pPr>
             <w:r>
+              <w:rPr>
+                <w:rFonts w:ascii="Aptos" w:hAnsi="Aptos"/>
+                <w:sz w:val="19"/>
+              </w:rPr>
               <w:t xml:space="preserve">Link</w:t>
             </w:r>
           </w:p>
@@ -1747,6 +2437,10 @@
               <w:pStyle w:val="Compact"/>
             </w:pPr>
             <w:r>
+              <w:rPr>
+                <w:rFonts w:ascii="Aptos" w:hAnsi="Aptos"/>
+                <w:sz w:val="19"/>
+              </w:rPr>
               <w:t xml:space="preserve">S1</w:t>
             </w:r>
           </w:p>
@@ -1758,6 +2452,10 @@
               <w:pStyle w:val="Compact"/>
             </w:pPr>
             <w:r>
+              <w:rPr>
+                <w:rFonts w:ascii="Aptos" w:hAnsi="Aptos"/>
+                <w:sz w:val="19"/>
+              </w:rPr>
               <w:t xml:space="preserve">The Hershey Company Form 10-K for fiscal 2025, accession 0001628280-26-008586</w:t>
             </w:r>
           </w:p>
@@ -1769,6 +2467,10 @@
               <w:pStyle w:val="Compact"/>
             </w:pPr>
             <w:r>
+              <w:rPr>
+                <w:rFonts w:ascii="Aptos" w:hAnsi="Aptos"/>
+                <w:sz w:val="19"/>
+              </w:rPr>
               <w:t xml:space="preserve">SEC EDGAR</w:t>
             </w:r>
           </w:p>
@@ -1780,6 +2482,10 @@
               <w:pStyle w:val="Compact"/>
             </w:pPr>
             <w:r>
+              <w:rPr>
+                <w:rFonts w:ascii="Aptos" w:hAnsi="Aptos"/>
+                <w:sz w:val="19"/>
+              </w:rPr>
               <w:t xml:space="preserve">2026-02-17</w:t>
             </w:r>
           </w:p>
@@ -1791,6 +2497,10 @@
               <w:pStyle w:val="Compact"/>
             </w:pPr>
             <w:r>
+              <w:rPr>
+                <w:rFonts w:ascii="Aptos" w:hAnsi="Aptos"/>
+                <w:sz w:val="19"/>
+              </w:rPr>
               <w:t xml:space="preserve">https://www.sec.gov/Archives/edgar/data/47111/000162828026008586/hsy-20251231.htm</w:t>
             </w:r>
           </w:p>
@@ -1804,6 +2514,10 @@
               <w:pStyle w:val="Compact"/>
             </w:pPr>
             <w:r>
+              <w:rPr>
+                <w:rFonts w:ascii="Aptos" w:hAnsi="Aptos"/>
+                <w:sz w:val="19"/>
+              </w:rPr>
               <w:t xml:space="preserve">S8</w:t>
             </w:r>
           </w:p>
@@ -1815,6 +2529,10 @@
               <w:pStyle w:val="Compact"/>
             </w:pPr>
             <w:r>
+              <w:rPr>
+                <w:rFonts w:ascii="Aptos" w:hAnsi="Aptos"/>
+                <w:sz w:val="19"/>
+              </w:rPr>
               <w:t xml:space="preserve">FactSet consensus estimates and beta for Hershey</w:t>
             </w:r>
           </w:p>
@@ -1826,6 +2544,10 @@
               <w:pStyle w:val="Compact"/>
             </w:pPr>
             <w:r>
+              <w:rPr>
+                <w:rFonts w:ascii="Aptos" w:hAnsi="Aptos"/>
+                <w:sz w:val="19"/>
+              </w:rPr>
               <w:t xml:space="preserve">FactSet</w:t>
             </w:r>
           </w:p>
@@ -1837,6 +2559,10 @@
               <w:pStyle w:val="Compact"/>
             </w:pPr>
             <w:r>
+              <w:rPr>
+                <w:rFonts w:ascii="Aptos" w:hAnsi="Aptos"/>
+                <w:sz w:val="19"/>
+              </w:rPr>
               <w:t xml:space="preserve">2026-10-04</w:t>
             </w:r>
           </w:p>
@@ -1848,6 +2574,10 @@
               <w:pStyle w:val="Compact"/>
             </w:pPr>
             <w:r>
+              <w:rPr>
+                <w:rFonts w:ascii="Aptos" w:hAnsi="Aptos"/>
+                <w:sz w:val="19"/>
+              </w:rPr>
               <w:t xml:space="preserve">FactSet terminal (licensed; not linked)</w:t>
             </w:r>
           </w:p>
@@ -1861,6 +2591,10 @@
               <w:pStyle w:val="Compact"/>
             </w:pPr>
             <w:r>
+              <w:rPr>
+                <w:rFonts w:ascii="Aptos" w:hAnsi="Aptos"/>
+                <w:sz w:val="19"/>
+              </w:rPr>
               <w:t xml:space="preserve">S9</w:t>
             </w:r>
           </w:p>
@@ -1872,6 +2606,10 @@
               <w:pStyle w:val="Compact"/>
             </w:pPr>
             <w:r>
+              <w:rPr>
+                <w:rFonts w:ascii="Aptos" w:hAnsi="Aptos"/>
+                <w:sz w:val="19"/>
+              </w:rPr>
               <w:t xml:space="preserve">Team Q&amp;D workbook for Hershey, WACC calculation tab</w:t>
             </w:r>
           </w:p>
@@ -1883,6 +2621,10 @@
               <w:pStyle w:val="Compact"/>
             </w:pPr>
             <w:r>
+              <w:rPr>
+                <w:rFonts w:ascii="Aptos" w:hAnsi="Aptos"/>
+                <w:sz w:val="19"/>
+              </w:rPr>
               <w:t xml:space="preserve">FIN 5370 HSY team</w:t>
             </w:r>
           </w:p>
@@ -1894,6 +2636,10 @@
               <w:pStyle w:val="Compact"/>
             </w:pPr>
             <w:r>
+              <w:rPr>
+                <w:rFonts w:ascii="Aptos" w:hAnsi="Aptos"/>
+                <w:sz w:val="19"/>
+              </w:rPr>
               <w:t xml:space="preserve">2026-10-05</w:t>
             </w:r>
           </w:p>
@@ -1905,6 +2651,10 @@
               <w:pStyle w:val="Compact"/>
             </w:pPr>
             <w:r>
+              <w:rPr>
+                <w:rFonts w:ascii="Aptos" w:hAnsi="Aptos"/>
+                <w:sz w:val="19"/>
+              </w:rPr>
               <w:t xml:space="preserve">workbook/QD-HSY.xlsx</w:t>
             </w:r>
           </w:p>
@@ -1918,6 +2668,10 @@
               <w:pStyle w:val="Compact"/>
             </w:pPr>
             <w:r>
+              <w:rPr>
+                <w:rFonts w:ascii="Aptos" w:hAnsi="Aptos"/>
+                <w:sz w:val="19"/>
+              </w:rPr>
               <w:t xml:space="preserve">S10</w:t>
             </w:r>
           </w:p>
@@ -1929,6 +2683,10 @@
               <w:pStyle w:val="Compact"/>
             </w:pPr>
             <w:r>
+              <w:rPr>
+                <w:rFonts w:ascii="Aptos" w:hAnsi="Aptos"/>
+                <w:sz w:val="19"/>
+              </w:rPr>
               <w:t xml:space="preserve">Betas by Sector (US)</w:t>
             </w:r>
           </w:p>
@@ -1940,6 +2698,10 @@
               <w:pStyle w:val="Compact"/>
             </w:pPr>
             <w:r>
+              <w:rPr>
+                <w:rFonts w:ascii="Aptos" w:hAnsi="Aptos"/>
+                <w:sz w:val="19"/>
+              </w:rPr>
               <w:t xml:space="preserve">Aswath Damodaran, NYU Stern</w:t>
             </w:r>
           </w:p>
@@ -1951,6 +2713,10 @@
               <w:pStyle w:val="Compact"/>
             </w:pPr>
             <w:r>
+              <w:rPr>
+                <w:rFonts w:ascii="Aptos" w:hAnsi="Aptos"/>
+                <w:sz w:val="19"/>
+              </w:rPr>
               <w:t xml:space="preserve">January 2026</w:t>
             </w:r>
           </w:p>
@@ -1962,6 +2728,10 @@
               <w:pStyle w:val="Compact"/>
             </w:pPr>
             <w:r>
+              <w:rPr>
+                <w:rFonts w:ascii="Aptos" w:hAnsi="Aptos"/>
+                <w:sz w:val="19"/>
+              </w:rPr>
               <w:t xml:space="preserve">https://pages.stern.nyu.edu/~adamodar/New_Home_Page/datafile/Betas.html</w:t>
             </w:r>
           </w:p>
@@ -1975,6 +2745,10 @@
               <w:pStyle w:val="Compact"/>
             </w:pPr>
             <w:r>
+              <w:rPr>
+                <w:rFonts w:ascii="Aptos" w:hAnsi="Aptos"/>
+                <w:sz w:val="19"/>
+              </w:rPr>
               <w:t xml:space="preserve">S11</w:t>
             </w:r>
           </w:p>
@@ -1986,6 +2760,10 @@
               <w:pStyle w:val="Compact"/>
             </w:pPr>
             <w:r>
+              <w:rPr>
+                <w:rFonts w:ascii="Aptos" w:hAnsi="Aptos"/>
+                <w:sz w:val="19"/>
+              </w:rPr>
               <w:t xml:space="preserve">Ratings, Interest Coverage Ratios and Default Spread</w:t>
             </w:r>
           </w:p>
@@ -1997,6 +2775,10 @@
               <w:pStyle w:val="Compact"/>
             </w:pPr>
             <w:r>
+              <w:rPr>
+                <w:rFonts w:ascii="Aptos" w:hAnsi="Aptos"/>
+                <w:sz w:val="19"/>
+              </w:rPr>
               <w:t xml:space="preserve">Aswath Damodaran, NYU Stern</w:t>
             </w:r>
           </w:p>
@@ -2008,6 +2790,10 @@
               <w:pStyle w:val="Compact"/>
             </w:pPr>
             <w:r>
+              <w:rPr>
+                <w:rFonts w:ascii="Aptos" w:hAnsi="Aptos"/>
+                <w:sz w:val="19"/>
+              </w:rPr>
               <w:t xml:space="preserve">January 2026</w:t>
             </w:r>
           </w:p>
@@ -2019,6 +2805,10 @@
               <w:pStyle w:val="Compact"/>
             </w:pPr>
             <w:r>
+              <w:rPr>
+                <w:rFonts w:ascii="Aptos" w:hAnsi="Aptos"/>
+                <w:sz w:val="19"/>
+              </w:rPr>
               <w:t xml:space="preserve">https://pages.stern.nyu.edu/~adamodar/New_Home_Page/datafile/ratings.html</w:t>
             </w:r>
           </w:p>
@@ -2032,6 +2822,10 @@
               <w:pStyle w:val="Compact"/>
             </w:pPr>
             <w:r>
+              <w:rPr>
+                <w:rFonts w:ascii="Aptos" w:hAnsi="Aptos"/>
+                <w:sz w:val="19"/>
+              </w:rPr>
               <w:t xml:space="preserve">S12</w:t>
             </w:r>
           </w:p>
@@ -2043,6 +2837,10 @@
               <w:pStyle w:val="Compact"/>
             </w:pPr>
             <w:r>
+              <w:rPr>
+                <w:rFonts w:ascii="Aptos" w:hAnsi="Aptos"/>
+                <w:sz w:val="19"/>
+              </w:rPr>
               <w:t xml:space="preserve">Country Default Spreads and Risk Premiums</w:t>
             </w:r>
           </w:p>
@@ -2054,6 +2852,10 @@
               <w:pStyle w:val="Compact"/>
             </w:pPr>
             <w:r>
+              <w:rPr>
+                <w:rFonts w:ascii="Aptos" w:hAnsi="Aptos"/>
+                <w:sz w:val="19"/>
+              </w:rPr>
               <w:t xml:space="preserve">Aswath Damodaran, NYU Stern</w:t>
             </w:r>
           </w:p>
@@ -2065,6 +2867,10 @@
               <w:pStyle w:val="Compact"/>
             </w:pPr>
             <w:r>
+              <w:rPr>
+                <w:rFonts w:ascii="Aptos" w:hAnsi="Aptos"/>
+                <w:sz w:val="19"/>
+              </w:rPr>
               <w:t xml:space="preserve">2026-01-05</w:t>
             </w:r>
           </w:p>
@@ -2076,6 +2882,10 @@
               <w:pStyle w:val="Compact"/>
             </w:pPr>
             <w:r>
+              <w:rPr>
+                <w:rFonts w:ascii="Aptos" w:hAnsi="Aptos"/>
+                <w:sz w:val="19"/>
+              </w:rPr>
               <w:t xml:space="preserve">https://pages.stern.nyu.edu/~adamodar/New_Home_Page/datafile/ctryprem.html</w:t>
             </w:r>
           </w:p>
@@ -2089,6 +2899,10 @@
               <w:pStyle w:val="Compact"/>
             </w:pPr>
             <w:r>
+              <w:rPr>
+                <w:rFonts w:ascii="Aptos" w:hAnsi="Aptos"/>
+                <w:sz w:val="19"/>
+              </w:rPr>
               <w:t xml:space="preserve">S13</w:t>
             </w:r>
           </w:p>
@@ -2100,6 +2914,10 @@
               <w:pStyle w:val="Compact"/>
             </w:pPr>
             <w:r>
+              <w:rPr>
+                <w:rFonts w:ascii="Aptos" w:hAnsi="Aptos"/>
+                <w:sz w:val="19"/>
+              </w:rPr>
               <w:t xml:space="preserve">Daily Treasury Par Yield Curve Rates, 2026</w:t>
             </w:r>
           </w:p>
@@ -2111,6 +2929,10 @@
               <w:pStyle w:val="Compact"/>
             </w:pPr>
             <w:r>
+              <w:rPr>
+                <w:rFonts w:ascii="Aptos" w:hAnsi="Aptos"/>
+                <w:sz w:val="19"/>
+              </w:rPr>
               <w:t xml:space="preserve">US Department of the Treasury</w:t>
             </w:r>
           </w:p>
@@ -2122,6 +2944,10 @@
               <w:pStyle w:val="Compact"/>
             </w:pPr>
             <w:r>
+              <w:rPr>
+                <w:rFonts w:ascii="Aptos" w:hAnsi="Aptos"/>
+                <w:sz w:val="19"/>
+              </w:rPr>
               <w:t xml:space="preserve">2026-10-02</w:t>
             </w:r>
           </w:p>
@@ -2133,6 +2959,10 @@
               <w:pStyle w:val="Compact"/>
             </w:pPr>
             <w:r>
+              <w:rPr>
+                <w:rFonts w:ascii="Aptos" w:hAnsi="Aptos"/>
+                <w:sz w:val="19"/>
+              </w:rPr>
               <w:t xml:space="preserve">https://home.treasury.gov/resource-center/data-chart-center/interest-rates/TextView?type=daily_treasury_yield_curve&amp;field_tdr_date_value=2026</w:t>
             </w:r>
           </w:p>
@@ -2146,6 +2976,10 @@
               <w:pStyle w:val="Compact"/>
             </w:pPr>
             <w:r>
+              <w:rPr>
+                <w:rFonts w:ascii="Aptos" w:hAnsi="Aptos"/>
+                <w:sz w:val="19"/>
+              </w:rPr>
               <w:t xml:space="preserve">S14</w:t>
             </w:r>
           </w:p>
@@ -2157,6 +2991,10 @@
               <w:pStyle w:val="Compact"/>
             </w:pPr>
             <w:r>
+              <w:rPr>
+                <w:rFonts w:ascii="Aptos" w:hAnsi="Aptos"/>
+                <w:sz w:val="19"/>
+              </w:rPr>
               <w:t xml:space="preserve">Monthly adjusted prices for HSY, SPY, and BIL, September 2021 to August 2026, pulled with yfinance</w:t>
             </w:r>
           </w:p>
@@ -2168,6 +3006,10 @@
               <w:pStyle w:val="Compact"/>
             </w:pPr>
             <w:r>
+              <w:rPr>
+                <w:rFonts w:ascii="Aptos" w:hAnsi="Aptos"/>
+                <w:sz w:val="19"/>
+              </w:rPr>
               <w:t xml:space="preserve">Yahoo Finance</w:t>
             </w:r>
           </w:p>
@@ -2179,6 +3021,10 @@
               <w:pStyle w:val="Compact"/>
             </w:pPr>
             <w:r>
+              <w:rPr>
+                <w:rFonts w:ascii="Aptos" w:hAnsi="Aptos"/>
+                <w:sz w:val="19"/>
+              </w:rPr>
               <w:t xml:space="preserve">accessed 2026-10-05</w:t>
             </w:r>
           </w:p>
@@ -2190,6 +3036,10 @@
               <w:pStyle w:val="Compact"/>
             </w:pPr>
             <w:r>
+              <w:rPr>
+                <w:rFonts w:ascii="Aptos" w:hAnsi="Aptos"/>
+                <w:sz w:val="19"/>
+              </w:rPr>
               <w:t xml:space="preserve">https://finance.yahoo.com/quote/HSY/history</w:t>
             </w:r>
           </w:p>
@@ -2203,6 +3053,10 @@
         <w:pStyle w:val="Heading2"/>
       </w:pPr>
       <w:r>
+        <w:rPr>
+          <w:rFonts w:ascii="Aptos" w:hAnsi="Aptos"/>
+          <w:color w:val="000000"/>
+        </w:rPr>
         <w:t xml:space="preserve">Numbers we still need</w:t>
       </w:r>
     </w:p>
@@ -2215,6 +3069,10 @@
         </w:numPr>
       </w:pPr>
       <w:r>
+        <w:rPr>
+          <w:rFonts w:ascii="Aptos" w:hAnsi="Aptos"/>
+          <w:color w:val="000000"/>
+        </w:rPr>
         <w:t xml:space="preserve">None.</w:t>
       </w:r>
     </w:p>
@@ -2466,6 +3324,11 @@
   <w:style w:default="1" w:styleId="Normal" w:type="paragraph">
     <w:name w:val="Normal"/>
     <w:qFormat/>
+    <w:rPr>
+      <w:rFonts w:ascii="Aptos" w:hAnsi="Aptos" w:eastAsia="Aptos"/>
+      <w:color w:val="000000"/>
+      <w:sz w:val="22"/>
+    </w:rPr>
   </w:style>
   <w:style w:styleId="BodyText" w:type="paragraph">
     <w:name w:val="Body Text"/>
@@ -2475,12 +3338,20 @@
     <w:pPr>
       <w:spacing w:after="180" w:before="180"/>
     </w:pPr>
+    <w:rPr>
+      <w:rFonts w:ascii="Aptos" w:hAnsi="Aptos" w:eastAsia="Aptos"/>
+      <w:color w:val="000000"/>
+    </w:rPr>
   </w:style>
   <w:style w:customStyle="1" w:styleId="FirstParagraph" w:type="paragraph">
     <w:name w:val="First Paragraph"/>
     <w:basedOn w:val="BodyText"/>
     <w:next w:val="BodyText"/>
     <w:qFormat/>
+    <w:rPr>
+      <w:rFonts w:ascii="Aptos" w:hAnsi="Aptos" w:eastAsia="Aptos"/>
+      <w:color w:val="000000"/>
+    </w:rPr>
   </w:style>
   <w:style w:customStyle="1" w:styleId="Compact" w:type="paragraph">
     <w:name w:val="Compact"/>
@@ -2489,6 +3360,10 @@
     <w:pPr>
       <w:spacing w:after="36" w:before="36"/>
     </w:pPr>
+    <w:rPr>
+      <w:rFonts w:ascii="Aptos" w:hAnsi="Aptos" w:eastAsia="Aptos"/>
+      <w:color w:val="000000"/>
+    </w:rPr>
   </w:style>
   <w:style w:styleId="Title" w:type="paragraph">
     <w:name w:val="Title"/>
@@ -2504,7 +3379,8 @@
       <w:jc w:val="center"/>
     </w:pPr>
     <w:rPr>
-      <w:rFonts w:asciiTheme="majorHAnsi" w:cstheme="majorBidi" w:eastAsiaTheme="majorEastAsia" w:hAnsiTheme="majorHAnsi"/>
+      <w:rFonts w:asciiTheme="majorHAnsi" w:cstheme="majorBidi" w:eastAsiaTheme="majorEastAsia" w:hAnsiTheme="majorHAnsi" w:ascii="Aptos" w:hAnsi="Aptos" w:eastAsia="Aptos"/>
+      <w:color w:val="000000"/>
       <w:sz w:val="56"/>
       <w:szCs w:val="56"/>
     </w:rPr>
@@ -2516,7 +3392,8 @@
     <w:uiPriority w:val="10"/>
     <w:rsid w:val="00A10FD9"/>
     <w:rPr>
-      <w:rFonts w:asciiTheme="majorHAnsi" w:cstheme="majorBidi" w:eastAsiaTheme="majorEastAsia" w:hAnsiTheme="majorHAnsi"/>
+      <w:rFonts w:asciiTheme="majorHAnsi" w:cstheme="majorBidi" w:eastAsiaTheme="majorEastAsia" w:hAnsiTheme="majorHAnsi" w:ascii="Aptos" w:hAnsi="Aptos" w:eastAsia="Aptos"/>
+      <w:color w:val="000000"/>
       <w:sz w:val="56"/>
       <w:szCs w:val="56"/>
     </w:rPr>
@@ -2535,7 +3412,8 @@
       </w:numPr>
     </w:pPr>
     <w:rPr>
-      <w:rFonts w:cstheme="majorBidi" w:eastAsiaTheme="majorEastAsia"/>
+      <w:rFonts w:cstheme="majorBidi" w:eastAsiaTheme="majorEastAsia" w:ascii="Aptos" w:hAnsi="Aptos" w:eastAsia="Aptos"/>
+      <w:color w:val="000000"/>
       <w:spacing w:val="15"/>
       <w:sz w:val="28"/>
       <w:szCs w:val="28"/>
@@ -2548,8 +3426,8 @@
     <w:uiPriority w:val="11"/>
     <w:rsid w:val="00A10FD9"/>
     <w:rPr>
-      <w:rFonts w:cstheme="majorBidi" w:eastAsiaTheme="majorEastAsia"/>
-      <w:color w:themeColor="text1" w:themeTint="A6" w:val="595959"/>
+      <w:rFonts w:cstheme="majorBidi" w:eastAsiaTheme="majorEastAsia" w:ascii="Aptos" w:hAnsi="Aptos" w:eastAsia="Aptos"/>
+      <w:color w:val="000000"/>
       <w:spacing w:val="15"/>
       <w:sz w:val="28"/>
       <w:szCs w:val="28"/>
@@ -2565,6 +3443,8 @@
       <w:keepLines/>
     </w:pPr>
     <w:rPr>
+      <w:rFonts w:ascii="Aptos" w:hAnsi="Aptos" w:eastAsia="Aptos"/>
+      <w:color w:val="000000"/>
       <w:sz w:val="24"/>
       <w:szCs w:val="24"/>
     </w:rPr>
@@ -2579,6 +3459,8 @@
       <w:keepLines/>
     </w:pPr>
     <w:rPr>
+      <w:rFonts w:ascii="Aptos" w:hAnsi="Aptos" w:eastAsia="Aptos"/>
+      <w:color w:val="000000"/>
       <w:sz w:val="24"/>
       <w:szCs w:val="24"/>
     </w:rPr>
@@ -2595,7 +3477,9 @@
       <w:jc w:val="center"/>
     </w:pPr>
     <w:rPr>
+      <w:rFonts w:ascii="Aptos" w:hAnsi="Aptos" w:eastAsia="Aptos"/>
       <w:b/>
+      <w:color w:val="000000"/>
       <w:sz w:val="20"/>
       <w:szCs w:val="20"/>
     </w:rPr>
@@ -2611,6 +3495,8 @@
       <w:spacing w:after="300" w:before="100"/>
     </w:pPr>
     <w:rPr>
+      <w:rFonts w:ascii="Aptos" w:hAnsi="Aptos" w:eastAsia="Aptos"/>
+      <w:color w:val="000000"/>
       <w:sz w:val="20"/>
       <w:szCs w:val="20"/>
     </w:rPr>
@@ -2621,7 +3507,10 @@
     <w:next w:val="Bibliography"/>
     <w:qFormat/>
     <w:pPr/>
-    <w:rPr/>
+    <w:rPr>
+      <w:rFonts w:ascii="Aptos" w:hAnsi="Aptos" w:eastAsia="Aptos"/>
+      <w:color w:val="000000"/>
+    </w:rPr>
   </w:style>
   <w:style w:styleId="Heading1" w:type="paragraph">
     <w:name w:val="heading 1"/>
@@ -2638,8 +3527,8 @@
       <w:outlineLvl w:val="0"/>
     </w:pPr>
     <w:rPr>
-      <w:rFonts w:asciiTheme="majorHAnsi" w:cstheme="majorBidi" w:eastAsiaTheme="majorEastAsia" w:hAnsiTheme="majorHAnsi"/>
-      <w:color w:themeColor="accent1" w:themeShade="BF" w:val="0F4761"/>
+      <w:rFonts w:asciiTheme="majorHAnsi" w:cstheme="majorBidi" w:eastAsiaTheme="majorEastAsia" w:hAnsiTheme="majorHAnsi" w:ascii="Aptos" w:hAnsi="Aptos" w:eastAsia="Aptos"/>
+      <w:color w:val="000000"/>
       <w:sz w:val="40"/>
       <w:szCs w:val="40"/>
     </w:rPr>
@@ -2661,8 +3550,8 @@
       <w:outlineLvl w:val="1"/>
     </w:pPr>
     <w:rPr>
-      <w:rFonts w:asciiTheme="majorHAnsi" w:cstheme="majorBidi" w:eastAsiaTheme="majorEastAsia" w:hAnsiTheme="majorHAnsi"/>
-      <w:color w:themeColor="accent1" w:themeShade="BF" w:val="0F4761"/>
+      <w:rFonts w:asciiTheme="majorHAnsi" w:cstheme="majorBidi" w:eastAsiaTheme="majorEastAsia" w:hAnsiTheme="majorHAnsi" w:ascii="Aptos" w:hAnsi="Aptos" w:eastAsia="Aptos"/>
+      <w:color w:val="000000"/>
       <w:sz w:val="32"/>
       <w:szCs w:val="32"/>
     </w:rPr>
@@ -2684,8 +3573,8 @@
       <w:outlineLvl w:val="2"/>
     </w:pPr>
     <w:rPr>
-      <w:rFonts w:cstheme="majorBidi" w:eastAsiaTheme="majorEastAsia"/>
-      <w:color w:themeColor="accent1" w:themeShade="BF" w:val="0F4761"/>
+      <w:rFonts w:cstheme="majorBidi" w:eastAsiaTheme="majorEastAsia" w:ascii="Aptos" w:hAnsi="Aptos" w:eastAsia="Aptos"/>
+      <w:color w:val="000000"/>
       <w:sz w:val="28"/>
       <w:szCs w:val="28"/>
     </w:rPr>
@@ -2707,10 +3596,10 @@
       <w:outlineLvl w:val="3"/>
     </w:pPr>
     <w:rPr>
-      <w:rFonts w:cstheme="majorBidi" w:eastAsiaTheme="majorEastAsia"/>
+      <w:rFonts w:cstheme="majorBidi" w:eastAsiaTheme="majorEastAsia" w:ascii="Aptos" w:hAnsi="Aptos" w:eastAsia="Aptos"/>
       <w:i/>
       <w:iCs/>
-      <w:color w:themeColor="accent1" w:themeShade="BF" w:val="0F4761"/>
+      <w:color w:val="000000"/>
     </w:rPr>
   </w:style>
   <w:style w:styleId="Heading5" w:type="paragraph">
@@ -2730,8 +3619,8 @@
       <w:outlineLvl w:val="4"/>
     </w:pPr>
     <w:rPr>
-      <w:rFonts w:cstheme="majorBidi" w:eastAsiaTheme="majorEastAsia"/>
-      <w:color w:themeColor="accent1" w:themeShade="BF" w:val="0F4761"/>
+      <w:rFonts w:cstheme="majorBidi" w:eastAsiaTheme="majorEastAsia" w:ascii="Aptos" w:hAnsi="Aptos" w:eastAsia="Aptos"/>
+      <w:color w:val="000000"/>
     </w:rPr>
   </w:style>
   <w:style w:styleId="Heading6" w:type="paragraph">
@@ -2751,10 +3640,10 @@
       <w:outlineLvl w:val="5"/>
     </w:pPr>
     <w:rPr>
-      <w:rFonts w:cstheme="majorBidi" w:eastAsiaTheme="majorEastAsia"/>
+      <w:rFonts w:cstheme="majorBidi" w:eastAsiaTheme="majorEastAsia" w:ascii="Aptos" w:hAnsi="Aptos" w:eastAsia="Aptos"/>
       <w:i/>
       <w:iCs/>
-      <w:color w:themeColor="text1" w:themeTint="A6" w:val="595959"/>
+      <w:color w:val="000000"/>
     </w:rPr>
   </w:style>
   <w:style w:styleId="Heading7" w:type="paragraph">
@@ -2774,8 +3663,8 @@
       <w:outlineLvl w:val="6"/>
     </w:pPr>
     <w:rPr>
-      <w:rFonts w:cstheme="majorBidi" w:eastAsiaTheme="majorEastAsia"/>
-      <w:color w:themeColor="text1" w:themeTint="A6" w:val="595959"/>
+      <w:rFonts w:cstheme="majorBidi" w:eastAsiaTheme="majorEastAsia" w:ascii="Aptos" w:hAnsi="Aptos" w:eastAsia="Aptos"/>
+      <w:color w:val="000000"/>
     </w:rPr>
   </w:style>
   <w:style w:styleId="Heading8" w:type="paragraph">
@@ -2795,10 +3684,10 @@
       <w:outlineLvl w:val="7"/>
     </w:pPr>
     <w:rPr>
-      <w:rFonts w:cstheme="majorBidi" w:eastAsiaTheme="majorEastAsia"/>
+      <w:rFonts w:cstheme="majorBidi" w:eastAsiaTheme="majorEastAsia" w:ascii="Aptos" w:hAnsi="Aptos" w:eastAsia="Aptos"/>
       <w:i/>
       <w:iCs/>
-      <w:color w:themeColor="text1" w:themeTint="D8" w:val="272727"/>
+      <w:color w:val="000000"/>
     </w:rPr>
   </w:style>
   <w:style w:styleId="Heading9" w:type="paragraph">
@@ -2818,8 +3707,8 @@
       <w:outlineLvl w:val="8"/>
     </w:pPr>
     <w:rPr>
-      <w:rFonts w:cstheme="majorBidi" w:eastAsiaTheme="majorEastAsia"/>
-      <w:color w:themeColor="text1" w:themeTint="D8" w:val="272727"/>
+      <w:rFonts w:cstheme="majorBidi" w:eastAsiaTheme="majorEastAsia" w:ascii="Aptos" w:hAnsi="Aptos" w:eastAsia="Aptos"/>
+      <w:color w:val="000000"/>
     </w:rPr>
   </w:style>
   <w:style w:customStyle="1" w:styleId="Heading1Char" w:type="character">
@@ -2829,8 +3718,8 @@
     <w:uiPriority w:val="9"/>
     <w:rsid w:val="00A10FD9"/>
     <w:rPr>
-      <w:rFonts w:asciiTheme="majorHAnsi" w:cstheme="majorBidi" w:eastAsiaTheme="majorEastAsia" w:hAnsiTheme="majorHAnsi"/>
-      <w:color w:themeColor="accent1" w:themeShade="BF" w:val="0F4761"/>
+      <w:rFonts w:asciiTheme="majorHAnsi" w:cstheme="majorBidi" w:eastAsiaTheme="majorEastAsia" w:hAnsiTheme="majorHAnsi" w:ascii="Aptos" w:hAnsi="Aptos" w:eastAsia="Aptos"/>
+      <w:color w:val="000000"/>
       <w:sz w:val="40"/>
       <w:szCs w:val="40"/>
     </w:rPr>
@@ -2843,8 +3732,8 @@
     <w:semiHidden/>
     <w:rsid w:val="00A10FD9"/>
     <w:rPr>
-      <w:rFonts w:asciiTheme="majorHAnsi" w:cstheme="majorBidi" w:eastAsiaTheme="majorEastAsia" w:hAnsiTheme="majorHAnsi"/>
-      <w:color w:themeColor="accent1" w:themeShade="BF" w:val="0F4761"/>
+      <w:rFonts w:asciiTheme="majorHAnsi" w:cstheme="majorBidi" w:eastAsiaTheme="majorEastAsia" w:hAnsiTheme="majorHAnsi" w:ascii="Aptos" w:hAnsi="Aptos" w:eastAsia="Aptos"/>
+      <w:color w:val="000000"/>
       <w:sz w:val="32"/>
       <w:szCs w:val="32"/>
     </w:rPr>
@@ -2857,8 +3746,8 @@
     <w:semiHidden/>
     <w:rsid w:val="00A10FD9"/>
     <w:rPr>
-      <w:rFonts w:cstheme="majorBidi" w:eastAsiaTheme="majorEastAsia"/>
-      <w:color w:themeColor="accent1" w:themeShade="BF" w:val="0F4761"/>
+      <w:rFonts w:cstheme="majorBidi" w:eastAsiaTheme="majorEastAsia" w:ascii="Aptos" w:hAnsi="Aptos" w:eastAsia="Aptos"/>
+      <w:color w:val="000000"/>
       <w:sz w:val="28"/>
       <w:szCs w:val="28"/>
     </w:rPr>
@@ -2871,10 +3760,10 @@
     <w:semiHidden/>
     <w:rsid w:val="00A10FD9"/>
     <w:rPr>
-      <w:rFonts w:cstheme="majorBidi" w:eastAsiaTheme="majorEastAsia"/>
+      <w:rFonts w:cstheme="majorBidi" w:eastAsiaTheme="majorEastAsia" w:ascii="Aptos" w:hAnsi="Aptos" w:eastAsia="Aptos"/>
       <w:i/>
       <w:iCs/>
-      <w:color w:themeColor="accent1" w:themeShade="BF" w:val="0F4761"/>
+      <w:color w:val="000000"/>
     </w:rPr>
   </w:style>
   <w:style w:customStyle="1" w:styleId="Heading5Char" w:type="character">
@@ -2885,8 +3774,8 @@
     <w:semiHidden/>
     <w:rsid w:val="00A10FD9"/>
     <w:rPr>
-      <w:rFonts w:cstheme="majorBidi" w:eastAsiaTheme="majorEastAsia"/>
-      <w:color w:themeColor="accent1" w:themeShade="BF" w:val="0F4761"/>
+      <w:rFonts w:cstheme="majorBidi" w:eastAsiaTheme="majorEastAsia" w:ascii="Aptos" w:hAnsi="Aptos" w:eastAsia="Aptos"/>
+      <w:color w:val="000000"/>
     </w:rPr>
   </w:style>
   <w:style w:customStyle="1" w:styleId="Heading6Char" w:type="character">
@@ -2897,10 +3786,10 @@
     <w:semiHidden/>
     <w:rsid w:val="00A10FD9"/>
     <w:rPr>
-      <w:rFonts w:cstheme="majorBidi" w:eastAsiaTheme="majorEastAsia"/>
+      <w:rFonts w:cstheme="majorBidi" w:eastAsiaTheme="majorEastAsia" w:ascii="Aptos" w:hAnsi="Aptos" w:eastAsia="Aptos"/>
       <w:i/>
       <w:iCs/>
-      <w:color w:themeColor="text1" w:themeTint="A6" w:val="595959"/>
+      <w:color w:val="000000"/>
     </w:rPr>
   </w:style>
   <w:style w:customStyle="1" w:styleId="Heading7Char" w:type="character">
@@ -2911,8 +3800,8 @@
     <w:semiHidden/>
     <w:rsid w:val="00A10FD9"/>
     <w:rPr>
-      <w:rFonts w:cstheme="majorBidi" w:eastAsiaTheme="majorEastAsia"/>
-      <w:color w:themeColor="text1" w:themeTint="A6" w:val="595959"/>
+      <w:rFonts w:cstheme="majorBidi" w:eastAsiaTheme="majorEastAsia" w:ascii="Aptos" w:hAnsi="Aptos" w:eastAsia="Aptos"/>
+      <w:color w:val="000000"/>
     </w:rPr>
   </w:style>
   <w:style w:customStyle="1" w:styleId="Heading8Char" w:type="character">
@@ -2923,10 +3812,10 @@
     <w:semiHidden/>
     <w:rsid w:val="00A10FD9"/>
     <w:rPr>
-      <w:rFonts w:cstheme="majorBidi" w:eastAsiaTheme="majorEastAsia"/>
+      <w:rFonts w:cstheme="majorBidi" w:eastAsiaTheme="majorEastAsia" w:ascii="Aptos" w:hAnsi="Aptos" w:eastAsia="Aptos"/>
       <w:i/>
       <w:iCs/>
-      <w:color w:themeColor="text1" w:themeTint="D8" w:val="272727"/>
+      <w:color w:val="000000"/>
     </w:rPr>
   </w:style>
   <w:style w:customStyle="1" w:styleId="Heading9Char" w:type="character">
@@ -2937,8 +3826,8 @@
     <w:semiHidden/>
     <w:rsid w:val="00A10FD9"/>
     <w:rPr>
-      <w:rFonts w:cstheme="majorBidi" w:eastAsiaTheme="majorEastAsia"/>
-      <w:color w:themeColor="text1" w:themeTint="D8" w:val="272727"/>
+      <w:rFonts w:cstheme="majorBidi" w:eastAsiaTheme="majorEastAsia" w:ascii="Aptos" w:hAnsi="Aptos" w:eastAsia="Aptos"/>
+      <w:color w:val="000000"/>
     </w:rPr>
   </w:style>
   <w:style w:styleId="BlockText" w:type="paragraph">
@@ -2952,6 +3841,10 @@
       <w:spacing w:after="100" w:before="100"/>
       <w:ind w:firstLine="0" w:left="480" w:right="480"/>
     </w:pPr>
+    <w:rPr>
+      <w:rFonts w:ascii="Aptos" w:hAnsi="Aptos" w:eastAsia="Aptos"/>
+      <w:color w:val="000000"/>
+    </w:rPr>
   </w:style>
   <w:style w:styleId="FootnoteText" w:type="paragraph">
     <w:name w:val="Footnote Text"/>
@@ -2960,6 +3853,10 @@
     <w:uiPriority w:val="9"/>
     <w:unhideWhenUsed/>
     <w:qFormat/>
+    <w:rPr>
+      <w:rFonts w:ascii="Aptos" w:hAnsi="Aptos" w:eastAsia="Aptos"/>
+      <w:color w:val="000000"/>
+    </w:rPr>
   </w:style>
   <w:style w:styleId="FootnoteBlockText" w:type="paragraph">
     <w:name w:val="Footnote Block Text"/>
@@ -2972,11 +3869,19 @@
       <w:spacing w:after="100" w:before="100"/>
       <w:ind w:firstLine="0" w:left="480" w:right="480"/>
     </w:pPr>
+    <w:rPr>
+      <w:rFonts w:ascii="Aptos" w:hAnsi="Aptos" w:eastAsia="Aptos"/>
+      <w:color w:val="000000"/>
+    </w:rPr>
   </w:style>
   <w:style w:default="1" w:styleId="DefaultParagraphFont" w:type="character">
     <w:name w:val="Default Paragraph Font"/>
     <w:semiHidden/>
     <w:unhideWhenUsed/>
+    <w:rPr>
+      <w:rFonts w:ascii="Aptos" w:hAnsi="Aptos" w:eastAsia="Aptos"/>
+      <w:color w:val="000000"/>
+    </w:rPr>
   </w:style>
   <w:style w:default="1" w:styleId="Table" w:type="table">
     <w:name w:val="Table"/>
@@ -2984,6 +3889,10 @@
     <w:semiHidden/>
     <w:unhideWhenUsed/>
     <w:qFormat/>
+    <w:rPr>
+      <w:rFonts w:ascii="Aptos" w:hAnsi="Aptos" w:eastAsia="Aptos"/>
+      <w:color w:val="000000"/>
+    </w:rPr>
     <w:tblPr>
       <w:tblInd w:type="dxa" w:w="0"/>
       <w:tblCellMar>
@@ -3012,12 +3921,18 @@
       <w:spacing w:after="0"/>
     </w:pPr>
     <w:rPr>
+      <w:rFonts w:ascii="Aptos" w:hAnsi="Aptos" w:eastAsia="Aptos"/>
       <w:b/>
+      <w:color w:val="000000"/>
     </w:rPr>
   </w:style>
   <w:style w:customStyle="1" w:styleId="Definition" w:type="paragraph">
     <w:name w:val="Definition"/>
     <w:basedOn w:val="Normal"/>
+    <w:rPr>
+      <w:rFonts w:ascii="Aptos" w:hAnsi="Aptos" w:eastAsia="Aptos"/>
+      <w:color w:val="000000"/>
+    </w:rPr>
   </w:style>
   <w:style w:styleId="Caption" w:type="paragraph">
     <w:name w:val="Caption"/>
@@ -3027,7 +3942,9 @@
       <w:spacing w:after="120" w:before="0"/>
     </w:pPr>
     <w:rPr>
+      <w:rFonts w:ascii="Aptos" w:hAnsi="Aptos" w:eastAsia="Aptos"/>
       <w:i/>
+      <w:color w:val="000000"/>
     </w:rPr>
   </w:style>
   <w:style w:customStyle="1" w:styleId="TableCaption" w:type="paragraph">
@@ -3036,14 +3953,26 @@
     <w:pPr>
       <w:keepNext/>
     </w:pPr>
+    <w:rPr>
+      <w:rFonts w:ascii="Aptos" w:hAnsi="Aptos" w:eastAsia="Aptos"/>
+      <w:color w:val="000000"/>
+    </w:rPr>
   </w:style>
   <w:style w:customStyle="1" w:styleId="ImageCaption" w:type="paragraph">
     <w:name w:val="Image Caption"/>
     <w:basedOn w:val="Caption"/>
+    <w:rPr>
+      <w:rFonts w:ascii="Aptos" w:hAnsi="Aptos" w:eastAsia="Aptos"/>
+      <w:color w:val="000000"/>
+    </w:rPr>
   </w:style>
   <w:style w:customStyle="1" w:styleId="Figure" w:type="paragraph">
     <w:name w:val="Figure"/>
     <w:basedOn w:val="Normal"/>
+    <w:rPr>
+      <w:rFonts w:ascii="Aptos" w:hAnsi="Aptos" w:eastAsia="Aptos"/>
+      <w:color w:val="000000"/>
+    </w:rPr>
   </w:style>
   <w:style w:customStyle="1" w:styleId="CaptionedFigure" w:type="paragraph">
     <w:name w:val="Captioned Figure"/>
@@ -3051,28 +3980,43 @@
     <w:pPr>
       <w:keepNext/>
     </w:pPr>
+    <w:rPr>
+      <w:rFonts w:ascii="Aptos" w:hAnsi="Aptos" w:eastAsia="Aptos"/>
+      <w:color w:val="000000"/>
+    </w:rPr>
   </w:style>
   <w:style w:customStyle="1" w:styleId="BodyTextChar" w:type="character">
     <w:name w:val="Body Text Char"/>
     <w:basedOn w:val="DefaultParagraphFont"/>
     <w:link w:val="BodyText"/>
+    <w:rPr>
+      <w:rFonts w:ascii="Aptos" w:hAnsi="Aptos" w:eastAsia="Aptos"/>
+      <w:color w:val="000000"/>
+    </w:rPr>
   </w:style>
   <w:style w:customStyle="1" w:styleId="VerbatimChar" w:type="character">
     <w:name w:val="Verbatim Char"/>
     <w:basedOn w:val="BodyTextChar"/>
     <w:rPr>
-      <w:rFonts w:ascii="Consolas" w:hAnsi="Consolas"/>
+      <w:rFonts w:ascii="Aptos" w:hAnsi="Aptos" w:eastAsia="Aptos"/>
+      <w:color w:val="000000"/>
       <w:sz w:val="22"/>
     </w:rPr>
   </w:style>
   <w:style w:customStyle="1" w:styleId="SectionNumber" w:type="character">
     <w:name w:val="Section Number"/>
     <w:basedOn w:val="BodyTextChar"/>
+    <w:rPr>
+      <w:rFonts w:ascii="Aptos" w:hAnsi="Aptos" w:eastAsia="Aptos"/>
+      <w:color w:val="000000"/>
+    </w:rPr>
   </w:style>
   <w:style w:styleId="FootnoteReference" w:type="character">
     <w:name w:val="Footnote Reference"/>
     <w:basedOn w:val="BodyTextChar"/>
     <w:rPr>
+      <w:rFonts w:ascii="Aptos" w:hAnsi="Aptos" w:eastAsia="Aptos"/>
+      <w:color w:val="000000"/>
       <w:vertAlign w:val="superscript"/>
     </w:rPr>
   </w:style>
@@ -3080,7 +4024,8 @@
     <w:name w:val="Hyperlink"/>
     <w:basedOn w:val="BodyTextChar"/>
     <w:rPr>
-      <w:color w:themeColor="accent1" w:val="4F81BD"/>
+      <w:rFonts w:ascii="Aptos" w:hAnsi="Aptos" w:eastAsia="Aptos"/>
+      <w:color w:val="000000"/>
     </w:rPr>
   </w:style>
   <w:style w:styleId="TOCHeading" w:type="paragraph">
@@ -3095,10 +4040,10 @@
       <w:outlineLvl w:val="9"/>
     </w:pPr>
     <w:rPr>
-      <w:rFonts w:asciiTheme="majorHAnsi" w:cstheme="majorBidi" w:eastAsiaTheme="majorEastAsia" w:hAnsiTheme="majorHAnsi"/>
+      <w:rFonts w:asciiTheme="majorHAnsi" w:cstheme="majorBidi" w:eastAsiaTheme="majorEastAsia" w:hAnsiTheme="majorHAnsi" w:ascii="Aptos" w:hAnsi="Aptos" w:eastAsia="Aptos"/>
       <w:b w:val="0"/>
       <w:bCs w:val="0"/>
-      <w:color w:themeColor="accent1" w:themeShade="BF" w:val="365F91"/>
+      <w:color w:val="000000"/>
     </w:rPr>
   </w:style>
   <w:style w:type="paragraph" w:customStyle="1" w:styleId="SourceCode">
@@ -3108,232 +4053,273 @@
     <w:pPr>
       <w:wordWrap w:val="off"/>
     </w:pPr>
+    <w:rPr>
+      <w:rFonts w:ascii="Aptos" w:hAnsi="Aptos" w:eastAsia="Aptos"/>
+      <w:color w:val="000000"/>
+    </w:rPr>
   </w:style>
   <w:style w:type="character" w:customStyle="1" w:styleId="KeywordTok">
     <w:name w:val="KeywordTok"/>
     <w:basedOn w:val="VerbatimChar"/>
     <w:rPr>
+      <w:rFonts w:ascii="Aptos" w:hAnsi="Aptos" w:eastAsia="Aptos"/>
       <w:b/>
-      <w:color w:val="007020"/>
+      <w:color w:val="000000"/>
     </w:rPr>
   </w:style>
   <w:style w:type="character" w:customStyle="1" w:styleId="DataTypeTok">
     <w:name w:val="DataTypeTok"/>
     <w:basedOn w:val="VerbatimChar"/>
     <w:rPr>
-      <w:color w:val="902000"/>
+      <w:rFonts w:ascii="Aptos" w:hAnsi="Aptos" w:eastAsia="Aptos"/>
+      <w:color w:val="000000"/>
     </w:rPr>
   </w:style>
   <w:style w:type="character" w:customStyle="1" w:styleId="DecValTok">
     <w:name w:val="DecValTok"/>
     <w:basedOn w:val="VerbatimChar"/>
     <w:rPr>
-      <w:color w:val="40a070"/>
+      <w:rFonts w:ascii="Aptos" w:hAnsi="Aptos" w:eastAsia="Aptos"/>
+      <w:color w:val="000000"/>
     </w:rPr>
   </w:style>
   <w:style w:type="character" w:customStyle="1" w:styleId="BaseNTok">
     <w:name w:val="BaseNTok"/>
     <w:basedOn w:val="VerbatimChar"/>
     <w:rPr>
-      <w:color w:val="40a070"/>
+      <w:rFonts w:ascii="Aptos" w:hAnsi="Aptos" w:eastAsia="Aptos"/>
+      <w:color w:val="000000"/>
     </w:rPr>
   </w:style>
   <w:style w:type="character" w:customStyle="1" w:styleId="FloatTok">
     <w:name w:val="FloatTok"/>
     <w:basedOn w:val="VerbatimChar"/>
     <w:rPr>
-      <w:color w:val="40a070"/>
+      <w:rFonts w:ascii="Aptos" w:hAnsi="Aptos" w:eastAsia="Aptos"/>
+      <w:color w:val="000000"/>
     </w:rPr>
   </w:style>
   <w:style w:type="character" w:customStyle="1" w:styleId="ConstantTok">
     <w:name w:val="ConstantTok"/>
     <w:basedOn w:val="VerbatimChar"/>
     <w:rPr>
-      <w:color w:val="880000"/>
+      <w:rFonts w:ascii="Aptos" w:hAnsi="Aptos" w:eastAsia="Aptos"/>
+      <w:color w:val="000000"/>
     </w:rPr>
   </w:style>
   <w:style w:type="character" w:customStyle="1" w:styleId="CharTok">
     <w:name w:val="CharTok"/>
     <w:basedOn w:val="VerbatimChar"/>
     <w:rPr>
-      <w:color w:val="4070a0"/>
+      <w:rFonts w:ascii="Aptos" w:hAnsi="Aptos" w:eastAsia="Aptos"/>
+      <w:color w:val="000000"/>
     </w:rPr>
   </w:style>
   <w:style w:type="character" w:customStyle="1" w:styleId="SpecialCharTok">
     <w:name w:val="SpecialCharTok"/>
     <w:basedOn w:val="VerbatimChar"/>
     <w:rPr>
-      <w:color w:val="4070a0"/>
+      <w:rFonts w:ascii="Aptos" w:hAnsi="Aptos" w:eastAsia="Aptos"/>
+      <w:color w:val="000000"/>
     </w:rPr>
   </w:style>
   <w:style w:type="character" w:customStyle="1" w:styleId="StringTok">
     <w:name w:val="StringTok"/>
     <w:basedOn w:val="VerbatimChar"/>
     <w:rPr>
-      <w:color w:val="4070a0"/>
+      <w:rFonts w:ascii="Aptos" w:hAnsi="Aptos" w:eastAsia="Aptos"/>
+      <w:color w:val="000000"/>
     </w:rPr>
   </w:style>
   <w:style w:type="character" w:customStyle="1" w:styleId="VerbatimStringTok">
     <w:name w:val="VerbatimStringTok"/>
     <w:basedOn w:val="VerbatimChar"/>
     <w:rPr>
-      <w:color w:val="4070a0"/>
+      <w:rFonts w:ascii="Aptos" w:hAnsi="Aptos" w:eastAsia="Aptos"/>
+      <w:color w:val="000000"/>
     </w:rPr>
   </w:style>
   <w:style w:type="character" w:customStyle="1" w:styleId="SpecialStringTok">
     <w:name w:val="SpecialStringTok"/>
     <w:basedOn w:val="VerbatimChar"/>
     <w:rPr>
-      <w:color w:val="bb6688"/>
+      <w:rFonts w:ascii="Aptos" w:hAnsi="Aptos" w:eastAsia="Aptos"/>
+      <w:color w:val="000000"/>
     </w:rPr>
   </w:style>
   <w:style w:type="character" w:customStyle="1" w:styleId="ImportTok">
     <w:name w:val="ImportTok"/>
     <w:basedOn w:val="VerbatimChar"/>
     <w:rPr>
+      <w:rFonts w:ascii="Aptos" w:hAnsi="Aptos" w:eastAsia="Aptos"/>
       <w:b/>
-      <w:color w:val="008000"/>
+      <w:color w:val="000000"/>
     </w:rPr>
   </w:style>
   <w:style w:type="character" w:customStyle="1" w:styleId="CommentTok">
     <w:name w:val="CommentTok"/>
     <w:basedOn w:val="VerbatimChar"/>
     <w:rPr>
+      <w:rFonts w:ascii="Aptos" w:hAnsi="Aptos" w:eastAsia="Aptos"/>
       <w:i/>
-      <w:color w:val="60a0b0"/>
+      <w:color w:val="000000"/>
     </w:rPr>
   </w:style>
   <w:style w:type="character" w:customStyle="1" w:styleId="DocumentationTok">
     <w:name w:val="DocumentationTok"/>
     <w:basedOn w:val="VerbatimChar"/>
     <w:rPr>
+      <w:rFonts w:ascii="Aptos" w:hAnsi="Aptos" w:eastAsia="Aptos"/>
       <w:i/>
-      <w:color w:val="ba2121"/>
+      <w:color w:val="000000"/>
     </w:rPr>
   </w:style>
   <w:style w:type="character" w:customStyle="1" w:styleId="AnnotationTok">
     <w:name w:val="AnnotationTok"/>
     <w:basedOn w:val="VerbatimChar"/>
     <w:rPr>
+      <w:rFonts w:ascii="Aptos" w:hAnsi="Aptos" w:eastAsia="Aptos"/>
       <w:b/>
       <w:i/>
-      <w:color w:val="60a0b0"/>
+      <w:color w:val="000000"/>
     </w:rPr>
   </w:style>
   <w:style w:type="character" w:customStyle="1" w:styleId="CommentVarTok">
     <w:name w:val="CommentVarTok"/>
     <w:basedOn w:val="VerbatimChar"/>
     <w:rPr>
+      <w:rFonts w:ascii="Aptos" w:hAnsi="Aptos" w:eastAsia="Aptos"/>
       <w:b/>
       <w:i/>
-      <w:color w:val="60a0b0"/>
+      <w:color w:val="000000"/>
     </w:rPr>
   </w:style>
   <w:style w:type="character" w:customStyle="1" w:styleId="OtherTok">
     <w:name w:val="OtherTok"/>
     <w:basedOn w:val="VerbatimChar"/>
     <w:rPr>
-      <w:color w:val="007020"/>
+      <w:rFonts w:ascii="Aptos" w:hAnsi="Aptos" w:eastAsia="Aptos"/>
+      <w:color w:val="000000"/>
     </w:rPr>
   </w:style>
   <w:style w:type="character" w:customStyle="1" w:styleId="FunctionTok">
     <w:name w:val="FunctionTok"/>
     <w:basedOn w:val="VerbatimChar"/>
     <w:rPr>
-      <w:color w:val="06287e"/>
+      <w:rFonts w:ascii="Aptos" w:hAnsi="Aptos" w:eastAsia="Aptos"/>
+      <w:color w:val="000000"/>
     </w:rPr>
   </w:style>
   <w:style w:type="character" w:customStyle="1" w:styleId="VariableTok">
     <w:name w:val="VariableTok"/>
     <w:basedOn w:val="VerbatimChar"/>
     <w:rPr>
-      <w:color w:val="19177c"/>
+      <w:rFonts w:ascii="Aptos" w:hAnsi="Aptos" w:eastAsia="Aptos"/>
+      <w:color w:val="000000"/>
     </w:rPr>
   </w:style>
   <w:style w:type="character" w:customStyle="1" w:styleId="ControlFlowTok">
     <w:name w:val="ControlFlowTok"/>
     <w:basedOn w:val="VerbatimChar"/>
     <w:rPr>
+      <w:rFonts w:ascii="Aptos" w:hAnsi="Aptos" w:eastAsia="Aptos"/>
       <w:b/>
-      <w:color w:val="007020"/>
+      <w:color w:val="000000"/>
     </w:rPr>
   </w:style>
   <w:style w:type="character" w:customStyle="1" w:styleId="OperatorTok">
     <w:name w:val="OperatorTok"/>
     <w:basedOn w:val="VerbatimChar"/>
     <w:rPr>
-      <w:color w:val="666666"/>
+      <w:rFonts w:ascii="Aptos" w:hAnsi="Aptos" w:eastAsia="Aptos"/>
+      <w:color w:val="000000"/>
     </w:rPr>
   </w:style>
   <w:style w:type="character" w:customStyle="1" w:styleId="BuiltInTok">
     <w:name w:val="BuiltInTok"/>
     <w:basedOn w:val="VerbatimChar"/>
     <w:rPr>
-      <w:color w:val="008000"/>
+      <w:rFonts w:ascii="Aptos" w:hAnsi="Aptos" w:eastAsia="Aptos"/>
+      <w:color w:val="000000"/>
     </w:rPr>
   </w:style>
   <w:style w:type="character" w:customStyle="1" w:styleId="ExtensionTok">
     <w:name w:val="ExtensionTok"/>
     <w:basedOn w:val="VerbatimChar"/>
-    <w:rPr/>
+    <w:rPr>
+      <w:rFonts w:ascii="Aptos" w:hAnsi="Aptos" w:eastAsia="Aptos"/>
+      <w:color w:val="000000"/>
+    </w:rPr>
   </w:style>
   <w:style w:type="character" w:customStyle="1" w:styleId="PreprocessorTok">
     <w:name w:val="PreprocessorTok"/>
     <w:basedOn w:val="VerbatimChar"/>
     <w:rPr>
-      <w:color w:val="bc7a00"/>
+      <w:rFonts w:ascii="Aptos" w:hAnsi="Aptos" w:eastAsia="Aptos"/>
+      <w:color w:val="000000"/>
     </w:rPr>
   </w:style>
   <w:style w:type="character" w:customStyle="1" w:styleId="AttributeTok">
     <w:name w:val="AttributeTok"/>
     <w:basedOn w:val="VerbatimChar"/>
     <w:rPr>
-      <w:color w:val="7d9029"/>
+      <w:rFonts w:ascii="Aptos" w:hAnsi="Aptos" w:eastAsia="Aptos"/>
+      <w:color w:val="000000"/>
     </w:rPr>
   </w:style>
   <w:style w:type="character" w:customStyle="1" w:styleId="RegionMarkerTok">
     <w:name w:val="RegionMarkerTok"/>
     <w:basedOn w:val="VerbatimChar"/>
-    <w:rPr/>
+    <w:rPr>
+      <w:rFonts w:ascii="Aptos" w:hAnsi="Aptos" w:eastAsia="Aptos"/>
+      <w:color w:val="000000"/>
+    </w:rPr>
   </w:style>
   <w:style w:type="character" w:customStyle="1" w:styleId="InformationTok">
     <w:name w:val="InformationTok"/>
     <w:basedOn w:val="VerbatimChar"/>
     <w:rPr>
+      <w:rFonts w:ascii="Aptos" w:hAnsi="Aptos" w:eastAsia="Aptos"/>
       <w:b/>
       <w:i/>
-      <w:color w:val="60a0b0"/>
+      <w:color w:val="000000"/>
     </w:rPr>
   </w:style>
   <w:style w:type="character" w:customStyle="1" w:styleId="WarningTok">
     <w:name w:val="WarningTok"/>
     <w:basedOn w:val="VerbatimChar"/>
     <w:rPr>
+      <w:rFonts w:ascii="Aptos" w:hAnsi="Aptos" w:eastAsia="Aptos"/>
       <w:b/>
       <w:i/>
-      <w:color w:val="60a0b0"/>
+      <w:color w:val="000000"/>
     </w:rPr>
   </w:style>
   <w:style w:type="character" w:customStyle="1" w:styleId="AlertTok">
     <w:name w:val="AlertTok"/>
     <w:basedOn w:val="VerbatimChar"/>
     <w:rPr>
+      <w:rFonts w:ascii="Aptos" w:hAnsi="Aptos" w:eastAsia="Aptos"/>
       <w:b/>
-      <w:color w:val="ff0000"/>
+      <w:color w:val="000000"/>
     </w:rPr>
   </w:style>
   <w:style w:type="character" w:customStyle="1" w:styleId="ErrorTok">
     <w:name w:val="ErrorTok"/>
     <w:basedOn w:val="VerbatimChar"/>
     <w:rPr>
+      <w:rFonts w:ascii="Aptos" w:hAnsi="Aptos" w:eastAsia="Aptos"/>
       <w:b/>
-      <w:color w:val="ff0000"/>
+      <w:color w:val="000000"/>
     </w:rPr>
   </w:style>
   <w:style w:type="character" w:customStyle="1" w:styleId="NormalTok">
     <w:name w:val="NormalTok"/>
     <w:basedOn w:val="VerbatimChar"/>
-    <w:rPr/>
+    <w:rPr>
+      <w:rFonts w:ascii="Aptos" w:hAnsi="Aptos" w:eastAsia="Aptos"/>
+      <w:color w:val="000000"/>
+    </w:rPr>
   </w:style>
 </w:styles>
 </file>
